--- a/documents/Michael Wester.docx
+++ b/documents/Michael Wester.docx
@@ -35,14 +35,6 @@
     </w:p>
     <w:p>
       <w:pPr>
-        <w:rPr>
-          <w:rFonts w:asciiTheme="minorHAnsi" w:eastAsia="Calibri" w:hAnsiTheme="minorHAnsi" w:cstheme="minorHAnsi"/>
-          <w:bCs/>
-        </w:rPr>
-      </w:pPr>
-    </w:p>
-    <w:p>
-      <w:pPr>
         <w:shd w:val="clear" w:color="auto" w:fill="FFFFFF"/>
         <w:spacing w:before="120" w:after="120"/>
         <w:jc w:val="center"/>
@@ -476,6 +468,7 @@
     </w:p>
     <w:p>
       <w:pPr>
+        <w:pStyle w:val="ListParagraph"/>
         <w:pBdr>
           <w:top w:val="none" w:sz="0" w:space="0" w:color="000000"/>
           <w:left w:val="none" w:sz="0" w:space="0" w:color="000000"/>
@@ -483,98 +476,7 @@
           <w:right w:val="none" w:sz="0" w:space="0" w:color="000000"/>
           <w:between w:val="none" w:sz="0" w:space="0" w:color="000000"/>
         </w:pBdr>
-        <w:tabs>
-          <w:tab w:val="right" w:pos="9360"/>
-          <w:tab w:val="right" w:pos="9720"/>
-        </w:tabs>
-        <w:rPr>
-          <w:rFonts w:asciiTheme="minorHAnsi" w:eastAsia="Calibri" w:hAnsiTheme="minorHAnsi" w:cstheme="minorHAnsi"/>
-          <w:bCs/>
-        </w:rPr>
-      </w:pPr>
-    </w:p>
-    <w:p>
-      <w:pPr>
         <w:shd w:val="clear" w:color="auto" w:fill="FFFFFF"/>
-        <w:tabs>
-          <w:tab w:val="right" w:pos="9720"/>
-        </w:tabs>
-        <w:rPr>
-          <w:rFonts w:asciiTheme="minorHAnsi" w:eastAsia="Calibri" w:hAnsiTheme="minorHAnsi" w:cstheme="minorHAnsi"/>
-          <w:bCs/>
-        </w:rPr>
-      </w:pPr>
-      <w:r>
-        <w:rPr>
-          <w:rFonts w:asciiTheme="minorHAnsi" w:eastAsia="Calibri" w:hAnsiTheme="minorHAnsi" w:cstheme="minorHAnsi"/>
-          <w:bCs/>
-        </w:rPr>
-        <w:t>Lead Engineer</w:t>
-      </w:r>
-      <w:r>
-        <w:rPr>
-          <w:rFonts w:asciiTheme="minorHAnsi" w:eastAsia="Calibri" w:hAnsiTheme="minorHAnsi" w:cstheme="minorHAnsi"/>
-          <w:bCs/>
-        </w:rPr>
-        <w:tab/>
-      </w:r>
-      <w:r>
-        <w:rPr>
-          <w:rFonts w:asciiTheme="minorHAnsi" w:eastAsia="Calibri" w:hAnsiTheme="minorHAnsi" w:cstheme="minorHAnsi"/>
-          <w:bCs/>
-        </w:rPr>
-        <w:t>Oct 2021 – Nov 2022</w:t>
-      </w:r>
-    </w:p>
-    <w:p>
-      <w:pPr>
-        <w:shd w:val="clear" w:color="auto" w:fill="FFFFFF"/>
-        <w:tabs>
-          <w:tab w:val="right" w:pos="9720"/>
-        </w:tabs>
-        <w:rPr>
-          <w:rFonts w:asciiTheme="minorHAnsi" w:eastAsia="Calibri" w:hAnsiTheme="minorHAnsi" w:cstheme="minorHAnsi"/>
-          <w:bCs/>
-        </w:rPr>
-      </w:pPr>
-      <w:r>
-        <w:rPr>
-          <w:rFonts w:asciiTheme="minorHAnsi" w:eastAsia="Calibri" w:hAnsiTheme="minorHAnsi" w:cstheme="minorHAnsi"/>
-          <w:bCs/>
-        </w:rPr>
-        <w:t>The Predictive Index</w:t>
-      </w:r>
-      <w:r>
-        <w:rPr>
-          <w:rFonts w:asciiTheme="minorHAnsi" w:eastAsia="Calibri" w:hAnsiTheme="minorHAnsi" w:cstheme="minorHAnsi"/>
-          <w:bCs/>
-        </w:rPr>
-        <w:tab/>
-      </w:r>
-      <w:r>
-        <w:rPr>
-          <w:rFonts w:asciiTheme="minorHAnsi" w:eastAsia="Calibri" w:hAnsiTheme="minorHAnsi" w:cstheme="minorHAnsi"/>
-          <w:bCs/>
-        </w:rPr>
-        <w:t>Remote</w:t>
-      </w:r>
-      <w:r>
-        <w:rPr>
-          <w:rFonts w:asciiTheme="minorHAnsi" w:eastAsia="Calibri" w:hAnsiTheme="minorHAnsi" w:cstheme="minorHAnsi"/>
-          <w:bCs/>
-        </w:rPr>
-        <w:t>, WI</w:t>
-      </w:r>
-    </w:p>
-    <w:p>
-      <w:pPr>
-        <w:pBdr>
-          <w:top w:val="none" w:sz="0" w:space="0" w:color="000000"/>
-          <w:left w:val="none" w:sz="0" w:space="0" w:color="000000"/>
-          <w:bottom w:val="none" w:sz="0" w:space="0" w:color="000000"/>
-          <w:right w:val="none" w:sz="0" w:space="0" w:color="000000"/>
-          <w:between w:val="none" w:sz="0" w:space="0" w:color="000000"/>
-        </w:pBdr>
         <w:tabs>
           <w:tab w:val="right" w:pos="9360"/>
           <w:tab w:val="right" w:pos="9720"/>
@@ -614,35 +516,7 @@
           <w:rFonts w:asciiTheme="minorHAnsi" w:eastAsia="Calibri" w:hAnsiTheme="minorHAnsi" w:cstheme="minorHAnsi"/>
           <w:bCs/>
         </w:rPr>
-        <w:t>T</w:t>
-      </w:r>
-      <w:r>
-        <w:rPr>
-          <w:rFonts w:asciiTheme="minorHAnsi" w:eastAsia="Calibri" w:hAnsiTheme="minorHAnsi" w:cstheme="minorHAnsi"/>
-          <w:bCs/>
-        </w:rPr>
-        <w:t>ransformation of Angular Materials and AG Grid into a more</w:t>
-      </w:r>
-      <w:r>
-        <w:rPr>
-          <w:rFonts w:asciiTheme="minorHAnsi" w:eastAsia="Calibri" w:hAnsiTheme="minorHAnsi" w:cstheme="minorHAnsi"/>
-          <w:bCs/>
-        </w:rPr>
-        <w:t xml:space="preserve"> </w:t>
-      </w:r>
-      <w:r>
-        <w:rPr>
-          <w:rFonts w:asciiTheme="minorHAnsi" w:eastAsia="Calibri" w:hAnsiTheme="minorHAnsi" w:cstheme="minorHAnsi"/>
-          <w:bCs/>
-        </w:rPr>
-        <w:t>standardized infrastructure</w:t>
-      </w:r>
-      <w:r>
-        <w:rPr>
-          <w:rFonts w:asciiTheme="minorHAnsi" w:eastAsia="Calibri" w:hAnsiTheme="minorHAnsi" w:cstheme="minorHAnsi"/>
-          <w:bCs/>
-        </w:rPr>
-        <w:t>.</w:t>
+        <w:t>Provide guidance and input to develop the best development practices.</w:t>
       </w:r>
     </w:p>
     <w:p>
@@ -674,54 +548,120 @@
           <w:rFonts w:asciiTheme="minorHAnsi" w:eastAsia="Calibri" w:hAnsiTheme="minorHAnsi" w:cstheme="minorHAnsi"/>
           <w:bCs/>
         </w:rPr>
-        <w:t xml:space="preserve">Implementation/Modification of </w:t>
-      </w:r>
-      <w:proofErr w:type="spellStart"/>
-      <w:r>
-        <w:rPr>
-          <w:rFonts w:asciiTheme="minorHAnsi" w:eastAsia="Calibri" w:hAnsiTheme="minorHAnsi" w:cstheme="minorHAnsi"/>
-          <w:bCs/>
-        </w:rPr>
-        <w:t>RESTFul</w:t>
-      </w:r>
-      <w:proofErr w:type="spellEnd"/>
-      <w:r>
-        <w:rPr>
-          <w:rFonts w:asciiTheme="minorHAnsi" w:eastAsia="Calibri" w:hAnsiTheme="minorHAnsi" w:cstheme="minorHAnsi"/>
-          <w:bCs/>
-        </w:rPr>
-        <w:t xml:space="preserve"> </w:t>
-      </w:r>
-      <w:proofErr w:type="gramStart"/>
-      <w:r>
-        <w:rPr>
-          <w:rFonts w:asciiTheme="minorHAnsi" w:eastAsia="Calibri" w:hAnsiTheme="minorHAnsi" w:cstheme="minorHAnsi"/>
-          <w:bCs/>
-        </w:rPr>
-        <w:t>API’s</w:t>
-      </w:r>
-      <w:proofErr w:type="gramEnd"/>
-      <w:r>
-        <w:rPr>
-          <w:rFonts w:asciiTheme="minorHAnsi" w:eastAsia="Calibri" w:hAnsiTheme="minorHAnsi" w:cstheme="minorHAnsi"/>
-          <w:bCs/>
-        </w:rPr>
-        <w:t xml:space="preserve"> </w:t>
-      </w:r>
-      <w:r>
-        <w:rPr>
-          <w:rFonts w:asciiTheme="minorHAnsi" w:eastAsia="Calibri" w:hAnsiTheme="minorHAnsi" w:cstheme="minorHAnsi"/>
-          <w:bCs/>
-        </w:rPr>
-        <w:t xml:space="preserve">to integrate new </w:t>
-      </w:r>
-      <w:r>
-        <w:rPr>
-          <w:rFonts w:asciiTheme="minorHAnsi" w:eastAsia="Calibri" w:hAnsiTheme="minorHAnsi" w:cstheme="minorHAnsi"/>
-          <w:bCs/>
-        </w:rPr>
-        <w:t>access control changes.</w:t>
-      </w:r>
+        <w:t>Collaborated on customer on-boarding process to expedite the process in the future.</w:t>
+      </w:r>
+    </w:p>
+    <w:p>
+      <w:pPr>
+        <w:pBdr>
+          <w:top w:val="none" w:sz="0" w:space="0" w:color="000000"/>
+          <w:left w:val="none" w:sz="0" w:space="0" w:color="000000"/>
+          <w:bottom w:val="none" w:sz="0" w:space="0" w:color="000000"/>
+          <w:right w:val="none" w:sz="0" w:space="0" w:color="000000"/>
+          <w:between w:val="none" w:sz="0" w:space="0" w:color="000000"/>
+        </w:pBdr>
+        <w:shd w:val="clear" w:color="auto" w:fill="FFFFFF"/>
+        <w:tabs>
+          <w:tab w:val="right" w:pos="9360"/>
+          <w:tab w:val="right" w:pos="9720"/>
+        </w:tabs>
+        <w:rPr>
+          <w:rFonts w:asciiTheme="minorHAnsi" w:eastAsia="Calibri" w:hAnsiTheme="minorHAnsi" w:cstheme="minorHAnsi"/>
+          <w:bCs/>
+        </w:rPr>
+      </w:pPr>
+    </w:p>
+    <w:p>
+      <w:pPr>
+        <w:shd w:val="clear" w:color="auto" w:fill="FFFFFF"/>
+        <w:tabs>
+          <w:tab w:val="right" w:pos="9720"/>
+        </w:tabs>
+        <w:rPr>
+          <w:rFonts w:asciiTheme="minorHAnsi" w:eastAsia="Calibri" w:hAnsiTheme="minorHAnsi" w:cstheme="minorHAnsi"/>
+          <w:bCs/>
+        </w:rPr>
+      </w:pPr>
+      <w:r>
+        <w:rPr>
+          <w:rFonts w:asciiTheme="minorHAnsi" w:eastAsia="Calibri" w:hAnsiTheme="minorHAnsi" w:cstheme="minorHAnsi"/>
+          <w:bCs/>
+        </w:rPr>
+        <w:t>Lead Engineer</w:t>
+      </w:r>
+      <w:r>
+        <w:rPr>
+          <w:rFonts w:asciiTheme="minorHAnsi" w:eastAsia="Calibri" w:hAnsiTheme="minorHAnsi" w:cstheme="minorHAnsi"/>
+          <w:bCs/>
+        </w:rPr>
+        <w:tab/>
+      </w:r>
+      <w:r>
+        <w:rPr>
+          <w:rFonts w:asciiTheme="minorHAnsi" w:eastAsia="Calibri" w:hAnsiTheme="minorHAnsi" w:cstheme="minorHAnsi"/>
+          <w:bCs/>
+        </w:rPr>
+        <w:t>Oct 2021 – Nov 2022</w:t>
+      </w:r>
+    </w:p>
+    <w:p>
+      <w:pPr>
+        <w:shd w:val="clear" w:color="auto" w:fill="FFFFFF"/>
+        <w:tabs>
+          <w:tab w:val="right" w:pos="9720"/>
+        </w:tabs>
+        <w:rPr>
+          <w:rFonts w:asciiTheme="minorHAnsi" w:eastAsia="Calibri" w:hAnsiTheme="minorHAnsi" w:cstheme="minorHAnsi"/>
+          <w:bCs/>
+        </w:rPr>
+      </w:pPr>
+      <w:r>
+        <w:rPr>
+          <w:rFonts w:asciiTheme="minorHAnsi" w:eastAsia="Calibri" w:hAnsiTheme="minorHAnsi" w:cstheme="minorHAnsi"/>
+          <w:bCs/>
+        </w:rPr>
+        <w:t>The Predictive Index</w:t>
+      </w:r>
+      <w:r>
+        <w:rPr>
+          <w:rFonts w:asciiTheme="minorHAnsi" w:eastAsia="Calibri" w:hAnsiTheme="minorHAnsi" w:cstheme="minorHAnsi"/>
+          <w:bCs/>
+        </w:rPr>
+        <w:tab/>
+      </w:r>
+      <w:r>
+        <w:rPr>
+          <w:rFonts w:asciiTheme="minorHAnsi" w:eastAsia="Calibri" w:hAnsiTheme="minorHAnsi" w:cstheme="minorHAnsi"/>
+          <w:bCs/>
+        </w:rPr>
+        <w:t>Remote</w:t>
+      </w:r>
+      <w:r>
+        <w:rPr>
+          <w:rFonts w:asciiTheme="minorHAnsi" w:eastAsia="Calibri" w:hAnsiTheme="minorHAnsi" w:cstheme="minorHAnsi"/>
+          <w:bCs/>
+        </w:rPr>
+        <w:t>, WI</w:t>
+      </w:r>
+    </w:p>
+    <w:p>
+      <w:pPr>
+        <w:pBdr>
+          <w:top w:val="none" w:sz="0" w:space="0" w:color="000000"/>
+          <w:left w:val="none" w:sz="0" w:space="0" w:color="000000"/>
+          <w:bottom w:val="none" w:sz="0" w:space="0" w:color="000000"/>
+          <w:right w:val="none" w:sz="0" w:space="0" w:color="000000"/>
+          <w:between w:val="none" w:sz="0" w:space="0" w:color="000000"/>
+        </w:pBdr>
+        <w:tabs>
+          <w:tab w:val="right" w:pos="9360"/>
+          <w:tab w:val="right" w:pos="9720"/>
+        </w:tabs>
+        <w:rPr>
+          <w:rFonts w:asciiTheme="minorHAnsi" w:eastAsia="Calibri" w:hAnsiTheme="minorHAnsi" w:cstheme="minorHAnsi"/>
+          <w:bCs/>
+        </w:rPr>
+      </w:pPr>
     </w:p>
     <w:p>
       <w:pPr>
@@ -752,6 +692,144 @@
           <w:rFonts w:asciiTheme="minorHAnsi" w:eastAsia="Calibri" w:hAnsiTheme="minorHAnsi" w:cstheme="minorHAnsi"/>
           <w:bCs/>
         </w:rPr>
+        <w:t>T</w:t>
+      </w:r>
+      <w:r>
+        <w:rPr>
+          <w:rFonts w:asciiTheme="minorHAnsi" w:eastAsia="Calibri" w:hAnsiTheme="minorHAnsi" w:cstheme="minorHAnsi"/>
+          <w:bCs/>
+        </w:rPr>
+        <w:t>ransformation of Angular Materials and AG Grid into a more</w:t>
+      </w:r>
+      <w:r>
+        <w:rPr>
+          <w:rFonts w:asciiTheme="minorHAnsi" w:eastAsia="Calibri" w:hAnsiTheme="minorHAnsi" w:cstheme="minorHAnsi"/>
+          <w:bCs/>
+        </w:rPr>
+        <w:t xml:space="preserve"> </w:t>
+      </w:r>
+      <w:r>
+        <w:rPr>
+          <w:rFonts w:asciiTheme="minorHAnsi" w:eastAsia="Calibri" w:hAnsiTheme="minorHAnsi" w:cstheme="minorHAnsi"/>
+          <w:bCs/>
+        </w:rPr>
+        <w:t>standardized infrastructure</w:t>
+      </w:r>
+      <w:r>
+        <w:rPr>
+          <w:rFonts w:asciiTheme="minorHAnsi" w:eastAsia="Calibri" w:hAnsiTheme="minorHAnsi" w:cstheme="minorHAnsi"/>
+          <w:bCs/>
+        </w:rPr>
+        <w:t>.</w:t>
+      </w:r>
+    </w:p>
+    <w:p>
+      <w:pPr>
+        <w:pStyle w:val="ListParagraph"/>
+        <w:numPr>
+          <w:ilvl w:val="0"/>
+          <w:numId w:val="6"/>
+        </w:numPr>
+        <w:pBdr>
+          <w:top w:val="none" w:sz="0" w:space="0" w:color="000000"/>
+          <w:left w:val="none" w:sz="0" w:space="0" w:color="000000"/>
+          <w:bottom w:val="none" w:sz="0" w:space="0" w:color="000000"/>
+          <w:right w:val="none" w:sz="0" w:space="0" w:color="000000"/>
+          <w:between w:val="none" w:sz="0" w:space="0" w:color="000000"/>
+        </w:pBdr>
+        <w:shd w:val="clear" w:color="auto" w:fill="FFFFFF"/>
+        <w:tabs>
+          <w:tab w:val="right" w:pos="9360"/>
+          <w:tab w:val="right" w:pos="9720"/>
+        </w:tabs>
+        <w:rPr>
+          <w:rFonts w:asciiTheme="minorHAnsi" w:eastAsia="Calibri" w:hAnsiTheme="minorHAnsi" w:cstheme="minorHAnsi"/>
+          <w:bCs/>
+        </w:rPr>
+      </w:pPr>
+      <w:r>
+        <w:rPr>
+          <w:rFonts w:asciiTheme="minorHAnsi" w:eastAsia="Calibri" w:hAnsiTheme="minorHAnsi" w:cstheme="minorHAnsi"/>
+          <w:bCs/>
+        </w:rPr>
+        <w:t xml:space="preserve">Implementation/Modification of </w:t>
+      </w:r>
+      <w:proofErr w:type="spellStart"/>
+      <w:r>
+        <w:rPr>
+          <w:rFonts w:asciiTheme="minorHAnsi" w:eastAsia="Calibri" w:hAnsiTheme="minorHAnsi" w:cstheme="minorHAnsi"/>
+          <w:bCs/>
+        </w:rPr>
+        <w:t>RESTFul</w:t>
+      </w:r>
+      <w:proofErr w:type="spellEnd"/>
+      <w:r>
+        <w:rPr>
+          <w:rFonts w:asciiTheme="minorHAnsi" w:eastAsia="Calibri" w:hAnsiTheme="minorHAnsi" w:cstheme="minorHAnsi"/>
+          <w:bCs/>
+        </w:rPr>
+        <w:t xml:space="preserve"> </w:t>
+      </w:r>
+      <w:proofErr w:type="gramStart"/>
+      <w:r>
+        <w:rPr>
+          <w:rFonts w:asciiTheme="minorHAnsi" w:eastAsia="Calibri" w:hAnsiTheme="minorHAnsi" w:cstheme="minorHAnsi"/>
+          <w:bCs/>
+        </w:rPr>
+        <w:t>API’s</w:t>
+      </w:r>
+      <w:proofErr w:type="gramEnd"/>
+      <w:r>
+        <w:rPr>
+          <w:rFonts w:asciiTheme="minorHAnsi" w:eastAsia="Calibri" w:hAnsiTheme="minorHAnsi" w:cstheme="minorHAnsi"/>
+          <w:bCs/>
+        </w:rPr>
+        <w:t xml:space="preserve"> </w:t>
+      </w:r>
+      <w:r>
+        <w:rPr>
+          <w:rFonts w:asciiTheme="minorHAnsi" w:eastAsia="Calibri" w:hAnsiTheme="minorHAnsi" w:cstheme="minorHAnsi"/>
+          <w:bCs/>
+        </w:rPr>
+        <w:t xml:space="preserve">to integrate new </w:t>
+      </w:r>
+      <w:r>
+        <w:rPr>
+          <w:rFonts w:asciiTheme="minorHAnsi" w:eastAsia="Calibri" w:hAnsiTheme="minorHAnsi" w:cstheme="minorHAnsi"/>
+          <w:bCs/>
+        </w:rPr>
+        <w:t>access control changes.</w:t>
+      </w:r>
+    </w:p>
+    <w:p>
+      <w:pPr>
+        <w:pStyle w:val="ListParagraph"/>
+        <w:numPr>
+          <w:ilvl w:val="0"/>
+          <w:numId w:val="6"/>
+        </w:numPr>
+        <w:pBdr>
+          <w:top w:val="none" w:sz="0" w:space="0" w:color="000000"/>
+          <w:left w:val="none" w:sz="0" w:space="0" w:color="000000"/>
+          <w:bottom w:val="none" w:sz="0" w:space="0" w:color="000000"/>
+          <w:right w:val="none" w:sz="0" w:space="0" w:color="000000"/>
+          <w:between w:val="none" w:sz="0" w:space="0" w:color="000000"/>
+        </w:pBdr>
+        <w:shd w:val="clear" w:color="auto" w:fill="FFFFFF"/>
+        <w:tabs>
+          <w:tab w:val="right" w:pos="9360"/>
+          <w:tab w:val="right" w:pos="9720"/>
+        </w:tabs>
+        <w:rPr>
+          <w:rFonts w:asciiTheme="minorHAnsi" w:eastAsia="Calibri" w:hAnsiTheme="minorHAnsi" w:cstheme="minorHAnsi"/>
+          <w:bCs/>
+        </w:rPr>
+      </w:pPr>
+      <w:r>
+        <w:rPr>
+          <w:rFonts w:asciiTheme="minorHAnsi" w:eastAsia="Calibri" w:hAnsiTheme="minorHAnsi" w:cstheme="minorHAnsi"/>
+          <w:bCs/>
+        </w:rPr>
         <w:t>S</w:t>
       </w:r>
       <w:r>
@@ -1310,7 +1388,7 @@
           <w:rFonts w:asciiTheme="minorHAnsi" w:eastAsia="Calibri" w:hAnsiTheme="minorHAnsi" w:cstheme="minorHAnsi"/>
           <w:bCs/>
         </w:rPr>
-        <w:t>Successfully launched the flagship Single Page Application (SPA) built with Angular within a remarkably short timeframe of under a year.</w:t>
+        <w:t>Successfully launched the flagship Single Page Application (SPA)</w:t>
       </w:r>
     </w:p>
     <w:p>
@@ -1350,7 +1428,6 @@
           <w:rFonts w:asciiTheme="minorHAnsi" w:eastAsia="Calibri" w:hAnsiTheme="minorHAnsi" w:cstheme="minorHAnsi"/>
           <w:bCs/>
         </w:rPr>
-        <w:lastRenderedPageBreak/>
         <w:t>Software Engineer - Team Lead</w:t>
       </w:r>
       <w:r>
@@ -2198,8 +2275,12 @@
       </w:r>
     </w:p>
     <w:sectPr>
-      <w:headerReference w:type="default" r:id="rId9"/>
-      <w:footerReference w:type="default" r:id="rId10"/>
+      <w:headerReference w:type="even" r:id="rId9"/>
+      <w:headerReference w:type="default" r:id="rId10"/>
+      <w:footerReference w:type="even" r:id="rId11"/>
+      <w:footerReference w:type="default" r:id="rId12"/>
+      <w:headerReference w:type="first" r:id="rId13"/>
+      <w:footerReference w:type="first" r:id="rId14"/>
       <w:pgSz w:w="12240" w:h="15840"/>
       <w:pgMar w:top="1296" w:right="1152" w:bottom="1296" w:left="1152" w:header="432" w:footer="432" w:gutter="0"/>
       <w:pgNumType w:start="1"/>
@@ -2232,6 +2313,16 @@
 <w:ftr xmlns:wpc="http://schemas.microsoft.com/office/word/2010/wordprocessingCanvas" xmlns:cx="http://schemas.microsoft.com/office/drawing/2014/chartex" xmlns:cx1="http://schemas.microsoft.com/office/drawing/2015/9/8/chartex" xmlns:cx2="http://schemas.microsoft.com/office/drawing/2015/10/21/chartex" xmlns:cx3="http://schemas.microsoft.com/office/drawing/2016/5/9/chartex" xmlns:cx4="http://schemas.microsoft.com/office/drawing/2016/5/10/chartex" xmlns:cx5="http://schemas.microsoft.com/office/drawing/2016/5/11/chartex" xmlns:cx6="http://schemas.microsoft.com/office/drawing/2016/5/12/chartex" xmlns:cx7="http://schemas.microsoft.com/office/drawing/2016/5/13/chartex" xmlns:cx8="http://schemas.microsoft.com/office/drawing/2016/5/14/chartex" xmlns:mc="http://schemas.openxmlformats.org/markup-compatibility/2006" xmlns:aink="http://schemas.microsoft.com/office/drawing/2016/ink" xmlns:am3d="http://schemas.microsoft.com/office/drawing/2017/model3d" xmlns:o="urn:schemas-microsoft-com:office:office" xmlns:oel="http://schemas.microsoft.com/office/2019/extlst" xmlns:r="http://schemas.openxmlformats.org/officeDocument/2006/relationships" xmlns:m="http://schemas.openxmlformats.org/officeDocument/2006/math" xmlns:v="urn:schemas-microsoft-com:vml" xmlns:wp14="http://schemas.microsoft.com/office/word/2010/wordprocessingDrawing" xmlns:wp="http://schemas.openxmlformats.org/drawingml/2006/wordprocessingDrawing" xmlns:w10="urn:schemas-microsoft-com:office:word" xmlns:w="http://schemas.openxmlformats.org/wordprocessingml/2006/main" xmlns:w14="http://schemas.microsoft.com/office/word/2010/wordml" xmlns:w15="http://schemas.microsoft.com/office/word/2012/wordml" xmlns:w16cex="http://schemas.microsoft.com/office/word/2018/wordml/cex" xmlns:w16cid="http://schemas.microsoft.com/office/word/2016/wordml/cid" xmlns:w16="http://schemas.microsoft.com/office/word/2018/wordml" xmlns:w16sdtdh="http://schemas.microsoft.com/office/word/2020/wordml/sdtdatahash" xmlns:w16se="http://schemas.microsoft.com/office/word/2015/wordml/symex" xmlns:wpg="http://schemas.microsoft.com/office/word/2010/wordprocessingGroup" xmlns:wpi="http://schemas.microsoft.com/office/word/2010/wordprocessingInk" xmlns:wne="http://schemas.microsoft.com/office/word/2006/wordml" xmlns:wps="http://schemas.microsoft.com/office/word/2010/wordprocessingShape" mc:Ignorable="w14 w15 w16se w16cid w16 w16cex w16sdtdh wp14">
   <w:p>
     <w:pPr>
+      <w:pStyle w:val="Footer"/>
+    </w:pPr>
+  </w:p>
+</w:ftr>
+</file>
+
+<file path=word/footer2.xml><?xml version="1.0" encoding="utf-8"?>
+<w:ftr xmlns:wpc="http://schemas.microsoft.com/office/word/2010/wordprocessingCanvas" xmlns:cx="http://schemas.microsoft.com/office/drawing/2014/chartex" xmlns:cx1="http://schemas.microsoft.com/office/drawing/2015/9/8/chartex" xmlns:cx2="http://schemas.microsoft.com/office/drawing/2015/10/21/chartex" xmlns:cx3="http://schemas.microsoft.com/office/drawing/2016/5/9/chartex" xmlns:cx4="http://schemas.microsoft.com/office/drawing/2016/5/10/chartex" xmlns:cx5="http://schemas.microsoft.com/office/drawing/2016/5/11/chartex" xmlns:cx6="http://schemas.microsoft.com/office/drawing/2016/5/12/chartex" xmlns:cx7="http://schemas.microsoft.com/office/drawing/2016/5/13/chartex" xmlns:cx8="http://schemas.microsoft.com/office/drawing/2016/5/14/chartex" xmlns:mc="http://schemas.openxmlformats.org/markup-compatibility/2006" xmlns:aink="http://schemas.microsoft.com/office/drawing/2016/ink" xmlns:am3d="http://schemas.microsoft.com/office/drawing/2017/model3d" xmlns:o="urn:schemas-microsoft-com:office:office" xmlns:oel="http://schemas.microsoft.com/office/2019/extlst" xmlns:r="http://schemas.openxmlformats.org/officeDocument/2006/relationships" xmlns:m="http://schemas.openxmlformats.org/officeDocument/2006/math" xmlns:v="urn:schemas-microsoft-com:vml" xmlns:wp14="http://schemas.microsoft.com/office/word/2010/wordprocessingDrawing" xmlns:wp="http://schemas.openxmlformats.org/drawingml/2006/wordprocessingDrawing" xmlns:w10="urn:schemas-microsoft-com:office:word" xmlns:w="http://schemas.openxmlformats.org/wordprocessingml/2006/main" xmlns:w14="http://schemas.microsoft.com/office/word/2010/wordml" xmlns:w15="http://schemas.microsoft.com/office/word/2012/wordml" xmlns:w16cex="http://schemas.microsoft.com/office/word/2018/wordml/cex" xmlns:w16cid="http://schemas.microsoft.com/office/word/2016/wordml/cid" xmlns:w16="http://schemas.microsoft.com/office/word/2018/wordml" xmlns:w16sdtdh="http://schemas.microsoft.com/office/word/2020/wordml/sdtdatahash" xmlns:w16se="http://schemas.microsoft.com/office/word/2015/wordml/symex" xmlns:wpg="http://schemas.microsoft.com/office/word/2010/wordprocessingGroup" xmlns:wpi="http://schemas.microsoft.com/office/word/2010/wordprocessingInk" xmlns:wne="http://schemas.microsoft.com/office/word/2006/wordml" xmlns:wps="http://schemas.microsoft.com/office/word/2010/wordprocessingShape" mc:Ignorable="w14 w15 w16se w16cid w16 w16cex w16sdtdh wp14">
+  <w:p>
+    <w:pPr>
       <w:tabs>
         <w:tab w:val="right" w:pos="9020"/>
       </w:tabs>
@@ -2239,6 +2330,16 @@
       <w:rPr>
         <w:rFonts w:ascii="Helvetica Neue" w:eastAsia="Helvetica Neue" w:hAnsi="Helvetica Neue" w:cs="Helvetica Neue"/>
       </w:rPr>
+    </w:pPr>
+  </w:p>
+</w:ftr>
+</file>
+
+<file path=word/footer3.xml><?xml version="1.0" encoding="utf-8"?>
+<w:ftr xmlns:wpc="http://schemas.microsoft.com/office/word/2010/wordprocessingCanvas" xmlns:cx="http://schemas.microsoft.com/office/drawing/2014/chartex" xmlns:cx1="http://schemas.microsoft.com/office/drawing/2015/9/8/chartex" xmlns:cx2="http://schemas.microsoft.com/office/drawing/2015/10/21/chartex" xmlns:cx3="http://schemas.microsoft.com/office/drawing/2016/5/9/chartex" xmlns:cx4="http://schemas.microsoft.com/office/drawing/2016/5/10/chartex" xmlns:cx5="http://schemas.microsoft.com/office/drawing/2016/5/11/chartex" xmlns:cx6="http://schemas.microsoft.com/office/drawing/2016/5/12/chartex" xmlns:cx7="http://schemas.microsoft.com/office/drawing/2016/5/13/chartex" xmlns:cx8="http://schemas.microsoft.com/office/drawing/2016/5/14/chartex" xmlns:mc="http://schemas.openxmlformats.org/markup-compatibility/2006" xmlns:aink="http://schemas.microsoft.com/office/drawing/2016/ink" xmlns:am3d="http://schemas.microsoft.com/office/drawing/2017/model3d" xmlns:o="urn:schemas-microsoft-com:office:office" xmlns:oel="http://schemas.microsoft.com/office/2019/extlst" xmlns:r="http://schemas.openxmlformats.org/officeDocument/2006/relationships" xmlns:m="http://schemas.openxmlformats.org/officeDocument/2006/math" xmlns:v="urn:schemas-microsoft-com:vml" xmlns:wp14="http://schemas.microsoft.com/office/word/2010/wordprocessingDrawing" xmlns:wp="http://schemas.openxmlformats.org/drawingml/2006/wordprocessingDrawing" xmlns:w10="urn:schemas-microsoft-com:office:word" xmlns:w="http://schemas.openxmlformats.org/wordprocessingml/2006/main" xmlns:w14="http://schemas.microsoft.com/office/word/2010/wordml" xmlns:w15="http://schemas.microsoft.com/office/word/2012/wordml" xmlns:w16cex="http://schemas.microsoft.com/office/word/2018/wordml/cex" xmlns:w16cid="http://schemas.microsoft.com/office/word/2016/wordml/cid" xmlns:w16="http://schemas.microsoft.com/office/word/2018/wordml" xmlns:w16sdtdh="http://schemas.microsoft.com/office/word/2020/wordml/sdtdatahash" xmlns:w16se="http://schemas.microsoft.com/office/word/2015/wordml/symex" xmlns:wpg="http://schemas.microsoft.com/office/word/2010/wordprocessingGroup" xmlns:wpi="http://schemas.microsoft.com/office/word/2010/wordprocessingInk" xmlns:wne="http://schemas.microsoft.com/office/word/2006/wordml" xmlns:wps="http://schemas.microsoft.com/office/word/2010/wordprocessingShape" mc:Ignorable="w14 w15 w16se w16cid w16 w16cex w16sdtdh wp14">
+  <w:p>
+    <w:pPr>
+      <w:pStyle w:val="Footer"/>
     </w:pPr>
   </w:p>
 </w:ftr>
@@ -2267,6 +2368,16 @@
 <w:hdr xmlns:wpc="http://schemas.microsoft.com/office/word/2010/wordprocessingCanvas" xmlns:cx="http://schemas.microsoft.com/office/drawing/2014/chartex" xmlns:cx1="http://schemas.microsoft.com/office/drawing/2015/9/8/chartex" xmlns:cx2="http://schemas.microsoft.com/office/drawing/2015/10/21/chartex" xmlns:cx3="http://schemas.microsoft.com/office/drawing/2016/5/9/chartex" xmlns:cx4="http://schemas.microsoft.com/office/drawing/2016/5/10/chartex" xmlns:cx5="http://schemas.microsoft.com/office/drawing/2016/5/11/chartex" xmlns:cx6="http://schemas.microsoft.com/office/drawing/2016/5/12/chartex" xmlns:cx7="http://schemas.microsoft.com/office/drawing/2016/5/13/chartex" xmlns:cx8="http://schemas.microsoft.com/office/drawing/2016/5/14/chartex" xmlns:mc="http://schemas.openxmlformats.org/markup-compatibility/2006" xmlns:aink="http://schemas.microsoft.com/office/drawing/2016/ink" xmlns:am3d="http://schemas.microsoft.com/office/drawing/2017/model3d" xmlns:o="urn:schemas-microsoft-com:office:office" xmlns:oel="http://schemas.microsoft.com/office/2019/extlst" xmlns:r="http://schemas.openxmlformats.org/officeDocument/2006/relationships" xmlns:m="http://schemas.openxmlformats.org/officeDocument/2006/math" xmlns:v="urn:schemas-microsoft-com:vml" xmlns:wp14="http://schemas.microsoft.com/office/word/2010/wordprocessingDrawing" xmlns:wp="http://schemas.openxmlformats.org/drawingml/2006/wordprocessingDrawing" xmlns:w10="urn:schemas-microsoft-com:office:word" xmlns:w="http://schemas.openxmlformats.org/wordprocessingml/2006/main" xmlns:w14="http://schemas.microsoft.com/office/word/2010/wordml" xmlns:w15="http://schemas.microsoft.com/office/word/2012/wordml" xmlns:w16cex="http://schemas.microsoft.com/office/word/2018/wordml/cex" xmlns:w16cid="http://schemas.microsoft.com/office/word/2016/wordml/cid" xmlns:w16="http://schemas.microsoft.com/office/word/2018/wordml" xmlns:w16sdtdh="http://schemas.microsoft.com/office/word/2020/wordml/sdtdatahash" xmlns:w16se="http://schemas.microsoft.com/office/word/2015/wordml/symex" xmlns:wpg="http://schemas.microsoft.com/office/word/2010/wordprocessingGroup" xmlns:wpi="http://schemas.microsoft.com/office/word/2010/wordprocessingInk" xmlns:wne="http://schemas.microsoft.com/office/word/2006/wordml" xmlns:wps="http://schemas.microsoft.com/office/word/2010/wordprocessingShape" mc:Ignorable="w14 w15 w16se w16cid w16 w16cex w16sdtdh wp14">
   <w:p>
     <w:pPr>
+      <w:pStyle w:val="Header"/>
+    </w:pPr>
+  </w:p>
+</w:hdr>
+</file>
+
+<file path=word/header2.xml><?xml version="1.0" encoding="utf-8"?>
+<w:hdr xmlns:wpc="http://schemas.microsoft.com/office/word/2010/wordprocessingCanvas" xmlns:cx="http://schemas.microsoft.com/office/drawing/2014/chartex" xmlns:cx1="http://schemas.microsoft.com/office/drawing/2015/9/8/chartex" xmlns:cx2="http://schemas.microsoft.com/office/drawing/2015/10/21/chartex" xmlns:cx3="http://schemas.microsoft.com/office/drawing/2016/5/9/chartex" xmlns:cx4="http://schemas.microsoft.com/office/drawing/2016/5/10/chartex" xmlns:cx5="http://schemas.microsoft.com/office/drawing/2016/5/11/chartex" xmlns:cx6="http://schemas.microsoft.com/office/drawing/2016/5/12/chartex" xmlns:cx7="http://schemas.microsoft.com/office/drawing/2016/5/13/chartex" xmlns:cx8="http://schemas.microsoft.com/office/drawing/2016/5/14/chartex" xmlns:mc="http://schemas.openxmlformats.org/markup-compatibility/2006" xmlns:aink="http://schemas.microsoft.com/office/drawing/2016/ink" xmlns:am3d="http://schemas.microsoft.com/office/drawing/2017/model3d" xmlns:o="urn:schemas-microsoft-com:office:office" xmlns:oel="http://schemas.microsoft.com/office/2019/extlst" xmlns:r="http://schemas.openxmlformats.org/officeDocument/2006/relationships" xmlns:m="http://schemas.openxmlformats.org/officeDocument/2006/math" xmlns:v="urn:schemas-microsoft-com:vml" xmlns:wp14="http://schemas.microsoft.com/office/word/2010/wordprocessingDrawing" xmlns:wp="http://schemas.openxmlformats.org/drawingml/2006/wordprocessingDrawing" xmlns:w10="urn:schemas-microsoft-com:office:word" xmlns:w="http://schemas.openxmlformats.org/wordprocessingml/2006/main" xmlns:w14="http://schemas.microsoft.com/office/word/2010/wordml" xmlns:w15="http://schemas.microsoft.com/office/word/2012/wordml" xmlns:w16cex="http://schemas.microsoft.com/office/word/2018/wordml/cex" xmlns:w16cid="http://schemas.microsoft.com/office/word/2016/wordml/cid" xmlns:w16="http://schemas.microsoft.com/office/word/2018/wordml" xmlns:w16sdtdh="http://schemas.microsoft.com/office/word/2020/wordml/sdtdatahash" xmlns:w16se="http://schemas.microsoft.com/office/word/2015/wordml/symex" xmlns:wpg="http://schemas.microsoft.com/office/word/2010/wordprocessingGroup" xmlns:wpi="http://schemas.microsoft.com/office/word/2010/wordprocessingInk" xmlns:wne="http://schemas.microsoft.com/office/word/2006/wordml" xmlns:wps="http://schemas.microsoft.com/office/word/2010/wordprocessingShape" mc:Ignorable="w14 w15 w16se w16cid w16 w16cex w16sdtdh wp14">
+  <w:p>
+    <w:pPr>
       <w:shd w:val="clear" w:color="auto" w:fill="FFFFFF"/>
       <w:jc w:val="center"/>
       <w:rPr>
@@ -2331,6 +2442,24 @@
         <w:szCs w:val="20"/>
       </w:rPr>
       <w:t>mike-wester.github.io</w:t>
+    </w:r>
+    <w:r>
+      <w:rPr>
+        <w:rFonts w:ascii="Arial" w:eastAsia="Arial" w:hAnsi="Arial" w:cs="Arial"/>
+        <w:color w:val="333333"/>
+        <w:sz w:val="20"/>
+        <w:szCs w:val="20"/>
+      </w:rPr>
+      <w:t xml:space="preserve"> | </w:t>
+    </w:r>
+    <w:r>
+      <w:rPr>
+        <w:rFonts w:ascii="Arial" w:eastAsia="Arial" w:hAnsi="Arial" w:cs="Arial"/>
+        <w:color w:val="333333"/>
+        <w:sz w:val="20"/>
+        <w:szCs w:val="20"/>
+      </w:rPr>
+      <w:t>linkedin.com/in/wester-michael/</w:t>
     </w:r>
   </w:p>
   <w:p>
@@ -2343,6 +2472,16 @@
         <w:sz w:val="17"/>
         <w:szCs w:val="17"/>
       </w:rPr>
+    </w:pPr>
+  </w:p>
+</w:hdr>
+</file>
+
+<file path=word/header3.xml><?xml version="1.0" encoding="utf-8"?>
+<w:hdr xmlns:wpc="http://schemas.microsoft.com/office/word/2010/wordprocessingCanvas" xmlns:cx="http://schemas.microsoft.com/office/drawing/2014/chartex" xmlns:cx1="http://schemas.microsoft.com/office/drawing/2015/9/8/chartex" xmlns:cx2="http://schemas.microsoft.com/office/drawing/2015/10/21/chartex" xmlns:cx3="http://schemas.microsoft.com/office/drawing/2016/5/9/chartex" xmlns:cx4="http://schemas.microsoft.com/office/drawing/2016/5/10/chartex" xmlns:cx5="http://schemas.microsoft.com/office/drawing/2016/5/11/chartex" xmlns:cx6="http://schemas.microsoft.com/office/drawing/2016/5/12/chartex" xmlns:cx7="http://schemas.microsoft.com/office/drawing/2016/5/13/chartex" xmlns:cx8="http://schemas.microsoft.com/office/drawing/2016/5/14/chartex" xmlns:mc="http://schemas.openxmlformats.org/markup-compatibility/2006" xmlns:aink="http://schemas.microsoft.com/office/drawing/2016/ink" xmlns:am3d="http://schemas.microsoft.com/office/drawing/2017/model3d" xmlns:o="urn:schemas-microsoft-com:office:office" xmlns:oel="http://schemas.microsoft.com/office/2019/extlst" xmlns:r="http://schemas.openxmlformats.org/officeDocument/2006/relationships" xmlns:m="http://schemas.openxmlformats.org/officeDocument/2006/math" xmlns:v="urn:schemas-microsoft-com:vml" xmlns:wp14="http://schemas.microsoft.com/office/word/2010/wordprocessingDrawing" xmlns:wp="http://schemas.openxmlformats.org/drawingml/2006/wordprocessingDrawing" xmlns:w10="urn:schemas-microsoft-com:office:word" xmlns:w="http://schemas.openxmlformats.org/wordprocessingml/2006/main" xmlns:w14="http://schemas.microsoft.com/office/word/2010/wordml" xmlns:w15="http://schemas.microsoft.com/office/word/2012/wordml" xmlns:w16cex="http://schemas.microsoft.com/office/word/2018/wordml/cex" xmlns:w16cid="http://schemas.microsoft.com/office/word/2016/wordml/cid" xmlns:w16="http://schemas.microsoft.com/office/word/2018/wordml" xmlns:w16sdtdh="http://schemas.microsoft.com/office/word/2020/wordml/sdtdatahash" xmlns:w16se="http://schemas.microsoft.com/office/word/2015/wordml/symex" xmlns:wpg="http://schemas.microsoft.com/office/word/2010/wordprocessingGroup" xmlns:wpi="http://schemas.microsoft.com/office/word/2010/wordprocessingInk" xmlns:wne="http://schemas.microsoft.com/office/word/2006/wordml" xmlns:wps="http://schemas.microsoft.com/office/word/2010/wordprocessingShape" mc:Ignorable="w14 w15 w16se w16cid w16 w16cex w16sdtdh wp14">
+  <w:p>
+    <w:pPr>
+      <w:pStyle w:val="Header"/>
     </w:pPr>
   </w:p>
 </w:hdr>
@@ -5727,28 +5866,28 @@
 </file>
 
 <file path=customXml/item1.xml><?xml version="1.0" encoding="utf-8"?>
+<b:Sources xmlns:b="http://schemas.openxmlformats.org/officeDocument/2006/bibliography" xmlns="http://schemas.openxmlformats.org/officeDocument/2006/bibliography" SelectedStyle="/APASixthEditionOfficeOnline.xsl" StyleName="APA" Version="6"/>
+</file>
+
+<file path=customXml/item2.xml><?xml version="1.0" encoding="utf-8"?>
 <go:gDocsCustomXmlDataStorage xmlns:go="http://customooxmlschemas.google.com/" xmlns:r="http://schemas.openxmlformats.org/officeDocument/2006/relationships">
   <go:docsCustomData xmlns:go="http://customooxmlschemas.google.com/" roundtripDataSignature="AMtx7mixa6C8CXp7n35u42Wkhwu8BjxIcw==">AMUW2mU0Ul7H1enkqs1LZ+h4uanGmu/pTEgpn0O9H8yc/FhzoqPpQQEBmpJe6H/NC2fdxgldqgzGQbRwATGgdoNwX4IdF51S8nIKEW4XGisrvgvIkudY5AjJ0GPUa9KyiL8L3OWx8JLI</go:docsCustomData>
 </go:gDocsCustomXmlDataStorage>
 </file>
 
-<file path=customXml/item2.xml><?xml version="1.0" encoding="utf-8"?>
-<b:Sources xmlns:b="http://schemas.openxmlformats.org/officeDocument/2006/bibliography" xmlns="http://schemas.openxmlformats.org/officeDocument/2006/bibliography" SelectedStyle="/APASixthEditionOfficeOnline.xsl" StyleName="APA" Version="6"/>
+<file path=customXml/itemProps1.xml><?xml version="1.0" encoding="utf-8"?>
+<ds:datastoreItem xmlns:ds="http://schemas.openxmlformats.org/officeDocument/2006/customXml" ds:itemID="{5C97994B-3059-DD48-9CDD-AFB7341E25DB}">
+  <ds:schemaRefs>
+    <ds:schemaRef ds:uri="http://schemas.openxmlformats.org/officeDocument/2006/bibliography"/>
+  </ds:schemaRefs>
+</ds:datastoreItem>
 </file>
 
-<file path=customXml/itemProps1.xml><?xml version="1.0" encoding="utf-8"?>
+<file path=customXml/itemProps2.xml><?xml version="1.0" encoding="utf-8"?>
 <ds:datastoreItem xmlns:ds="http://schemas.openxmlformats.org/officeDocument/2006/customXml" ds:itemID="{11111111-1234-1234-1234-123412341234}">
   <ds:schemaRefs>
     <ds:schemaRef ds:uri="http://customooxmlschemas.google.com/"/>
     <ds:schemaRef ds:uri="http://schemas.openxmlformats.org/officeDocument/2006/relationships"/>
   </ds:schemaRefs>
 </ds:datastoreItem>
-</file>
-
-<file path=customXml/itemProps2.xml><?xml version="1.0" encoding="utf-8"?>
-<ds:datastoreItem xmlns:ds="http://schemas.openxmlformats.org/officeDocument/2006/customXml" ds:itemID="{5C97994B-3059-DD48-9CDD-AFB7341E25DB}">
-  <ds:schemaRefs>
-    <ds:schemaRef ds:uri="http://schemas.openxmlformats.org/officeDocument/2006/bibliography"/>
-  </ds:schemaRefs>
-</ds:datastoreItem>
 </file>
--- a/documents/Michael Wester.docx
+++ b/documents/Michael Wester.docx
@@ -810,17 +810,15 @@
           <w:lang w:val="en-US"/>
         </w:rPr>
       </w:pPr>
-      <w:proofErr w:type="spellStart"/>
-      <w:r>
-        <w:rPr>
-          <w:rFonts w:asciiTheme="majorHAnsi" w:hAnsiTheme="majorHAnsi" w:cstheme="majorHAnsi"/>
-          <w:sz w:val="22"/>
-          <w:szCs w:val="22"/>
-          <w:lang w:val="en-US"/>
-        </w:rPr>
-        <w:t>Forcasting</w:t>
-      </w:r>
-      <w:proofErr w:type="spellEnd"/>
+      <w:r>
+        <w:rPr>
+          <w:rFonts w:asciiTheme="majorHAnsi" w:hAnsiTheme="majorHAnsi" w:cstheme="majorHAnsi"/>
+          <w:sz w:val="22"/>
+          <w:szCs w:val="22"/>
+          <w:lang w:val="en-US"/>
+        </w:rPr>
+        <w:t>Forecasting</w:t>
+      </w:r>
       <w:r>
         <w:rPr>
           <w:rFonts w:asciiTheme="majorHAnsi" w:hAnsiTheme="majorHAnsi" w:cstheme="majorHAnsi"/>

--- a/documents/Michael Wester.docx
+++ b/documents/Michael Wester.docx
@@ -43,7 +43,6 @@
             <w:r>
               <w:rPr>
                 <w:rFonts w:asciiTheme="majorHAnsi" w:hAnsiTheme="majorHAnsi" w:cstheme="majorHAnsi"/>
-                <w:lang w:val="en-US"/>
               </w:rPr>
               <w:t>Grafton</w:t>
             </w:r>
@@ -56,7 +55,6 @@
             <w:r>
               <w:rPr>
                 <w:rFonts w:asciiTheme="majorHAnsi" w:hAnsiTheme="majorHAnsi" w:cstheme="majorHAnsi"/>
-                <w:lang w:val="en-US"/>
               </w:rPr>
               <w:t>Wisconsin</w:t>
             </w:r>
@@ -71,7 +69,6 @@
                 <w:rPr>
                   <w:rStyle w:val="Hyperlink"/>
                   <w:rFonts w:asciiTheme="majorHAnsi" w:hAnsiTheme="majorHAnsi" w:cstheme="majorHAnsi"/>
-                  <w:lang w:val="en-US"/>
                 </w:rPr>
                 <w:t>mpwester@gmail.com</w:t>
               </w:r>
@@ -99,7 +96,6 @@
               <w:jc w:val="center"/>
               <w:rPr>
                 <w:rFonts w:asciiTheme="majorHAnsi" w:hAnsiTheme="majorHAnsi" w:cstheme="majorHAnsi"/>
-                <w:lang w:val="en-US"/>
               </w:rPr>
             </w:pPr>
             <w:r>
@@ -107,7 +103,6 @@
                 <w:rFonts w:asciiTheme="majorHAnsi" w:hAnsiTheme="majorHAnsi" w:cstheme="majorHAnsi"/>
                 <w:sz w:val="48"/>
                 <w:szCs w:val="48"/>
-                <w:lang w:val="en-US"/>
               </w:rPr>
               <w:t>Michael Wester</w:t>
             </w:r>
@@ -181,7 +176,6 @@
           <w:color w:val="auto"/>
           <w:sz w:val="22"/>
           <w:szCs w:val="22"/>
-          <w:lang w:val="en-US"/>
         </w:rPr>
       </w:pPr>
       <w:r>
@@ -191,7 +185,6 @@
           <w:color w:val="auto"/>
           <w:sz w:val="22"/>
           <w:szCs w:val="22"/>
-          <w:lang w:val="en-US"/>
         </w:rPr>
         <w:t xml:space="preserve">13 years of experience in crafting innovative solutions across various domains. My expertise lies in spearheading the development of greenfield full-stack applications, pioneering new standalone frontend SPAs/PWAs, architecting RESTful APIs, and designing microservice-based backend infrastructures. Additionally, I'm well-versed in the intricacies of </w:t>
       </w:r>
@@ -203,7 +196,6 @@
           <w:color w:val="auto"/>
           <w:sz w:val="22"/>
           <w:szCs w:val="22"/>
-          <w:lang w:val="en-US"/>
         </w:rPr>
         <w:t>microfrontend</w:t>
       </w:r>
@@ -215,7 +207,6 @@
           <w:color w:val="auto"/>
           <w:sz w:val="22"/>
           <w:szCs w:val="22"/>
-          <w:lang w:val="en-US"/>
         </w:rPr>
         <w:t>-based architectures, continuously exploring new paradigms to enhance system scalability and flexibility.</w:t>
       </w:r>
@@ -242,6 +233,8 @@
         </w:rPr>
         <w:t>Work Experience</w:t>
       </w:r>
+      <w:bookmarkStart w:id="0" w:name="_5jnocwoa0dvd" w:colFirst="0" w:colLast="0"/>
+      <w:bookmarkEnd w:id="0"/>
     </w:p>
     <w:p>
       <w:pPr>
@@ -265,7 +258,7 @@
           <w:rFonts w:asciiTheme="minorHAnsi" w:eastAsia="Calibri" w:hAnsiTheme="minorHAnsi" w:cstheme="minorHAnsi"/>
           <w:bCs/>
         </w:rPr>
-        <w:t>Senior Consultant</w:t>
+        <w:t>Software Engineering Team Lead</w:t>
       </w:r>
       <w:r>
         <w:rPr>
@@ -274,12 +267,21 @@
         </w:rPr>
         <w:tab/>
       </w:r>
+      <w:proofErr w:type="gramStart"/>
       <w:r>
         <w:rPr>
           <w:rFonts w:asciiTheme="majorHAnsi" w:hAnsiTheme="majorHAnsi" w:cstheme="majorHAnsi"/>
           <w:b/>
         </w:rPr>
-        <w:t>Sparq</w:t>
+        <w:t>The</w:t>
+      </w:r>
+      <w:proofErr w:type="gramEnd"/>
+      <w:r>
+        <w:rPr>
+          <w:rFonts w:asciiTheme="majorHAnsi" w:hAnsiTheme="majorHAnsi" w:cstheme="majorHAnsi"/>
+          <w:b/>
+        </w:rPr>
+        <w:t xml:space="preserve"> Predictive Index</w:t>
       </w:r>
       <w:r>
         <w:rPr>
@@ -292,7 +294,7 @@
           <w:rFonts w:asciiTheme="majorHAnsi" w:hAnsiTheme="majorHAnsi" w:cstheme="majorHAnsi"/>
           <w:b/>
         </w:rPr>
-        <w:t>Jan 2024 – Feb 2024</w:t>
+        <w:t>Oct 2021 – Nov 2022</w:t>
       </w:r>
     </w:p>
     <w:p>
@@ -311,17 +313,15 @@
           <w:rFonts w:asciiTheme="majorHAnsi" w:hAnsiTheme="majorHAnsi" w:cstheme="majorHAnsi"/>
           <w:sz w:val="22"/>
           <w:szCs w:val="22"/>
-          <w:lang w:val="en-US"/>
-        </w:rPr>
-      </w:pPr>
-      <w:r>
-        <w:rPr>
-          <w:rFonts w:asciiTheme="majorHAnsi" w:hAnsiTheme="majorHAnsi" w:cstheme="majorHAnsi"/>
-          <w:sz w:val="22"/>
-          <w:szCs w:val="22"/>
-          <w:lang w:val="en-US"/>
-        </w:rPr>
-        <w:t>.Net Practice</w:t>
+        </w:rPr>
+      </w:pPr>
+      <w:r>
+        <w:rPr>
+          <w:rFonts w:asciiTheme="majorHAnsi" w:hAnsiTheme="majorHAnsi" w:cstheme="majorHAnsi"/>
+          <w:sz w:val="22"/>
+          <w:szCs w:val="22"/>
+        </w:rPr>
+        <w:t>User Experience</w:t>
       </w:r>
       <w:r>
         <w:rPr>
@@ -338,14 +338,6 @@
           <w:szCs w:val="22"/>
         </w:rPr>
         <w:tab/>
-      </w:r>
-      <w:r>
-        <w:rPr>
-          <w:rFonts w:asciiTheme="majorHAnsi" w:hAnsiTheme="majorHAnsi" w:cstheme="majorHAnsi"/>
-          <w:sz w:val="22"/>
-          <w:szCs w:val="22"/>
-          <w:lang w:val="en-US"/>
-        </w:rPr>
         <w:t>Greater Milwaukee Area</w:t>
       </w:r>
       <w:r>
@@ -353,7 +345,6 @@
           <w:rFonts w:asciiTheme="majorHAnsi" w:hAnsiTheme="majorHAnsi" w:cstheme="majorHAnsi"/>
           <w:sz w:val="22"/>
           <w:szCs w:val="22"/>
-          <w:lang w:val="en-US"/>
         </w:rPr>
         <w:t>, WI</w:t>
       </w:r>
@@ -395,7 +386,31 @@
           <w:sz w:val="22"/>
           <w:szCs w:val="22"/>
         </w:rPr>
-        <w:t>Provide guidance and input to develop the best development practices.</w:t>
+        <w:t>Creation of NPM UX library utilizing</w:t>
+      </w:r>
+      <w:r>
+        <w:rPr>
+          <w:rFonts w:asciiTheme="majorHAnsi" w:hAnsiTheme="majorHAnsi" w:cstheme="majorHAnsi"/>
+          <w:sz w:val="22"/>
+          <w:szCs w:val="22"/>
+        </w:rPr>
+        <w:t xml:space="preserve"> Angular Materials and AG Grid </w:t>
+      </w:r>
+      <w:r>
+        <w:rPr>
+          <w:rFonts w:asciiTheme="majorHAnsi" w:hAnsiTheme="majorHAnsi" w:cstheme="majorHAnsi"/>
+          <w:sz w:val="22"/>
+          <w:szCs w:val="22"/>
+        </w:rPr>
+        <w:t>for</w:t>
+      </w:r>
+      <w:r>
+        <w:rPr>
+          <w:rFonts w:asciiTheme="majorHAnsi" w:hAnsiTheme="majorHAnsi" w:cstheme="majorHAnsi"/>
+          <w:sz w:val="22"/>
+          <w:szCs w:val="22"/>
+        </w:rPr>
+        <w:t xml:space="preserve"> a more standardized infrastructure.</w:t>
       </w:r>
     </w:p>
     <w:p>
@@ -421,7 +436,59 @@
           <w:sz w:val="22"/>
           <w:szCs w:val="22"/>
         </w:rPr>
-        <w:t>Collaborated on customer on-boarding process to expedite the process in the future.</w:t>
+        <w:t>Implementation/Modification of RESTFul API’s to integrate new access control changes.</w:t>
+      </w:r>
+    </w:p>
+    <w:p>
+      <w:pPr>
+        <w:numPr>
+          <w:ilvl w:val="0"/>
+          <w:numId w:val="1"/>
+        </w:numPr>
+        <w:tabs>
+          <w:tab w:val="left" w:pos="720"/>
+          <w:tab w:val="left" w:pos="1440"/>
+          <w:tab w:val="left" w:pos="2160"/>
+        </w:tabs>
+        <w:rPr>
+          <w:rFonts w:asciiTheme="majorHAnsi" w:hAnsiTheme="majorHAnsi" w:cstheme="majorHAnsi"/>
+          <w:sz w:val="22"/>
+          <w:szCs w:val="22"/>
+        </w:rPr>
+      </w:pPr>
+      <w:r>
+        <w:rPr>
+          <w:rFonts w:asciiTheme="majorHAnsi" w:hAnsiTheme="majorHAnsi" w:cstheme="majorHAnsi"/>
+          <w:sz w:val="22"/>
+          <w:szCs w:val="22"/>
+        </w:rPr>
+        <w:t>Setup/Creation of the initial library project, leveraging AngularCLI to streamline the process.</w:t>
+      </w:r>
+    </w:p>
+    <w:p>
+      <w:pPr>
+        <w:numPr>
+          <w:ilvl w:val="0"/>
+          <w:numId w:val="1"/>
+        </w:numPr>
+        <w:tabs>
+          <w:tab w:val="left" w:pos="720"/>
+          <w:tab w:val="left" w:pos="1440"/>
+          <w:tab w:val="left" w:pos="2160"/>
+        </w:tabs>
+        <w:rPr>
+          <w:rFonts w:asciiTheme="majorHAnsi" w:hAnsiTheme="majorHAnsi" w:cstheme="majorHAnsi"/>
+          <w:sz w:val="22"/>
+          <w:szCs w:val="22"/>
+        </w:rPr>
+      </w:pPr>
+      <w:r>
+        <w:rPr>
+          <w:rFonts w:asciiTheme="majorHAnsi" w:hAnsiTheme="majorHAnsi" w:cstheme="majorHAnsi"/>
+          <w:sz w:val="22"/>
+          <w:szCs w:val="22"/>
+        </w:rPr>
+        <w:t>Manage 3 direct reports.</w:t>
       </w:r>
     </w:p>
     <w:p>
@@ -441,8 +508,6 @@
           <w:bCs/>
         </w:rPr>
       </w:pPr>
-      <w:bookmarkStart w:id="0" w:name="_5jnocwoa0dvd" w:colFirst="0" w:colLast="0"/>
-      <w:bookmarkEnd w:id="0"/>
     </w:p>
     <w:p>
       <w:pPr>
@@ -465,9 +530,8 @@
         <w:rPr>
           <w:rFonts w:asciiTheme="minorHAnsi" w:eastAsia="Calibri" w:hAnsiTheme="minorHAnsi" w:cstheme="minorHAnsi"/>
           <w:bCs/>
-          <w:lang w:val="en-US"/>
-        </w:rPr>
-        <w:t>Software Engineering Team Lead</w:t>
+        </w:rPr>
+        <w:t>Software Engineer II</w:t>
       </w:r>
       <w:r>
         <w:rPr>
@@ -476,36 +540,27 @@
         </w:rPr>
         <w:tab/>
       </w:r>
-      <w:proofErr w:type="gramStart"/>
+      <w:proofErr w:type="spellStart"/>
       <w:r>
         <w:rPr>
           <w:rFonts w:asciiTheme="majorHAnsi" w:hAnsiTheme="majorHAnsi" w:cstheme="majorHAnsi"/>
           <w:b/>
-          <w:lang w:val="en-US"/>
-        </w:rPr>
-        <w:t>The</w:t>
-      </w:r>
-      <w:proofErr w:type="gramEnd"/>
+        </w:rPr>
+        <w:t>goPuff</w:t>
+      </w:r>
+      <w:proofErr w:type="spellEnd"/>
+      <w:r>
+        <w:rPr>
+          <w:rFonts w:asciiTheme="majorHAnsi" w:hAnsiTheme="majorHAnsi" w:cstheme="majorHAnsi"/>
+        </w:rPr>
+        <w:tab/>
+      </w:r>
       <w:r>
         <w:rPr>
           <w:rFonts w:asciiTheme="majorHAnsi" w:hAnsiTheme="majorHAnsi" w:cstheme="majorHAnsi"/>
           <w:b/>
-          <w:lang w:val="en-US"/>
-        </w:rPr>
-        <w:t xml:space="preserve"> Predictive Index</w:t>
-      </w:r>
-      <w:r>
-        <w:rPr>
-          <w:rFonts w:asciiTheme="majorHAnsi" w:hAnsiTheme="majorHAnsi" w:cstheme="majorHAnsi"/>
-        </w:rPr>
-        <w:tab/>
-      </w:r>
-      <w:r>
-        <w:rPr>
-          <w:rFonts w:asciiTheme="majorHAnsi" w:hAnsiTheme="majorHAnsi" w:cstheme="majorHAnsi"/>
-          <w:b/>
-        </w:rPr>
-        <w:t>Oct 2021 – Nov 2022</w:t>
+        </w:rPr>
+        <w:t>Feb 2021 – Oct 2021</w:t>
       </w:r>
     </w:p>
     <w:p>
@@ -524,17 +579,15 @@
           <w:rFonts w:asciiTheme="majorHAnsi" w:hAnsiTheme="majorHAnsi" w:cstheme="majorHAnsi"/>
           <w:sz w:val="22"/>
           <w:szCs w:val="22"/>
-          <w:lang w:val="en-US"/>
-        </w:rPr>
-      </w:pPr>
-      <w:r>
-        <w:rPr>
-          <w:rFonts w:asciiTheme="majorHAnsi" w:hAnsiTheme="majorHAnsi" w:cstheme="majorHAnsi"/>
-          <w:sz w:val="22"/>
-          <w:szCs w:val="22"/>
-          <w:lang w:val="en-US"/>
-        </w:rPr>
-        <w:t>User Experience</w:t>
+        </w:rPr>
+      </w:pPr>
+      <w:r>
+        <w:rPr>
+          <w:rFonts w:asciiTheme="majorHAnsi" w:hAnsiTheme="majorHAnsi" w:cstheme="majorHAnsi"/>
+          <w:sz w:val="22"/>
+          <w:szCs w:val="22"/>
+        </w:rPr>
+        <w:t>Forecasting</w:t>
       </w:r>
       <w:r>
         <w:rPr>
@@ -551,24 +604,7 @@
           <w:szCs w:val="22"/>
         </w:rPr>
         <w:tab/>
-      </w:r>
-      <w:r>
-        <w:rPr>
-          <w:rFonts w:asciiTheme="majorHAnsi" w:hAnsiTheme="majorHAnsi" w:cstheme="majorHAnsi"/>
-          <w:sz w:val="22"/>
-          <w:szCs w:val="22"/>
-          <w:lang w:val="en-US"/>
-        </w:rPr>
-        <w:t>Greater Milwaukee Area</w:t>
-      </w:r>
-      <w:r>
-        <w:rPr>
-          <w:rFonts w:asciiTheme="majorHAnsi" w:hAnsiTheme="majorHAnsi" w:cstheme="majorHAnsi"/>
-          <w:sz w:val="22"/>
-          <w:szCs w:val="22"/>
-          <w:lang w:val="en-US"/>
-        </w:rPr>
-        <w:t>, WI</w:t>
+        <w:t>Greater Milwaukee Area, WI</w:t>
       </w:r>
     </w:p>
     <w:p>
@@ -607,34 +643,24 @@
           <w:rFonts w:asciiTheme="majorHAnsi" w:hAnsiTheme="majorHAnsi" w:cstheme="majorHAnsi"/>
           <w:sz w:val="22"/>
           <w:szCs w:val="22"/>
-          <w:lang w:val="en-US"/>
-        </w:rPr>
-        <w:t>Creation of NPM UX library utilizing</w:t>
-      </w:r>
-      <w:r>
-        <w:rPr>
-          <w:rFonts w:asciiTheme="majorHAnsi" w:hAnsiTheme="majorHAnsi" w:cstheme="majorHAnsi"/>
-          <w:sz w:val="22"/>
-          <w:szCs w:val="22"/>
-        </w:rPr>
-        <w:t xml:space="preserve"> Angular Materials and AG Grid </w:t>
-      </w:r>
-      <w:r>
-        <w:rPr>
-          <w:rFonts w:asciiTheme="majorHAnsi" w:hAnsiTheme="majorHAnsi" w:cstheme="majorHAnsi"/>
-          <w:sz w:val="22"/>
-          <w:szCs w:val="22"/>
-          <w:lang w:val="en-US"/>
-        </w:rPr>
-        <w:t>for</w:t>
-      </w:r>
-      <w:r>
-        <w:rPr>
-          <w:rFonts w:asciiTheme="majorHAnsi" w:hAnsiTheme="majorHAnsi" w:cstheme="majorHAnsi"/>
-          <w:sz w:val="22"/>
-          <w:szCs w:val="22"/>
-        </w:rPr>
-        <w:t xml:space="preserve"> a more standardized infrastructure.</w:t>
+        </w:rPr>
+        <w:t xml:space="preserve">Automated current reporting process improving end user efficiency by over </w:t>
+      </w:r>
+      <w:r>
+        <w:rPr>
+          <w:rFonts w:asciiTheme="majorHAnsi" w:hAnsiTheme="majorHAnsi" w:cstheme="majorHAnsi"/>
+          <w:sz w:val="22"/>
+          <w:szCs w:val="22"/>
+        </w:rPr>
+        <w:t>500</w:t>
+      </w:r>
+      <w:r>
+        <w:rPr>
+          <w:rFonts w:asciiTheme="majorHAnsi" w:hAnsiTheme="majorHAnsi" w:cstheme="majorHAnsi"/>
+          <w:sz w:val="22"/>
+          <w:szCs w:val="22"/>
+        </w:rPr>
+        <w:t>%.</w:t>
       </w:r>
     </w:p>
     <w:p>
@@ -660,7 +686,7 @@
           <w:sz w:val="22"/>
           <w:szCs w:val="22"/>
         </w:rPr>
-        <w:t>Implementation/Modification of RESTFul API’s to integrate new access control changes.</w:t>
+        <w:t>Creation/Release of a cutting-edge web application built on React, elevating user experience.</w:t>
       </w:r>
     </w:p>
     <w:p>
@@ -686,34 +712,23 @@
           <w:sz w:val="22"/>
           <w:szCs w:val="22"/>
         </w:rPr>
-        <w:t>Setup/Creation of the initial library project, leveraging AngularCLI to streamline the process.</w:t>
-      </w:r>
-    </w:p>
-    <w:p>
-      <w:pPr>
-        <w:numPr>
-          <w:ilvl w:val="0"/>
-          <w:numId w:val="1"/>
-        </w:numPr>
-        <w:tabs>
-          <w:tab w:val="left" w:pos="720"/>
-          <w:tab w:val="left" w:pos="1440"/>
-          <w:tab w:val="left" w:pos="2160"/>
-        </w:tabs>
-        <w:rPr>
-          <w:rFonts w:asciiTheme="majorHAnsi" w:hAnsiTheme="majorHAnsi" w:cstheme="majorHAnsi"/>
-          <w:sz w:val="22"/>
-          <w:szCs w:val="22"/>
-        </w:rPr>
-      </w:pPr>
-      <w:r>
-        <w:rPr>
-          <w:rFonts w:asciiTheme="majorHAnsi" w:hAnsiTheme="majorHAnsi" w:cstheme="majorHAnsi"/>
-          <w:sz w:val="22"/>
-          <w:szCs w:val="22"/>
-          <w:lang w:val="en-US"/>
-        </w:rPr>
-        <w:t>Manage 3 direct reports.</w:t>
+        <w:t xml:space="preserve">Development of new RESTful APIs, </w:t>
+      </w:r>
+      <w:r>
+        <w:rPr>
+          <w:rFonts w:asciiTheme="majorHAnsi" w:hAnsiTheme="majorHAnsi" w:cstheme="majorHAnsi"/>
+          <w:sz w:val="22"/>
+          <w:szCs w:val="22"/>
+        </w:rPr>
+        <w:t>utilizing</w:t>
+      </w:r>
+      <w:r>
+        <w:rPr>
+          <w:rFonts w:asciiTheme="majorHAnsi" w:hAnsiTheme="majorHAnsi" w:cstheme="majorHAnsi"/>
+          <w:sz w:val="22"/>
+          <w:szCs w:val="22"/>
+        </w:rPr>
+        <w:t xml:space="preserve"> GraphQL to enhance efficiency and flexibility in data querying.</w:t>
       </w:r>
     </w:p>
     <w:p>
@@ -731,7 +746,6 @@
         <w:rPr>
           <w:rFonts w:asciiTheme="minorHAnsi" w:eastAsia="Calibri" w:hAnsiTheme="minorHAnsi" w:cstheme="minorHAnsi"/>
           <w:bCs/>
-          <w:lang w:val="en-US"/>
         </w:rPr>
       </w:pPr>
     </w:p>
@@ -748,48 +762,10 @@
           <w:tab w:val="left" w:pos="2160"/>
         </w:tabs>
         <w:rPr>
-          <w:rFonts w:asciiTheme="majorHAnsi" w:hAnsiTheme="majorHAnsi" w:cstheme="majorHAnsi"/>
-          <w:b/>
-        </w:rPr>
-      </w:pPr>
-      <w:r>
-        <w:rPr>
           <w:rFonts w:asciiTheme="minorHAnsi" w:eastAsia="Calibri" w:hAnsiTheme="minorHAnsi" w:cstheme="minorHAnsi"/>
           <w:bCs/>
-          <w:lang w:val="en-US"/>
-        </w:rPr>
-        <w:t>Software Engineer II</w:t>
-      </w:r>
-      <w:r>
-        <w:rPr>
-          <w:rFonts w:asciiTheme="majorHAnsi" w:hAnsiTheme="majorHAnsi" w:cstheme="majorHAnsi"/>
-          <w:b/>
-        </w:rPr>
-        <w:tab/>
-      </w:r>
-      <w:proofErr w:type="spellStart"/>
-      <w:r>
-        <w:rPr>
-          <w:rFonts w:asciiTheme="majorHAnsi" w:hAnsiTheme="majorHAnsi" w:cstheme="majorHAnsi"/>
-          <w:b/>
-          <w:lang w:val="en-US"/>
-        </w:rPr>
-        <w:t>goPuff</w:t>
-      </w:r>
-      <w:proofErr w:type="spellEnd"/>
-      <w:r>
-        <w:rPr>
-          <w:rFonts w:asciiTheme="majorHAnsi" w:hAnsiTheme="majorHAnsi" w:cstheme="majorHAnsi"/>
-        </w:rPr>
-        <w:tab/>
-      </w:r>
-      <w:r>
-        <w:rPr>
-          <w:rFonts w:asciiTheme="majorHAnsi" w:hAnsiTheme="majorHAnsi" w:cstheme="majorHAnsi"/>
-          <w:b/>
-        </w:rPr>
-        <w:t>Feb 2021 – Oct 2021</w:t>
-      </w:r>
+        </w:rPr>
+      </w:pPr>
     </w:p>
     <w:p>
       <w:pPr>
@@ -805,179 +781,44 @@
         </w:tabs>
         <w:rPr>
           <w:rFonts w:asciiTheme="majorHAnsi" w:hAnsiTheme="majorHAnsi" w:cstheme="majorHAnsi"/>
-          <w:sz w:val="22"/>
-          <w:szCs w:val="22"/>
-          <w:lang w:val="en-US"/>
-        </w:rPr>
-      </w:pPr>
-      <w:r>
-        <w:rPr>
-          <w:rFonts w:asciiTheme="majorHAnsi" w:hAnsiTheme="majorHAnsi" w:cstheme="majorHAnsi"/>
-          <w:sz w:val="22"/>
-          <w:szCs w:val="22"/>
-          <w:lang w:val="en-US"/>
-        </w:rPr>
-        <w:t>Forecasting</w:t>
-      </w:r>
-      <w:r>
-        <w:rPr>
-          <w:rFonts w:asciiTheme="majorHAnsi" w:hAnsiTheme="majorHAnsi" w:cstheme="majorHAnsi"/>
-          <w:sz w:val="22"/>
-          <w:szCs w:val="22"/>
+          <w:b/>
+        </w:rPr>
+      </w:pPr>
+      <w:r>
+        <w:rPr>
+          <w:rFonts w:asciiTheme="minorHAnsi" w:eastAsia="Calibri" w:hAnsiTheme="minorHAnsi" w:cstheme="minorHAnsi"/>
+          <w:bCs/>
+        </w:rPr>
+        <w:t>Senior Software Engineer</w:t>
+      </w:r>
+      <w:r>
+        <w:rPr>
+          <w:rFonts w:asciiTheme="majorHAnsi" w:hAnsiTheme="majorHAnsi" w:cstheme="majorHAnsi"/>
+          <w:b/>
         </w:rPr>
         <w:tab/>
       </w:r>
-      <w:r>
-        <w:rPr>
-          <w:rFonts w:asciiTheme="majorHAnsi" w:hAnsiTheme="majorHAnsi" w:cstheme="majorHAnsi"/>
-          <w:sz w:val="22"/>
-          <w:szCs w:val="22"/>
+      <w:proofErr w:type="spellStart"/>
+      <w:r>
+        <w:rPr>
+          <w:rFonts w:asciiTheme="majorHAnsi" w:hAnsiTheme="majorHAnsi" w:cstheme="majorHAnsi"/>
+          <w:b/>
+        </w:rPr>
+        <w:t>InvestCloud</w:t>
+      </w:r>
+      <w:proofErr w:type="spellEnd"/>
+      <w:r>
+        <w:rPr>
+          <w:rFonts w:asciiTheme="majorHAnsi" w:hAnsiTheme="majorHAnsi" w:cstheme="majorHAnsi"/>
         </w:rPr>
         <w:tab/>
       </w:r>
       <w:r>
         <w:rPr>
           <w:rFonts w:asciiTheme="majorHAnsi" w:hAnsiTheme="majorHAnsi" w:cstheme="majorHAnsi"/>
-          <w:sz w:val="22"/>
-          <w:szCs w:val="22"/>
-          <w:lang w:val="en-US"/>
-        </w:rPr>
-        <w:t>Greater Milwaukee Area</w:t>
-      </w:r>
-      <w:r>
-        <w:rPr>
-          <w:rFonts w:asciiTheme="majorHAnsi" w:hAnsiTheme="majorHAnsi" w:cstheme="majorHAnsi"/>
-          <w:sz w:val="22"/>
-          <w:szCs w:val="22"/>
-          <w:lang w:val="en-US"/>
-        </w:rPr>
-        <w:t>, WI</w:t>
-      </w:r>
-    </w:p>
-    <w:p>
-      <w:pPr>
-        <w:tabs>
-          <w:tab w:val="left" w:pos="720"/>
-          <w:tab w:val="left" w:pos="1440"/>
-          <w:tab w:val="left" w:pos="2160"/>
-        </w:tabs>
-        <w:rPr>
-          <w:rFonts w:asciiTheme="majorHAnsi" w:hAnsiTheme="majorHAnsi" w:cstheme="majorHAnsi"/>
-          <w:sz w:val="22"/>
-          <w:szCs w:val="22"/>
-        </w:rPr>
-      </w:pPr>
-    </w:p>
-    <w:p>
-      <w:pPr>
-        <w:numPr>
-          <w:ilvl w:val="0"/>
-          <w:numId w:val="1"/>
-        </w:numPr>
-        <w:tabs>
-          <w:tab w:val="left" w:pos="720"/>
-          <w:tab w:val="left" w:pos="1440"/>
-          <w:tab w:val="left" w:pos="2160"/>
-        </w:tabs>
-        <w:rPr>
-          <w:rFonts w:asciiTheme="majorHAnsi" w:hAnsiTheme="majorHAnsi" w:cstheme="majorHAnsi"/>
-          <w:sz w:val="22"/>
-          <w:szCs w:val="22"/>
-        </w:rPr>
-      </w:pPr>
-      <w:r>
-        <w:rPr>
-          <w:rFonts w:asciiTheme="majorHAnsi" w:hAnsiTheme="majorHAnsi" w:cstheme="majorHAnsi"/>
-          <w:sz w:val="22"/>
-          <w:szCs w:val="22"/>
-        </w:rPr>
-        <w:t xml:space="preserve">Automated current reporting process improving end user efficiency by over </w:t>
-      </w:r>
-      <w:r>
-        <w:rPr>
-          <w:rFonts w:asciiTheme="majorHAnsi" w:hAnsiTheme="majorHAnsi" w:cstheme="majorHAnsi"/>
-          <w:sz w:val="22"/>
-          <w:szCs w:val="22"/>
-          <w:lang w:val="en-US"/>
-        </w:rPr>
-        <w:t>500</w:t>
-      </w:r>
-      <w:r>
-        <w:rPr>
-          <w:rFonts w:asciiTheme="majorHAnsi" w:hAnsiTheme="majorHAnsi" w:cstheme="majorHAnsi"/>
-          <w:sz w:val="22"/>
-          <w:szCs w:val="22"/>
-        </w:rPr>
-        <w:t>%.</w:t>
-      </w:r>
-    </w:p>
-    <w:p>
-      <w:pPr>
-        <w:numPr>
-          <w:ilvl w:val="0"/>
-          <w:numId w:val="1"/>
-        </w:numPr>
-        <w:tabs>
-          <w:tab w:val="left" w:pos="720"/>
-          <w:tab w:val="left" w:pos="1440"/>
-          <w:tab w:val="left" w:pos="2160"/>
-        </w:tabs>
-        <w:rPr>
-          <w:rFonts w:asciiTheme="majorHAnsi" w:hAnsiTheme="majorHAnsi" w:cstheme="majorHAnsi"/>
-          <w:sz w:val="22"/>
-          <w:szCs w:val="22"/>
-        </w:rPr>
-      </w:pPr>
-      <w:r>
-        <w:rPr>
-          <w:rFonts w:asciiTheme="majorHAnsi" w:hAnsiTheme="majorHAnsi" w:cstheme="majorHAnsi"/>
-          <w:sz w:val="22"/>
-          <w:szCs w:val="22"/>
-        </w:rPr>
-        <w:t>Creation/Release of a cutting-edge web application built on React, elevating user experience.</w:t>
-      </w:r>
-    </w:p>
-    <w:p>
-      <w:pPr>
-        <w:numPr>
-          <w:ilvl w:val="0"/>
-          <w:numId w:val="1"/>
-        </w:numPr>
-        <w:tabs>
-          <w:tab w:val="left" w:pos="720"/>
-          <w:tab w:val="left" w:pos="1440"/>
-          <w:tab w:val="left" w:pos="2160"/>
-        </w:tabs>
-        <w:rPr>
-          <w:rFonts w:asciiTheme="majorHAnsi" w:hAnsiTheme="majorHAnsi" w:cstheme="majorHAnsi"/>
-          <w:sz w:val="22"/>
-          <w:szCs w:val="22"/>
-        </w:rPr>
-      </w:pPr>
-      <w:r>
-        <w:rPr>
-          <w:rFonts w:asciiTheme="majorHAnsi" w:hAnsiTheme="majorHAnsi" w:cstheme="majorHAnsi"/>
-          <w:sz w:val="22"/>
-          <w:szCs w:val="22"/>
-        </w:rPr>
-        <w:t xml:space="preserve">Development of new RESTful APIs, </w:t>
-      </w:r>
-      <w:r>
-        <w:rPr>
-          <w:rFonts w:asciiTheme="majorHAnsi" w:hAnsiTheme="majorHAnsi" w:cstheme="majorHAnsi"/>
-          <w:sz w:val="22"/>
-          <w:szCs w:val="22"/>
-          <w:lang w:val="en-US"/>
-        </w:rPr>
-        <w:t>utilizing</w:t>
-      </w:r>
-      <w:r>
-        <w:rPr>
-          <w:rFonts w:asciiTheme="majorHAnsi" w:hAnsiTheme="majorHAnsi" w:cstheme="majorHAnsi"/>
-          <w:sz w:val="22"/>
-          <w:szCs w:val="22"/>
-        </w:rPr>
-        <w:t xml:space="preserve"> GraphQL to enhance efficiency and flexibility in data querying.</w:t>
+          <w:b/>
+        </w:rPr>
+        <w:t>Jul 2019 – Jun 2020</w:t>
       </w:r>
     </w:p>
     <w:p>
@@ -993,138 +834,34 @@
           <w:tab w:val="left" w:pos="2160"/>
         </w:tabs>
         <w:rPr>
-          <w:rFonts w:asciiTheme="minorHAnsi" w:eastAsia="Calibri" w:hAnsiTheme="minorHAnsi" w:cstheme="minorHAnsi"/>
-          <w:bCs/>
-          <w:lang w:val="en-US"/>
-        </w:rPr>
-      </w:pPr>
-    </w:p>
-    <w:p>
-      <w:pPr>
-        <w:tabs>
-          <w:tab w:val="left" w:pos="720"/>
-          <w:tab w:val="left" w:pos="-1007"/>
-          <w:tab w:val="left" w:pos="4395"/>
-          <w:tab w:val="right" w:pos="10197"/>
-          <w:tab w:val="center" w:pos="5097"/>
-          <w:tab w:val="left" w:pos="720"/>
-          <w:tab w:val="left" w:pos="1440"/>
-          <w:tab w:val="left" w:pos="2160"/>
-        </w:tabs>
-        <w:rPr>
-          <w:rFonts w:asciiTheme="minorHAnsi" w:eastAsia="Calibri" w:hAnsiTheme="minorHAnsi" w:cstheme="minorHAnsi"/>
-          <w:bCs/>
-          <w:lang w:val="en-US"/>
-        </w:rPr>
-      </w:pPr>
-    </w:p>
-    <w:p>
-      <w:pPr>
-        <w:tabs>
-          <w:tab w:val="left" w:pos="720"/>
-          <w:tab w:val="left" w:pos="-1007"/>
-          <w:tab w:val="left" w:pos="4395"/>
-          <w:tab w:val="right" w:pos="10197"/>
-          <w:tab w:val="center" w:pos="5097"/>
-          <w:tab w:val="left" w:pos="720"/>
-          <w:tab w:val="left" w:pos="1440"/>
-          <w:tab w:val="left" w:pos="2160"/>
-        </w:tabs>
-        <w:rPr>
-          <w:rFonts w:asciiTheme="majorHAnsi" w:hAnsiTheme="majorHAnsi" w:cstheme="majorHAnsi"/>
-          <w:b/>
-        </w:rPr>
-      </w:pPr>
-      <w:r>
-        <w:rPr>
-          <w:rFonts w:asciiTheme="minorHAnsi" w:eastAsia="Calibri" w:hAnsiTheme="minorHAnsi" w:cstheme="minorHAnsi"/>
-          <w:bCs/>
-          <w:lang w:val="en-US"/>
-        </w:rPr>
-        <w:t>Senior Software Engineer</w:t>
-      </w:r>
-      <w:r>
-        <w:rPr>
-          <w:rFonts w:asciiTheme="majorHAnsi" w:hAnsiTheme="majorHAnsi" w:cstheme="majorHAnsi"/>
-          <w:b/>
+          <w:rFonts w:asciiTheme="majorHAnsi" w:hAnsiTheme="majorHAnsi" w:cstheme="majorHAnsi"/>
+          <w:sz w:val="22"/>
+          <w:szCs w:val="22"/>
+        </w:rPr>
+      </w:pPr>
+      <w:r>
+        <w:rPr>
+          <w:rFonts w:asciiTheme="majorHAnsi" w:hAnsiTheme="majorHAnsi" w:cstheme="majorHAnsi"/>
+          <w:sz w:val="22"/>
+          <w:szCs w:val="22"/>
+        </w:rPr>
+        <w:t>Essentials</w:t>
+      </w:r>
+      <w:r>
+        <w:rPr>
+          <w:rFonts w:asciiTheme="majorHAnsi" w:hAnsiTheme="majorHAnsi" w:cstheme="majorHAnsi"/>
+          <w:sz w:val="22"/>
+          <w:szCs w:val="22"/>
         </w:rPr>
         <w:tab/>
       </w:r>
-      <w:proofErr w:type="spellStart"/>
-      <w:r>
-        <w:rPr>
-          <w:rFonts w:asciiTheme="majorHAnsi" w:hAnsiTheme="majorHAnsi" w:cstheme="majorHAnsi"/>
-          <w:b/>
-          <w:lang w:val="en-US"/>
-        </w:rPr>
-        <w:t>InvestCloud</w:t>
-      </w:r>
-      <w:proofErr w:type="spellEnd"/>
-      <w:r>
-        <w:rPr>
-          <w:rFonts w:asciiTheme="majorHAnsi" w:hAnsiTheme="majorHAnsi" w:cstheme="majorHAnsi"/>
+      <w:r>
+        <w:rPr>
+          <w:rFonts w:asciiTheme="majorHAnsi" w:hAnsiTheme="majorHAnsi" w:cstheme="majorHAnsi"/>
+          <w:sz w:val="22"/>
+          <w:szCs w:val="22"/>
         </w:rPr>
         <w:tab/>
-      </w:r>
-      <w:r>
-        <w:rPr>
-          <w:rFonts w:asciiTheme="majorHAnsi" w:hAnsiTheme="majorHAnsi" w:cstheme="majorHAnsi"/>
-          <w:b/>
-        </w:rPr>
-        <w:t>Jul 2019 – Jun 2020</w:t>
-      </w:r>
-    </w:p>
-    <w:p>
-      <w:pPr>
-        <w:tabs>
-          <w:tab w:val="left" w:pos="720"/>
-          <w:tab w:val="left" w:pos="-1007"/>
-          <w:tab w:val="left" w:pos="4395"/>
-          <w:tab w:val="right" w:pos="10197"/>
-          <w:tab w:val="center" w:pos="5097"/>
-          <w:tab w:val="left" w:pos="720"/>
-          <w:tab w:val="left" w:pos="1440"/>
-          <w:tab w:val="left" w:pos="2160"/>
-        </w:tabs>
-        <w:rPr>
-          <w:rFonts w:asciiTheme="majorHAnsi" w:hAnsiTheme="majorHAnsi" w:cstheme="majorHAnsi"/>
-          <w:sz w:val="22"/>
-          <w:szCs w:val="22"/>
-          <w:lang w:val="en-US"/>
-        </w:rPr>
-      </w:pPr>
-      <w:r>
-        <w:rPr>
-          <w:rFonts w:asciiTheme="majorHAnsi" w:hAnsiTheme="majorHAnsi" w:cstheme="majorHAnsi"/>
-          <w:sz w:val="22"/>
-          <w:szCs w:val="22"/>
-          <w:lang w:val="en-US"/>
-        </w:rPr>
-        <w:t>Essentials</w:t>
-      </w:r>
-      <w:r>
-        <w:rPr>
-          <w:rFonts w:asciiTheme="majorHAnsi" w:hAnsiTheme="majorHAnsi" w:cstheme="majorHAnsi"/>
-          <w:sz w:val="22"/>
-          <w:szCs w:val="22"/>
-        </w:rPr>
-        <w:tab/>
-      </w:r>
-      <w:r>
-        <w:rPr>
-          <w:rFonts w:asciiTheme="majorHAnsi" w:hAnsiTheme="majorHAnsi" w:cstheme="majorHAnsi"/>
-          <w:sz w:val="22"/>
-          <w:szCs w:val="22"/>
-        </w:rPr>
-        <w:tab/>
-      </w:r>
-      <w:r>
-        <w:rPr>
-          <w:rFonts w:asciiTheme="majorHAnsi" w:hAnsiTheme="majorHAnsi" w:cstheme="majorHAnsi"/>
-          <w:sz w:val="22"/>
-          <w:szCs w:val="22"/>
-          <w:lang w:val="en-US"/>
-        </w:rPr>
         <w:t>Greater Milwaukee Area, WI</w:t>
       </w:r>
     </w:p>
@@ -1227,7 +964,6 @@
           <w:rFonts w:asciiTheme="majorHAnsi" w:hAnsiTheme="majorHAnsi" w:cstheme="majorHAnsi"/>
           <w:sz w:val="22"/>
           <w:szCs w:val="22"/>
-          <w:lang w:val="en-US"/>
         </w:rPr>
         <w:t>.</w:t>
       </w:r>
@@ -1267,7 +1003,6 @@
         <w:rPr>
           <w:rFonts w:asciiTheme="minorHAnsi" w:eastAsia="Calibri" w:hAnsiTheme="minorHAnsi" w:cstheme="minorHAnsi"/>
           <w:bCs/>
-          <w:lang w:val="en-US"/>
         </w:rPr>
         <w:t>Team Lead</w:t>
       </w:r>
@@ -1282,7 +1017,6 @@
         <w:rPr>
           <w:rFonts w:asciiTheme="majorHAnsi" w:hAnsiTheme="majorHAnsi" w:cstheme="majorHAnsi"/>
           <w:b/>
-          <w:lang w:val="en-US"/>
         </w:rPr>
         <w:t>Finastra</w:t>
       </w:r>
@@ -1316,15 +1050,13 @@
           <w:rFonts w:asciiTheme="majorHAnsi" w:hAnsiTheme="majorHAnsi" w:cstheme="majorHAnsi"/>
           <w:sz w:val="22"/>
           <w:szCs w:val="22"/>
-          <w:lang w:val="en-US"/>
-        </w:rPr>
-      </w:pPr>
-      <w:r>
-        <w:rPr>
-          <w:rFonts w:asciiTheme="majorHAnsi" w:hAnsiTheme="majorHAnsi" w:cstheme="majorHAnsi"/>
-          <w:sz w:val="22"/>
-          <w:szCs w:val="22"/>
-          <w:lang w:val="en-US"/>
+        </w:rPr>
+      </w:pPr>
+      <w:r>
+        <w:rPr>
+          <w:rFonts w:asciiTheme="majorHAnsi" w:hAnsiTheme="majorHAnsi" w:cstheme="majorHAnsi"/>
+          <w:sz w:val="22"/>
+          <w:szCs w:val="22"/>
         </w:rPr>
         <w:t>New Lending Platform</w:t>
       </w:r>
@@ -1343,14 +1075,6 @@
           <w:szCs w:val="22"/>
         </w:rPr>
         <w:tab/>
-      </w:r>
-      <w:r>
-        <w:rPr>
-          <w:rFonts w:asciiTheme="majorHAnsi" w:hAnsiTheme="majorHAnsi" w:cstheme="majorHAnsi"/>
-          <w:sz w:val="22"/>
-          <w:szCs w:val="22"/>
-          <w:lang w:val="en-US"/>
-        </w:rPr>
         <w:t>Greater Milwaukee Area, WI</w:t>
       </w:r>
     </w:p>
@@ -1426,7 +1150,6 @@
           <w:rFonts w:asciiTheme="majorHAnsi" w:hAnsiTheme="majorHAnsi" w:cstheme="majorHAnsi"/>
           <w:sz w:val="22"/>
           <w:szCs w:val="22"/>
-          <w:lang w:val="en-US"/>
         </w:rPr>
         <w:t>of</w:t>
       </w:r>
@@ -1443,7 +1166,6 @@
           <w:rFonts w:asciiTheme="majorHAnsi" w:hAnsiTheme="majorHAnsi" w:cstheme="majorHAnsi"/>
           <w:sz w:val="22"/>
           <w:szCs w:val="22"/>
-          <w:lang w:val="en-US"/>
         </w:rPr>
         <w:t>.</w:t>
       </w:r>
@@ -1479,7 +1201,6 @@
           <w:rFonts w:asciiTheme="majorHAnsi" w:hAnsiTheme="majorHAnsi" w:cstheme="majorHAnsi"/>
           <w:sz w:val="22"/>
           <w:szCs w:val="22"/>
-          <w:lang w:val="en-US"/>
         </w:rPr>
         <w:t>Streamlined CI/CD pipeline for an easy development experience</w:t>
       </w:r>
@@ -1547,9 +1268,7 @@
         <w:rPr>
           <w:rFonts w:asciiTheme="minorHAnsi" w:eastAsia="Calibri" w:hAnsiTheme="minorHAnsi" w:cstheme="minorHAnsi"/>
           <w:bCs/>
-          <w:lang w:val="en-US"/>
-        </w:rPr>
-        <w:lastRenderedPageBreak/>
+        </w:rPr>
         <w:t>Senior Software Engineer</w:t>
       </w:r>
       <w:r>
@@ -1563,7 +1282,6 @@
         <w:rPr>
           <w:rFonts w:asciiTheme="majorHAnsi" w:hAnsiTheme="majorHAnsi" w:cstheme="majorHAnsi"/>
           <w:b/>
-          <w:lang w:val="en-US"/>
         </w:rPr>
         <w:t>Blue Yonder</w:t>
       </w:r>
@@ -1597,15 +1315,13 @@
           <w:rFonts w:asciiTheme="majorHAnsi" w:hAnsiTheme="majorHAnsi" w:cstheme="majorHAnsi"/>
           <w:sz w:val="22"/>
           <w:szCs w:val="22"/>
-          <w:lang w:val="en-US"/>
-        </w:rPr>
-      </w:pPr>
-      <w:r>
-        <w:rPr>
-          <w:rFonts w:asciiTheme="majorHAnsi" w:hAnsiTheme="majorHAnsi" w:cstheme="majorHAnsi"/>
-          <w:sz w:val="22"/>
-          <w:szCs w:val="22"/>
-          <w:lang w:val="en-US"/>
+        </w:rPr>
+      </w:pPr>
+      <w:r>
+        <w:rPr>
+          <w:rFonts w:asciiTheme="majorHAnsi" w:hAnsiTheme="majorHAnsi" w:cstheme="majorHAnsi"/>
+          <w:sz w:val="22"/>
+          <w:szCs w:val="22"/>
         </w:rPr>
         <w:t>Consulting Services</w:t>
       </w:r>
@@ -1624,14 +1340,6 @@
           <w:szCs w:val="22"/>
         </w:rPr>
         <w:tab/>
-      </w:r>
-      <w:r>
-        <w:rPr>
-          <w:rFonts w:asciiTheme="majorHAnsi" w:hAnsiTheme="majorHAnsi" w:cstheme="majorHAnsi"/>
-          <w:sz w:val="22"/>
-          <w:szCs w:val="22"/>
-          <w:lang w:val="en-US"/>
-        </w:rPr>
         <w:t>Greater Milwaukee Area, WI</w:t>
       </w:r>
     </w:p>
@@ -1680,7 +1388,6 @@
           <w:rFonts w:asciiTheme="majorHAnsi" w:hAnsiTheme="majorHAnsi" w:cstheme="majorHAnsi"/>
           <w:sz w:val="22"/>
           <w:szCs w:val="22"/>
-          <w:lang w:val="en-US"/>
         </w:rPr>
         <w:t>.</w:t>
       </w:r>
@@ -1716,7 +1423,6 @@
           <w:rFonts w:asciiTheme="majorHAnsi" w:hAnsiTheme="majorHAnsi" w:cstheme="majorHAnsi"/>
           <w:sz w:val="22"/>
           <w:szCs w:val="22"/>
-          <w:lang w:val="en-US"/>
         </w:rPr>
         <w:t>.</w:t>
       </w:r>
@@ -1745,31 +1451,13 @@
           <w:sz w:val="22"/>
           <w:szCs w:val="22"/>
         </w:rPr>
-        <w:t xml:space="preserve">Provided on-site support during critical phases such as </w:t>
-      </w:r>
-      <w:r>
-        <w:rPr>
-          <w:rFonts w:asciiTheme="majorHAnsi" w:hAnsiTheme="majorHAnsi" w:cstheme="majorHAnsi"/>
-          <w:sz w:val="22"/>
-          <w:szCs w:val="22"/>
-          <w:lang w:val="en-US"/>
-        </w:rPr>
-        <w:t xml:space="preserve">kickoff and </w:t>
-      </w:r>
-      <w:r>
-        <w:rPr>
-          <w:rFonts w:asciiTheme="majorHAnsi" w:hAnsiTheme="majorHAnsi" w:cstheme="majorHAnsi"/>
-          <w:sz w:val="22"/>
-          <w:szCs w:val="22"/>
-        </w:rPr>
-        <w:t>customer go-live</w:t>
-      </w:r>
-      <w:r>
-        <w:rPr>
-          <w:rFonts w:asciiTheme="majorHAnsi" w:hAnsiTheme="majorHAnsi" w:cstheme="majorHAnsi"/>
-          <w:sz w:val="22"/>
-          <w:szCs w:val="22"/>
-          <w:lang w:val="en-US"/>
+        <w:t>Provided on-site support during critical phases such as kickoff and customer go-live</w:t>
+      </w:r>
+      <w:r>
+        <w:rPr>
+          <w:rFonts w:asciiTheme="majorHAnsi" w:hAnsiTheme="majorHAnsi" w:cstheme="majorHAnsi"/>
+          <w:sz w:val="22"/>
+          <w:szCs w:val="22"/>
         </w:rPr>
         <w:t>.</w:t>
       </w:r>
@@ -1810,7 +1498,6 @@
         <w:rPr>
           <w:rFonts w:asciiTheme="minorHAnsi" w:eastAsia="Calibri" w:hAnsiTheme="minorHAnsi" w:cstheme="minorHAnsi"/>
           <w:bCs/>
-          <w:lang w:val="en-US"/>
         </w:rPr>
         <w:t>Software Developer</w:t>
       </w:r>
@@ -1826,7 +1513,6 @@
         <w:rPr>
           <w:rFonts w:asciiTheme="majorHAnsi" w:hAnsiTheme="majorHAnsi" w:cstheme="majorHAnsi"/>
           <w:b/>
-          <w:lang w:val="en-US"/>
         </w:rPr>
         <w:t>Iptor</w:t>
       </w:r>
@@ -1861,15 +1547,13 @@
           <w:rFonts w:asciiTheme="majorHAnsi" w:hAnsiTheme="majorHAnsi" w:cstheme="majorHAnsi"/>
           <w:sz w:val="22"/>
           <w:szCs w:val="22"/>
-          <w:lang w:val="en-US"/>
-        </w:rPr>
-      </w:pPr>
-      <w:r>
-        <w:rPr>
-          <w:rFonts w:asciiTheme="majorHAnsi" w:hAnsiTheme="majorHAnsi" w:cstheme="majorHAnsi"/>
-          <w:sz w:val="22"/>
-          <w:szCs w:val="22"/>
-          <w:lang w:val="en-US"/>
+        </w:rPr>
+      </w:pPr>
+      <w:r>
+        <w:rPr>
+          <w:rFonts w:asciiTheme="majorHAnsi" w:hAnsiTheme="majorHAnsi" w:cstheme="majorHAnsi"/>
+          <w:sz w:val="22"/>
+          <w:szCs w:val="22"/>
         </w:rPr>
         <w:t>Dynamin</w:t>
       </w:r>
@@ -1888,14 +1572,6 @@
           <w:szCs w:val="22"/>
         </w:rPr>
         <w:tab/>
-      </w:r>
-      <w:r>
-        <w:rPr>
-          <w:rFonts w:asciiTheme="majorHAnsi" w:hAnsiTheme="majorHAnsi" w:cstheme="majorHAnsi"/>
-          <w:sz w:val="22"/>
-          <w:szCs w:val="22"/>
-          <w:lang w:val="en-US"/>
-        </w:rPr>
         <w:t>Greater Milwaukee Area, WI</w:t>
       </w:r>
     </w:p>
@@ -1972,7 +1648,6 @@
           <w:rFonts w:asciiTheme="majorHAnsi" w:hAnsiTheme="majorHAnsi" w:cstheme="majorHAnsi"/>
           <w:sz w:val="22"/>
           <w:szCs w:val="22"/>
-          <w:lang w:val="en-US"/>
         </w:rPr>
         <w:t>.</w:t>
       </w:r>
@@ -2039,7 +1714,6 @@
         <w:rPr>
           <w:rFonts w:asciiTheme="minorHAnsi" w:eastAsia="Calibri" w:hAnsiTheme="minorHAnsi" w:cstheme="minorHAnsi"/>
           <w:bCs/>
-          <w:lang w:val="en-US"/>
         </w:rPr>
         <w:t>Technical Consultant Intermediate</w:t>
       </w:r>
@@ -2054,7 +1728,6 @@
         <w:rPr>
           <w:rFonts w:asciiTheme="majorHAnsi" w:hAnsiTheme="majorHAnsi" w:cstheme="majorHAnsi"/>
           <w:b/>
-          <w:lang w:val="en-US"/>
         </w:rPr>
         <w:t>Blue Yonder</w:t>
       </w:r>
@@ -2088,15 +1761,13 @@
           <w:rFonts w:asciiTheme="majorHAnsi" w:hAnsiTheme="majorHAnsi" w:cstheme="majorHAnsi"/>
           <w:sz w:val="22"/>
           <w:szCs w:val="22"/>
-          <w:lang w:val="en-US"/>
-        </w:rPr>
-      </w:pPr>
-      <w:r>
-        <w:rPr>
-          <w:rFonts w:asciiTheme="majorHAnsi" w:hAnsiTheme="majorHAnsi" w:cstheme="majorHAnsi"/>
-          <w:sz w:val="22"/>
-          <w:szCs w:val="22"/>
-          <w:lang w:val="en-US"/>
+        </w:rPr>
+      </w:pPr>
+      <w:r>
+        <w:rPr>
+          <w:rFonts w:asciiTheme="majorHAnsi" w:hAnsiTheme="majorHAnsi" w:cstheme="majorHAnsi"/>
+          <w:sz w:val="22"/>
+          <w:szCs w:val="22"/>
         </w:rPr>
         <w:t>Consulting Services</w:t>
       </w:r>
@@ -2115,14 +1786,6 @@
           <w:szCs w:val="22"/>
         </w:rPr>
         <w:tab/>
-      </w:r>
-      <w:r>
-        <w:rPr>
-          <w:rFonts w:asciiTheme="majorHAnsi" w:hAnsiTheme="majorHAnsi" w:cstheme="majorHAnsi"/>
-          <w:sz w:val="22"/>
-          <w:szCs w:val="22"/>
-          <w:lang w:val="en-US"/>
-        </w:rPr>
         <w:t>Greater Milwaukee Area, WI</w:t>
       </w:r>
     </w:p>
@@ -2171,7 +1834,6 @@
           <w:rFonts w:asciiTheme="majorHAnsi" w:hAnsiTheme="majorHAnsi" w:cstheme="majorHAnsi"/>
           <w:sz w:val="22"/>
           <w:szCs w:val="22"/>
-          <w:lang w:val="en-US"/>
         </w:rPr>
         <w:t>.</w:t>
       </w:r>
@@ -2299,7 +1961,6 @@
           <w:rFonts w:asciiTheme="majorHAnsi" w:hAnsiTheme="majorHAnsi" w:cstheme="majorHAnsi"/>
           <w:sz w:val="22"/>
           <w:szCs w:val="22"/>
-          <w:lang w:val="en-US"/>
         </w:rPr>
         <w:t>, Material Design</w:t>
       </w:r>
@@ -2363,7 +2024,6 @@
           <w:rFonts w:asciiTheme="majorHAnsi" w:hAnsiTheme="majorHAnsi" w:cstheme="majorHAnsi"/>
           <w:sz w:val="22"/>
           <w:szCs w:val="22"/>
-          <w:lang w:val="en-US"/>
         </w:rPr>
         <w:t>Technologies</w:t>
       </w:r>
@@ -2434,7 +2094,6 @@
           <w:bCs/>
           <w:sz w:val="22"/>
           <w:szCs w:val="22"/>
-          <w:lang w:val="en-US"/>
         </w:rPr>
         <w:t>.</w:t>
       </w:r>
@@ -2455,7 +2114,6 @@
           <w:bCs/>
           <w:sz w:val="22"/>
           <w:szCs w:val="22"/>
-          <w:lang w:val="en-US"/>
         </w:rPr>
         <w:t>.</w:t>
       </w:r>
@@ -2474,7 +2132,6 @@
           <w:rFonts w:asciiTheme="majorHAnsi" w:hAnsiTheme="majorHAnsi" w:cstheme="majorHAnsi"/>
           <w:sz w:val="22"/>
           <w:szCs w:val="22"/>
-          <w:lang w:val="en-US"/>
         </w:rPr>
         <w:t>,</w:t>
       </w:r>
@@ -2484,15 +2141,7 @@
           <w:sz w:val="22"/>
           <w:szCs w:val="22"/>
         </w:rPr>
-        <w:t xml:space="preserve"> </w:t>
-      </w:r>
-      <w:r>
-        <w:rPr>
-          <w:rFonts w:asciiTheme="majorHAnsi" w:hAnsiTheme="majorHAnsi" w:cstheme="majorHAnsi"/>
-          <w:sz w:val="22"/>
-          <w:szCs w:val="22"/>
-        </w:rPr>
-        <w:t>University of Wisconsin – Milwaukee</w:t>
+        <w:t xml:space="preserve"> University of Wisconsin – Milwaukee</w:t>
       </w:r>
       <w:r>
         <w:rPr>
@@ -2507,7 +2156,6 @@
           <w:rFonts w:asciiTheme="majorHAnsi" w:hAnsiTheme="majorHAnsi" w:cstheme="majorHAnsi"/>
           <w:sz w:val="22"/>
           <w:szCs w:val="22"/>
-          <w:lang w:val="en-US"/>
         </w:rPr>
         <w:t>2006-</w:t>
       </w:r>
@@ -4248,7 +3896,6 @@
       <w:rFonts w:ascii="Times New Roman" w:eastAsia="Times New Roman" w:hAnsi="Times New Roman" w:cs="Times New Roman"/>
       <w:sz w:val="24"/>
       <w:szCs w:val="24"/>
-      <w:lang/>
     </w:rPr>
   </w:style>
   <w:style w:type="paragraph" w:styleId="Heading1">

--- a/documents/Michael Wester.docx
+++ b/documents/Michael Wester.docx
@@ -44,7 +44,7 @@
               <w:rPr>
                 <w:rFonts w:asciiTheme="majorHAnsi" w:hAnsiTheme="majorHAnsi" w:cstheme="majorHAnsi"/>
               </w:rPr>
-              <w:t>Grafton</w:t>
+              <w:t>Milwaukee</w:t>
             </w:r>
             <w:r>
               <w:rPr>
@@ -233,8 +233,6 @@
         </w:rPr>
         <w:t>Work Experience</w:t>
       </w:r>
-      <w:bookmarkStart w:id="0" w:name="_5jnocwoa0dvd" w:colFirst="0" w:colLast="0"/>
-      <w:bookmarkEnd w:id="0"/>
     </w:p>
     <w:p>
       <w:pPr>
@@ -249,59 +247,16 @@
           <w:tab w:val="left" w:pos="2160"/>
         </w:tabs>
         <w:rPr>
-          <w:rFonts w:asciiTheme="majorHAnsi" w:hAnsiTheme="majorHAnsi" w:cstheme="majorHAnsi"/>
-          <w:b/>
-        </w:rPr>
-      </w:pPr>
-      <w:r>
-        <w:rPr>
           <w:rFonts w:asciiTheme="minorHAnsi" w:eastAsia="Calibri" w:hAnsiTheme="minorHAnsi" w:cstheme="minorHAnsi"/>
           <w:bCs/>
         </w:rPr>
-        <w:t>Software Engineering Team Lead</w:t>
-      </w:r>
-      <w:r>
-        <w:rPr>
-          <w:rFonts w:asciiTheme="majorHAnsi" w:hAnsiTheme="majorHAnsi" w:cstheme="majorHAnsi"/>
-          <w:b/>
-        </w:rPr>
-        <w:tab/>
-      </w:r>
-      <w:proofErr w:type="gramStart"/>
-      <w:r>
-        <w:rPr>
-          <w:rFonts w:asciiTheme="majorHAnsi" w:hAnsiTheme="majorHAnsi" w:cstheme="majorHAnsi"/>
-          <w:b/>
-        </w:rPr>
-        <w:t>The</w:t>
-      </w:r>
-      <w:proofErr w:type="gramEnd"/>
-      <w:r>
-        <w:rPr>
-          <w:rFonts w:asciiTheme="majorHAnsi" w:hAnsiTheme="majorHAnsi" w:cstheme="majorHAnsi"/>
-          <w:b/>
-        </w:rPr>
-        <w:t xml:space="preserve"> Predictive Index</w:t>
-      </w:r>
-      <w:r>
-        <w:rPr>
-          <w:rFonts w:asciiTheme="majorHAnsi" w:hAnsiTheme="majorHAnsi" w:cstheme="majorHAnsi"/>
-        </w:rPr>
-        <w:tab/>
-      </w:r>
-      <w:r>
-        <w:rPr>
-          <w:rFonts w:asciiTheme="majorHAnsi" w:hAnsiTheme="majorHAnsi" w:cstheme="majorHAnsi"/>
-          <w:b/>
-        </w:rPr>
-        <w:t>Oct 2021 – Nov 2022</w:t>
-      </w:r>
-    </w:p>
-    <w:p>
-      <w:pPr>
-        <w:tabs>
+      </w:pPr>
+    </w:p>
+    <w:p>
+      <w:pPr>
+        <w:tabs>
+          <w:tab w:val="left" w:pos="720"/>
           <w:tab w:val="left" w:pos="-1007"/>
-          <w:tab w:val="left" w:pos="720"/>
           <w:tab w:val="left" w:pos="4395"/>
           <w:tab w:val="right" w:pos="10197"/>
           <w:tab w:val="center" w:pos="5097"/>
@@ -311,6 +266,67 @@
         </w:tabs>
         <w:rPr>
           <w:rFonts w:asciiTheme="majorHAnsi" w:hAnsiTheme="majorHAnsi" w:cstheme="majorHAnsi"/>
+          <w:b/>
+        </w:rPr>
+      </w:pPr>
+      <w:r>
+        <w:rPr>
+          <w:rFonts w:asciiTheme="minorHAnsi" w:eastAsia="Calibri" w:hAnsiTheme="minorHAnsi" w:cstheme="minorHAnsi"/>
+          <w:bCs/>
+        </w:rPr>
+        <w:t>Software Engineering Team Lead</w:t>
+      </w:r>
+      <w:r>
+        <w:rPr>
+          <w:rFonts w:asciiTheme="majorHAnsi" w:hAnsiTheme="majorHAnsi" w:cstheme="majorHAnsi"/>
+          <w:b/>
+        </w:rPr>
+        <w:tab/>
+      </w:r>
+      <w:proofErr w:type="gramStart"/>
+      <w:r>
+        <w:rPr>
+          <w:rFonts w:asciiTheme="majorHAnsi" w:hAnsiTheme="majorHAnsi" w:cstheme="majorHAnsi"/>
+          <w:b/>
+        </w:rPr>
+        <w:t>The</w:t>
+      </w:r>
+      <w:proofErr w:type="gramEnd"/>
+      <w:r>
+        <w:rPr>
+          <w:rFonts w:asciiTheme="majorHAnsi" w:hAnsiTheme="majorHAnsi" w:cstheme="majorHAnsi"/>
+          <w:b/>
+        </w:rPr>
+        <w:t xml:space="preserve"> Predictive Index</w:t>
+      </w:r>
+      <w:r>
+        <w:rPr>
+          <w:rFonts w:asciiTheme="majorHAnsi" w:hAnsiTheme="majorHAnsi" w:cstheme="majorHAnsi"/>
+        </w:rPr>
+        <w:tab/>
+      </w:r>
+      <w:r>
+        <w:rPr>
+          <w:rFonts w:asciiTheme="majorHAnsi" w:hAnsiTheme="majorHAnsi" w:cstheme="majorHAnsi"/>
+          <w:b/>
+        </w:rPr>
+        <w:t>Oct 2021 – Nov 2022</w:t>
+      </w:r>
+    </w:p>
+    <w:p>
+      <w:pPr>
+        <w:tabs>
+          <w:tab w:val="left" w:pos="720"/>
+          <w:tab w:val="left" w:pos="-1007"/>
+          <w:tab w:val="left" w:pos="4395"/>
+          <w:tab w:val="right" w:pos="10197"/>
+          <w:tab w:val="center" w:pos="5097"/>
+          <w:tab w:val="left" w:pos="720"/>
+          <w:tab w:val="left" w:pos="1440"/>
+          <w:tab w:val="left" w:pos="2160"/>
+        </w:tabs>
+        <w:rPr>
+          <w:rFonts w:asciiTheme="majorHAnsi" w:hAnsiTheme="majorHAnsi" w:cstheme="majorHAnsi"/>
           <w:sz w:val="22"/>
           <w:szCs w:val="22"/>
         </w:rPr>
@@ -348,6 +364,20 @@
         </w:rPr>
         <w:t>, WI</w:t>
       </w:r>
+    </w:p>
+    <w:p>
+      <w:pPr>
+        <w:tabs>
+          <w:tab w:val="left" w:pos="720"/>
+          <w:tab w:val="left" w:pos="1440"/>
+          <w:tab w:val="left" w:pos="2160"/>
+        </w:tabs>
+        <w:rPr>
+          <w:rFonts w:asciiTheme="majorHAnsi" w:hAnsiTheme="majorHAnsi" w:cstheme="majorHAnsi"/>
+          <w:sz w:val="22"/>
+          <w:szCs w:val="22"/>
+        </w:rPr>
+      </w:pPr>
     </w:p>
     <w:p>
       <w:pPr>
@@ -552,8 +582,8 @@
     <w:p>
       <w:pPr>
         <w:tabs>
+          <w:tab w:val="left" w:pos="720"/>
           <w:tab w:val="left" w:pos="-1007"/>
-          <w:tab w:val="left" w:pos="720"/>
           <w:tab w:val="left" w:pos="4395"/>
           <w:tab w:val="right" w:pos="10197"/>
           <w:tab w:val="center" w:pos="5097"/>
@@ -592,6 +622,20 @@
         <w:tab/>
         <w:t>Greater Milwaukee Area, WI</w:t>
       </w:r>
+    </w:p>
+    <w:p>
+      <w:pPr>
+        <w:tabs>
+          <w:tab w:val="left" w:pos="720"/>
+          <w:tab w:val="left" w:pos="1440"/>
+          <w:tab w:val="left" w:pos="2160"/>
+        </w:tabs>
+        <w:rPr>
+          <w:rFonts w:asciiTheme="majorHAnsi" w:hAnsiTheme="majorHAnsi" w:cstheme="majorHAnsi"/>
+          <w:sz w:val="22"/>
+          <w:szCs w:val="22"/>
+        </w:rPr>
+      </w:pPr>
     </w:p>
     <w:p>
       <w:pPr>
@@ -796,8 +840,8 @@
     <w:p>
       <w:pPr>
         <w:tabs>
+          <w:tab w:val="left" w:pos="720"/>
           <w:tab w:val="left" w:pos="-1007"/>
-          <w:tab w:val="left" w:pos="720"/>
           <w:tab w:val="left" w:pos="4395"/>
           <w:tab w:val="right" w:pos="10197"/>
           <w:tab w:val="center" w:pos="5097"/>
@@ -836,6 +880,20 @@
         <w:tab/>
         <w:t>Greater Milwaukee Area, WI</w:t>
       </w:r>
+    </w:p>
+    <w:p>
+      <w:pPr>
+        <w:tabs>
+          <w:tab w:val="left" w:pos="720"/>
+          <w:tab w:val="left" w:pos="1440"/>
+          <w:tab w:val="left" w:pos="2160"/>
+        </w:tabs>
+        <w:rPr>
+          <w:rFonts w:asciiTheme="majorHAnsi" w:hAnsiTheme="majorHAnsi" w:cstheme="majorHAnsi"/>
+          <w:sz w:val="22"/>
+          <w:szCs w:val="22"/>
+        </w:rPr>
+      </w:pPr>
     </w:p>
     <w:p>
       <w:pPr>
@@ -995,8 +1053,8 @@
     <w:p>
       <w:pPr>
         <w:tabs>
+          <w:tab w:val="left" w:pos="720"/>
           <w:tab w:val="left" w:pos="-1007"/>
-          <w:tab w:val="left" w:pos="720"/>
           <w:tab w:val="left" w:pos="4395"/>
           <w:tab w:val="right" w:pos="10197"/>
           <w:tab w:val="center" w:pos="5097"/>
@@ -1035,6 +1093,20 @@
         <w:tab/>
         <w:t>Greater Milwaukee Area, WI</w:t>
       </w:r>
+    </w:p>
+    <w:p>
+      <w:pPr>
+        <w:tabs>
+          <w:tab w:val="left" w:pos="720"/>
+          <w:tab w:val="left" w:pos="1440"/>
+          <w:tab w:val="left" w:pos="2160"/>
+        </w:tabs>
+        <w:rPr>
+          <w:rFonts w:asciiTheme="majorHAnsi" w:hAnsiTheme="majorHAnsi" w:cstheme="majorHAnsi"/>
+          <w:sz w:val="22"/>
+          <w:szCs w:val="22"/>
+        </w:rPr>
+      </w:pPr>
     </w:p>
     <w:p>
       <w:pPr>
@@ -1153,20 +1225,6 @@
       <w:pPr>
         <w:tabs>
           <w:tab w:val="left" w:pos="720"/>
-          <w:tab w:val="left" w:pos="1440"/>
-          <w:tab w:val="left" w:pos="2160"/>
-        </w:tabs>
-        <w:rPr>
-          <w:rFonts w:asciiTheme="majorHAnsi" w:hAnsiTheme="majorHAnsi" w:cstheme="majorHAnsi"/>
-          <w:sz w:val="22"/>
-          <w:szCs w:val="22"/>
-        </w:rPr>
-      </w:pPr>
-    </w:p>
-    <w:p>
-      <w:pPr>
-        <w:tabs>
-          <w:tab w:val="left" w:pos="720"/>
           <w:tab w:val="left" w:pos="-1007"/>
           <w:tab w:val="left" w:pos="4395"/>
           <w:tab w:val="right" w:pos="10197"/>
@@ -1177,49 +1235,16 @@
         </w:tabs>
         <w:rPr>
           <w:rFonts w:asciiTheme="majorHAnsi" w:hAnsiTheme="majorHAnsi" w:cstheme="majorHAnsi"/>
-          <w:b/>
-        </w:rPr>
-      </w:pPr>
-      <w:r>
-        <w:rPr>
-          <w:rFonts w:asciiTheme="minorHAnsi" w:eastAsia="Calibri" w:hAnsiTheme="minorHAnsi" w:cstheme="minorHAnsi"/>
-          <w:bCs/>
-        </w:rPr>
-        <w:t>Senior Software Engineer</w:t>
-      </w:r>
-      <w:r>
-        <w:rPr>
-          <w:rFonts w:asciiTheme="majorHAnsi" w:hAnsiTheme="majorHAnsi" w:cstheme="majorHAnsi"/>
-          <w:b/>
-        </w:rPr>
-        <w:tab/>
-      </w:r>
-      <w:r>
-        <w:rPr>
-          <w:rFonts w:asciiTheme="majorHAnsi" w:hAnsiTheme="majorHAnsi" w:cstheme="majorHAnsi"/>
-          <w:b/>
-        </w:rPr>
-        <w:t>Blue Yonder</w:t>
-      </w:r>
-      <w:r>
-        <w:rPr>
-          <w:rFonts w:asciiTheme="majorHAnsi" w:hAnsiTheme="majorHAnsi" w:cstheme="majorHAnsi"/>
-        </w:rPr>
-        <w:tab/>
-      </w:r>
-      <w:r>
-        <w:rPr>
-          <w:rFonts w:asciiTheme="majorHAnsi" w:hAnsiTheme="majorHAnsi" w:cstheme="majorHAnsi"/>
-          <w:b/>
-        </w:rPr>
-        <w:t>May 2015 – Mar 2016</w:t>
-      </w:r>
-    </w:p>
-    <w:p>
-      <w:pPr>
-        <w:tabs>
+          <w:sz w:val="22"/>
+          <w:szCs w:val="22"/>
+        </w:rPr>
+      </w:pPr>
+    </w:p>
+    <w:p>
+      <w:pPr>
+        <w:tabs>
+          <w:tab w:val="left" w:pos="720"/>
           <w:tab w:val="left" w:pos="-1007"/>
-          <w:tab w:val="left" w:pos="720"/>
           <w:tab w:val="left" w:pos="4395"/>
           <w:tab w:val="right" w:pos="10197"/>
           <w:tab w:val="center" w:pos="5097"/>
@@ -1229,6 +1254,58 @@
         </w:tabs>
         <w:rPr>
           <w:rFonts w:asciiTheme="majorHAnsi" w:hAnsiTheme="majorHAnsi" w:cstheme="majorHAnsi"/>
+          <w:b/>
+        </w:rPr>
+      </w:pPr>
+      <w:r>
+        <w:rPr>
+          <w:rFonts w:asciiTheme="minorHAnsi" w:eastAsia="Calibri" w:hAnsiTheme="minorHAnsi" w:cstheme="minorHAnsi"/>
+          <w:bCs/>
+        </w:rPr>
+        <w:t>Senior Software Engineer</w:t>
+      </w:r>
+      <w:r>
+        <w:rPr>
+          <w:rFonts w:asciiTheme="majorHAnsi" w:hAnsiTheme="majorHAnsi" w:cstheme="majorHAnsi"/>
+          <w:b/>
+        </w:rPr>
+        <w:tab/>
+      </w:r>
+      <w:r>
+        <w:rPr>
+          <w:rFonts w:asciiTheme="majorHAnsi" w:hAnsiTheme="majorHAnsi" w:cstheme="majorHAnsi"/>
+          <w:b/>
+        </w:rPr>
+        <w:t>Blue Yonder</w:t>
+      </w:r>
+      <w:r>
+        <w:rPr>
+          <w:rFonts w:asciiTheme="majorHAnsi" w:hAnsiTheme="majorHAnsi" w:cstheme="majorHAnsi"/>
+        </w:rPr>
+        <w:tab/>
+      </w:r>
+      <w:r>
+        <w:rPr>
+          <w:rFonts w:asciiTheme="majorHAnsi" w:hAnsiTheme="majorHAnsi" w:cstheme="majorHAnsi"/>
+          <w:b/>
+        </w:rPr>
+        <w:t>May 2015 – Mar 2016</w:t>
+      </w:r>
+    </w:p>
+    <w:p>
+      <w:pPr>
+        <w:tabs>
+          <w:tab w:val="left" w:pos="720"/>
+          <w:tab w:val="left" w:pos="-1007"/>
+          <w:tab w:val="left" w:pos="4395"/>
+          <w:tab w:val="right" w:pos="10197"/>
+          <w:tab w:val="center" w:pos="5097"/>
+          <w:tab w:val="left" w:pos="720"/>
+          <w:tab w:val="left" w:pos="1440"/>
+          <w:tab w:val="left" w:pos="2160"/>
+        </w:tabs>
+        <w:rPr>
+          <w:rFonts w:asciiTheme="majorHAnsi" w:hAnsiTheme="majorHAnsi" w:cstheme="majorHAnsi"/>
           <w:sz w:val="22"/>
           <w:szCs w:val="22"/>
         </w:rPr>
@@ -1258,6 +1335,20 @@
         <w:tab/>
         <w:t>Greater Milwaukee Area, WI</w:t>
       </w:r>
+    </w:p>
+    <w:p>
+      <w:pPr>
+        <w:tabs>
+          <w:tab w:val="left" w:pos="720"/>
+          <w:tab w:val="left" w:pos="1440"/>
+          <w:tab w:val="left" w:pos="2160"/>
+        </w:tabs>
+        <w:rPr>
+          <w:rFonts w:asciiTheme="majorHAnsi" w:hAnsiTheme="majorHAnsi" w:cstheme="majorHAnsi"/>
+          <w:sz w:val="22"/>
+          <w:szCs w:val="22"/>
+        </w:rPr>
+      </w:pPr>
     </w:p>
     <w:p>
       <w:pPr>
@@ -1401,6 +1492,7 @@
           <w:rFonts w:asciiTheme="minorHAnsi" w:eastAsia="Calibri" w:hAnsiTheme="minorHAnsi" w:cstheme="minorHAnsi"/>
           <w:bCs/>
         </w:rPr>
+        <w:lastRenderedPageBreak/>
         <w:t>Software Developer</w:t>
       </w:r>
       <w:r>
@@ -1436,8 +1528,8 @@
     <w:p>
       <w:pPr>
         <w:tabs>
+          <w:tab w:val="left" w:pos="720"/>
           <w:tab w:val="left" w:pos="-1007"/>
-          <w:tab w:val="left" w:pos="720"/>
           <w:tab w:val="left" w:pos="4395"/>
           <w:tab w:val="right" w:pos="10197"/>
           <w:tab w:val="center" w:pos="5097"/>
@@ -1476,6 +1568,21 @@
         <w:tab/>
         <w:t>Greater Milwaukee Area, WI</w:t>
       </w:r>
+    </w:p>
+    <w:p>
+      <w:pPr>
+        <w:pStyle w:val="ListParagraph"/>
+        <w:tabs>
+          <w:tab w:val="left" w:pos="720"/>
+          <w:tab w:val="left" w:pos="1440"/>
+          <w:tab w:val="left" w:pos="2160"/>
+        </w:tabs>
+        <w:rPr>
+          <w:rFonts w:asciiTheme="majorHAnsi" w:hAnsiTheme="majorHAnsi" w:cstheme="majorHAnsi"/>
+          <w:sz w:val="22"/>
+          <w:szCs w:val="22"/>
+        </w:rPr>
+      </w:pPr>
     </w:p>
     <w:p>
       <w:pPr>
@@ -1602,7 +1709,6 @@
           <w:rFonts w:asciiTheme="minorHAnsi" w:eastAsia="Calibri" w:hAnsiTheme="minorHAnsi" w:cstheme="minorHAnsi"/>
           <w:bCs/>
         </w:rPr>
-        <w:lastRenderedPageBreak/>
         <w:t>Technical Consultant Intermediate</w:t>
       </w:r>
       <w:r>
@@ -1636,8 +1742,8 @@
     <w:p>
       <w:pPr>
         <w:tabs>
+          <w:tab w:val="left" w:pos="720"/>
           <w:tab w:val="left" w:pos="-1007"/>
-          <w:tab w:val="left" w:pos="720"/>
           <w:tab w:val="left" w:pos="4395"/>
           <w:tab w:val="right" w:pos="10197"/>
           <w:tab w:val="center" w:pos="5097"/>
@@ -1676,6 +1782,20 @@
         <w:tab/>
         <w:t>Greater Milwaukee Area, WI</w:t>
       </w:r>
+    </w:p>
+    <w:p>
+      <w:pPr>
+        <w:tabs>
+          <w:tab w:val="left" w:pos="720"/>
+          <w:tab w:val="left" w:pos="1440"/>
+          <w:tab w:val="left" w:pos="2160"/>
+        </w:tabs>
+        <w:rPr>
+          <w:rFonts w:asciiTheme="majorHAnsi" w:hAnsiTheme="majorHAnsi" w:cstheme="majorHAnsi"/>
+          <w:sz w:val="22"/>
+          <w:szCs w:val="22"/>
+        </w:rPr>
+      </w:pPr>
     </w:p>
     <w:p>
       <w:pPr>
@@ -2041,8 +2161,8 @@
         </w:rPr>
         <w:t>2010</w:t>
       </w:r>
-      <w:bookmarkStart w:id="1" w:name="_icbh46l2ytt3" w:colFirst="0" w:colLast="0"/>
-      <w:bookmarkEnd w:id="1"/>
+      <w:bookmarkStart w:id="0" w:name="_icbh46l2ytt3" w:colFirst="0" w:colLast="0"/>
+      <w:bookmarkEnd w:id="0"/>
     </w:p>
     <w:sectPr>
       <w:footerReference w:type="default" r:id="rId11"/>

--- a/documents/Michael Wester.docx
+++ b/documents/Michael Wester.docx
@@ -137,7 +137,23 @@
                   <w:rStyle w:val="Hyperlink"/>
                   <w:rFonts w:asciiTheme="majorHAnsi" w:hAnsiTheme="majorHAnsi" w:cstheme="majorHAnsi"/>
                 </w:rPr>
-                <w:t>linkedin.com/in/wester-michael/</w:t>
+                <w:t>linkedin.com/in/wester-</w:t>
+              </w:r>
+              <w:proofErr w:type="spellStart"/>
+              <w:r>
+                <w:rPr>
+                  <w:rStyle w:val="Hyperlink"/>
+                  <w:rFonts w:asciiTheme="majorHAnsi" w:hAnsiTheme="majorHAnsi" w:cstheme="majorHAnsi"/>
+                </w:rPr>
+                <w:t>michael</w:t>
+              </w:r>
+              <w:proofErr w:type="spellEnd"/>
+              <w:r>
+                <w:rPr>
+                  <w:rStyle w:val="Hyperlink"/>
+                  <w:rFonts w:asciiTheme="majorHAnsi" w:hAnsiTheme="majorHAnsi" w:cstheme="majorHAnsi"/>
+                </w:rPr>
+                <w:t>/</w:t>
               </w:r>
             </w:hyperlink>
             <w:r>
@@ -152,7 +168,14 @@
                   <w:rStyle w:val="Hyperlink"/>
                   <w:rFonts w:asciiTheme="majorHAnsi" w:hAnsiTheme="majorHAnsi" w:cstheme="majorHAnsi"/>
                 </w:rPr>
-                <w:t>github.com/mike-wester</w:t>
+                <w:t>GitHub</w:t>
+              </w:r>
+              <w:r>
+                <w:rPr>
+                  <w:rStyle w:val="Hyperlink"/>
+                  <w:rFonts w:asciiTheme="majorHAnsi" w:hAnsiTheme="majorHAnsi" w:cstheme="majorHAnsi"/>
+                </w:rPr>
+                <w:t>.com/mike-wester</w:t>
               </w:r>
             </w:hyperlink>
           </w:p>
@@ -178,38 +201,6 @@
           <w:szCs w:val="22"/>
         </w:rPr>
       </w:pPr>
-      <w:r>
-        <w:rPr>
-          <w:rFonts w:asciiTheme="majorHAnsi" w:hAnsiTheme="majorHAnsi" w:cstheme="majorHAnsi"/>
-          <w:bCs/>
-          <w:color w:val="auto"/>
-          <w:sz w:val="22"/>
-          <w:szCs w:val="22"/>
-        </w:rPr>
-        <w:t xml:space="preserve">13 years of experience in crafting innovative solutions across various domains. My expertise lies in spearheading the development of greenfield full-stack applications, pioneering new standalone frontend SPAs/PWAs, architecting RESTful APIs, and designing microservice-based backend infrastructures. Additionally, I'm well-versed in the intricacies of </w:t>
-      </w:r>
-      <w:proofErr w:type="spellStart"/>
-      <w:r>
-        <w:rPr>
-          <w:rFonts w:asciiTheme="majorHAnsi" w:hAnsiTheme="majorHAnsi" w:cstheme="majorHAnsi"/>
-          <w:bCs/>
-          <w:color w:val="auto"/>
-          <w:sz w:val="22"/>
-          <w:szCs w:val="22"/>
-        </w:rPr>
-        <w:t>microfrontend</w:t>
-      </w:r>
-      <w:proofErr w:type="spellEnd"/>
-      <w:r>
-        <w:rPr>
-          <w:rFonts w:asciiTheme="majorHAnsi" w:hAnsiTheme="majorHAnsi" w:cstheme="majorHAnsi"/>
-          <w:bCs/>
-          <w:color w:val="auto"/>
-          <w:sz w:val="22"/>
-          <w:szCs w:val="22"/>
-        </w:rPr>
-        <w:t>-based architectures, continuously exploring new paradigms to enhance system scalability and flexibility.</w:t>
-      </w:r>
     </w:p>
     <w:p>
       <w:pPr>
@@ -221,1669 +212,84 @@
           <w:right w:val="nil"/>
           <w:between w:val="nil"/>
         </w:pBdr>
-        <w:rPr>
-          <w:rFonts w:asciiTheme="majorHAnsi" w:hAnsiTheme="majorHAnsi" w:cstheme="majorHAnsi"/>
-          <w:color w:val="1155CC"/>
-        </w:rPr>
-      </w:pPr>
-      <w:r>
-        <w:rPr>
-          <w:rFonts w:asciiTheme="majorHAnsi" w:hAnsiTheme="majorHAnsi" w:cstheme="majorHAnsi"/>
-          <w:color w:val="1155CC"/>
-        </w:rPr>
-        <w:t>Work Experience</w:t>
-      </w:r>
-    </w:p>
-    <w:p>
-      <w:pPr>
-        <w:tabs>
-          <w:tab w:val="left" w:pos="720"/>
-          <w:tab w:val="left" w:pos="-1007"/>
-          <w:tab w:val="left" w:pos="4395"/>
-          <w:tab w:val="right" w:pos="10197"/>
-          <w:tab w:val="center" w:pos="5097"/>
-          <w:tab w:val="left" w:pos="720"/>
-          <w:tab w:val="left" w:pos="1440"/>
-          <w:tab w:val="left" w:pos="2160"/>
-        </w:tabs>
-        <w:rPr>
-          <w:rFonts w:asciiTheme="minorHAnsi" w:eastAsia="Calibri" w:hAnsiTheme="minorHAnsi" w:cstheme="minorHAnsi"/>
+        <w:spacing w:line="276" w:lineRule="auto"/>
+        <w:rPr>
+          <w:rFonts w:asciiTheme="majorHAnsi" w:hAnsiTheme="majorHAnsi" w:cstheme="majorHAnsi"/>
           <w:bCs/>
-        </w:rPr>
-      </w:pPr>
-    </w:p>
-    <w:p>
-      <w:pPr>
-        <w:tabs>
-          <w:tab w:val="left" w:pos="720"/>
-          <w:tab w:val="left" w:pos="-1007"/>
-          <w:tab w:val="left" w:pos="4395"/>
-          <w:tab w:val="right" w:pos="10197"/>
-          <w:tab w:val="center" w:pos="5097"/>
-          <w:tab w:val="left" w:pos="720"/>
-          <w:tab w:val="left" w:pos="1440"/>
-          <w:tab w:val="left" w:pos="2160"/>
-        </w:tabs>
-        <w:rPr>
-          <w:rFonts w:asciiTheme="majorHAnsi" w:hAnsiTheme="majorHAnsi" w:cstheme="majorHAnsi"/>
-          <w:b/>
-        </w:rPr>
-      </w:pPr>
-      <w:r>
-        <w:rPr>
-          <w:rFonts w:asciiTheme="minorHAnsi" w:eastAsia="Calibri" w:hAnsiTheme="minorHAnsi" w:cstheme="minorHAnsi"/>
+          <w:color w:val="auto"/>
+          <w:sz w:val="22"/>
+          <w:szCs w:val="22"/>
+        </w:rPr>
+      </w:pPr>
+      <w:r>
+        <w:rPr>
+          <w:rFonts w:asciiTheme="majorHAnsi" w:hAnsiTheme="majorHAnsi" w:cstheme="majorHAnsi"/>
           <w:bCs/>
-        </w:rPr>
-        <w:t>Software Engineering Team Lead</w:t>
-      </w:r>
-      <w:r>
-        <w:rPr>
-          <w:rFonts w:asciiTheme="majorHAnsi" w:hAnsiTheme="majorHAnsi" w:cstheme="majorHAnsi"/>
-          <w:b/>
-        </w:rPr>
-        <w:tab/>
-      </w:r>
-      <w:proofErr w:type="gramStart"/>
-      <w:r>
-        <w:rPr>
-          <w:rFonts w:asciiTheme="majorHAnsi" w:hAnsiTheme="majorHAnsi" w:cstheme="majorHAnsi"/>
-          <w:b/>
-        </w:rPr>
-        <w:t>The</w:t>
-      </w:r>
-      <w:proofErr w:type="gramEnd"/>
-      <w:r>
-        <w:rPr>
-          <w:rFonts w:asciiTheme="majorHAnsi" w:hAnsiTheme="majorHAnsi" w:cstheme="majorHAnsi"/>
-          <w:b/>
-        </w:rPr>
-        <w:t xml:space="preserve"> Predictive Index</w:t>
-      </w:r>
-      <w:r>
-        <w:rPr>
-          <w:rFonts w:asciiTheme="majorHAnsi" w:hAnsiTheme="majorHAnsi" w:cstheme="majorHAnsi"/>
-        </w:rPr>
-        <w:tab/>
-      </w:r>
-      <w:r>
-        <w:rPr>
-          <w:rFonts w:asciiTheme="majorHAnsi" w:hAnsiTheme="majorHAnsi" w:cstheme="majorHAnsi"/>
-          <w:b/>
-        </w:rPr>
-        <w:t>Oct 2021 – Nov 2022</w:t>
-      </w:r>
-    </w:p>
-    <w:p>
-      <w:pPr>
-        <w:tabs>
-          <w:tab w:val="left" w:pos="720"/>
-          <w:tab w:val="left" w:pos="-1007"/>
-          <w:tab w:val="left" w:pos="4395"/>
-          <w:tab w:val="right" w:pos="10197"/>
-          <w:tab w:val="center" w:pos="5097"/>
-          <w:tab w:val="left" w:pos="720"/>
-          <w:tab w:val="left" w:pos="1440"/>
-          <w:tab w:val="left" w:pos="2160"/>
-        </w:tabs>
-        <w:rPr>
-          <w:rFonts w:asciiTheme="majorHAnsi" w:hAnsiTheme="majorHAnsi" w:cstheme="majorHAnsi"/>
-          <w:sz w:val="22"/>
-          <w:szCs w:val="22"/>
-        </w:rPr>
-      </w:pPr>
-      <w:r>
-        <w:rPr>
-          <w:rFonts w:asciiTheme="majorHAnsi" w:hAnsiTheme="majorHAnsi" w:cstheme="majorHAnsi"/>
-          <w:sz w:val="22"/>
-          <w:szCs w:val="22"/>
-        </w:rPr>
-        <w:t>User Experience</w:t>
-      </w:r>
-      <w:r>
-        <w:rPr>
-          <w:rFonts w:asciiTheme="majorHAnsi" w:hAnsiTheme="majorHAnsi" w:cstheme="majorHAnsi"/>
-          <w:sz w:val="22"/>
-          <w:szCs w:val="22"/>
-        </w:rPr>
-        <w:tab/>
-      </w:r>
-      <w:r>
-        <w:rPr>
-          <w:rFonts w:asciiTheme="majorHAnsi" w:hAnsiTheme="majorHAnsi" w:cstheme="majorHAnsi"/>
-          <w:sz w:val="22"/>
-          <w:szCs w:val="22"/>
-        </w:rPr>
-        <w:tab/>
-        <w:t>Greater Milwaukee Area</w:t>
-      </w:r>
-      <w:r>
-        <w:rPr>
-          <w:rFonts w:asciiTheme="majorHAnsi" w:hAnsiTheme="majorHAnsi" w:cstheme="majorHAnsi"/>
-          <w:sz w:val="22"/>
-          <w:szCs w:val="22"/>
-        </w:rPr>
-        <w:t>, WI</w:t>
-      </w:r>
-    </w:p>
-    <w:p>
-      <w:pPr>
-        <w:tabs>
-          <w:tab w:val="left" w:pos="720"/>
-          <w:tab w:val="left" w:pos="1440"/>
-          <w:tab w:val="left" w:pos="2160"/>
-        </w:tabs>
-        <w:rPr>
-          <w:rFonts w:asciiTheme="majorHAnsi" w:hAnsiTheme="majorHAnsi" w:cstheme="majorHAnsi"/>
-          <w:sz w:val="22"/>
-          <w:szCs w:val="22"/>
-        </w:rPr>
-      </w:pPr>
-    </w:p>
-    <w:p>
-      <w:pPr>
-        <w:numPr>
-          <w:ilvl w:val="0"/>
-          <w:numId w:val="1"/>
-        </w:numPr>
-        <w:tabs>
-          <w:tab w:val="left" w:pos="720"/>
-          <w:tab w:val="left" w:pos="1440"/>
-          <w:tab w:val="left" w:pos="2160"/>
-        </w:tabs>
-        <w:rPr>
-          <w:rFonts w:asciiTheme="majorHAnsi" w:hAnsiTheme="majorHAnsi" w:cstheme="majorHAnsi"/>
-          <w:sz w:val="22"/>
-          <w:szCs w:val="22"/>
-        </w:rPr>
-      </w:pPr>
-      <w:r>
-        <w:rPr>
-          <w:rFonts w:asciiTheme="majorHAnsi" w:hAnsiTheme="majorHAnsi" w:cstheme="majorHAnsi"/>
-          <w:sz w:val="22"/>
-          <w:szCs w:val="22"/>
-        </w:rPr>
-        <w:t>Creation of NPM UX library utilizing</w:t>
-      </w:r>
-      <w:r>
-        <w:rPr>
-          <w:rFonts w:asciiTheme="majorHAnsi" w:hAnsiTheme="majorHAnsi" w:cstheme="majorHAnsi"/>
-          <w:sz w:val="22"/>
-          <w:szCs w:val="22"/>
-        </w:rPr>
-        <w:t xml:space="preserve"> Angular Materials and AG Grid </w:t>
-      </w:r>
-      <w:r>
-        <w:rPr>
-          <w:rFonts w:asciiTheme="majorHAnsi" w:hAnsiTheme="majorHAnsi" w:cstheme="majorHAnsi"/>
-          <w:sz w:val="22"/>
-          <w:szCs w:val="22"/>
-        </w:rPr>
-        <w:t>for</w:t>
-      </w:r>
-      <w:r>
-        <w:rPr>
-          <w:rFonts w:asciiTheme="majorHAnsi" w:hAnsiTheme="majorHAnsi" w:cstheme="majorHAnsi"/>
-          <w:sz w:val="22"/>
-          <w:szCs w:val="22"/>
-        </w:rPr>
-        <w:t xml:space="preserve"> a more standardized infrastructure.</w:t>
-      </w:r>
-    </w:p>
-    <w:p>
-      <w:pPr>
-        <w:numPr>
-          <w:ilvl w:val="0"/>
-          <w:numId w:val="1"/>
-        </w:numPr>
-        <w:tabs>
-          <w:tab w:val="left" w:pos="720"/>
-          <w:tab w:val="left" w:pos="1440"/>
-          <w:tab w:val="left" w:pos="2160"/>
-        </w:tabs>
-        <w:rPr>
-          <w:rFonts w:asciiTheme="majorHAnsi" w:hAnsiTheme="majorHAnsi" w:cstheme="majorHAnsi"/>
-          <w:sz w:val="22"/>
-          <w:szCs w:val="22"/>
-        </w:rPr>
-      </w:pPr>
-      <w:r>
-        <w:rPr>
-          <w:rFonts w:asciiTheme="majorHAnsi" w:hAnsiTheme="majorHAnsi" w:cstheme="majorHAnsi"/>
-          <w:sz w:val="22"/>
-          <w:szCs w:val="22"/>
-        </w:rPr>
-        <w:t>Implementation/Modification of RESTFul API’s to integrate new access control changes.</w:t>
-      </w:r>
-    </w:p>
-    <w:p>
-      <w:pPr>
-        <w:numPr>
-          <w:ilvl w:val="0"/>
-          <w:numId w:val="1"/>
-        </w:numPr>
-        <w:tabs>
-          <w:tab w:val="left" w:pos="720"/>
-          <w:tab w:val="left" w:pos="1440"/>
-          <w:tab w:val="left" w:pos="2160"/>
-        </w:tabs>
-        <w:rPr>
-          <w:rFonts w:asciiTheme="majorHAnsi" w:hAnsiTheme="majorHAnsi" w:cstheme="majorHAnsi"/>
-          <w:sz w:val="22"/>
-          <w:szCs w:val="22"/>
-        </w:rPr>
-      </w:pPr>
-      <w:r>
-        <w:rPr>
-          <w:rFonts w:asciiTheme="majorHAnsi" w:hAnsiTheme="majorHAnsi" w:cstheme="majorHAnsi"/>
-          <w:sz w:val="22"/>
-          <w:szCs w:val="22"/>
-        </w:rPr>
-        <w:t>Setup/Creation of the initial library project, leveraging AngularCLI to streamline the process.</w:t>
-      </w:r>
-    </w:p>
-    <w:p>
-      <w:pPr>
-        <w:numPr>
-          <w:ilvl w:val="0"/>
-          <w:numId w:val="1"/>
-        </w:numPr>
-        <w:tabs>
-          <w:tab w:val="left" w:pos="720"/>
-          <w:tab w:val="left" w:pos="1440"/>
-          <w:tab w:val="left" w:pos="2160"/>
-        </w:tabs>
-        <w:rPr>
-          <w:rFonts w:asciiTheme="majorHAnsi" w:hAnsiTheme="majorHAnsi" w:cstheme="majorHAnsi"/>
-          <w:sz w:val="22"/>
-          <w:szCs w:val="22"/>
-        </w:rPr>
-      </w:pPr>
-      <w:r>
-        <w:rPr>
-          <w:rFonts w:asciiTheme="majorHAnsi" w:hAnsiTheme="majorHAnsi" w:cstheme="majorHAnsi"/>
-          <w:sz w:val="22"/>
-          <w:szCs w:val="22"/>
-        </w:rPr>
-        <w:t>Manage 3 direct reports.</w:t>
-      </w:r>
-    </w:p>
-    <w:p>
-      <w:pPr>
-        <w:tabs>
-          <w:tab w:val="left" w:pos="720"/>
-          <w:tab w:val="left" w:pos="-1007"/>
-          <w:tab w:val="left" w:pos="4395"/>
-          <w:tab w:val="right" w:pos="10197"/>
-          <w:tab w:val="center" w:pos="5097"/>
-          <w:tab w:val="left" w:pos="720"/>
-          <w:tab w:val="left" w:pos="1440"/>
-          <w:tab w:val="left" w:pos="2160"/>
-        </w:tabs>
-        <w:rPr>
-          <w:rFonts w:asciiTheme="minorHAnsi" w:eastAsia="Calibri" w:hAnsiTheme="minorHAnsi" w:cstheme="minorHAnsi"/>
+          <w:color w:val="auto"/>
+          <w:sz w:val="22"/>
+          <w:szCs w:val="22"/>
+        </w:rPr>
+        <w:t xml:space="preserve">Senior Software Engineer and Technical Lead with 13+ years of experience building scalable </w:t>
+      </w:r>
+      <w:r>
+        <w:rPr>
+          <w:rFonts w:asciiTheme="majorHAnsi" w:hAnsiTheme="majorHAnsi" w:cstheme="majorHAnsi"/>
           <w:bCs/>
-        </w:rPr>
-      </w:pPr>
-    </w:p>
-    <w:p>
-      <w:pPr>
-        <w:tabs>
-          <w:tab w:val="left" w:pos="720"/>
-          <w:tab w:val="left" w:pos="-1007"/>
-          <w:tab w:val="left" w:pos="4395"/>
-          <w:tab w:val="right" w:pos="10197"/>
-          <w:tab w:val="center" w:pos="5097"/>
-          <w:tab w:val="left" w:pos="720"/>
-          <w:tab w:val="left" w:pos="1440"/>
-          <w:tab w:val="left" w:pos="2160"/>
-        </w:tabs>
-        <w:rPr>
-          <w:rFonts w:asciiTheme="majorHAnsi" w:hAnsiTheme="majorHAnsi" w:cstheme="majorHAnsi"/>
-          <w:b/>
-        </w:rPr>
-      </w:pPr>
-      <w:r>
-        <w:rPr>
-          <w:rFonts w:asciiTheme="minorHAnsi" w:eastAsia="Calibri" w:hAnsiTheme="minorHAnsi" w:cstheme="minorHAnsi"/>
+          <w:color w:val="auto"/>
+          <w:sz w:val="22"/>
+          <w:szCs w:val="22"/>
+        </w:rPr>
+        <w:t xml:space="preserve">systems and </w:t>
+      </w:r>
+      <w:r>
+        <w:rPr>
+          <w:rFonts w:asciiTheme="majorHAnsi" w:hAnsiTheme="majorHAnsi" w:cstheme="majorHAnsi"/>
           <w:bCs/>
-        </w:rPr>
-        <w:t>Software Engineer II</w:t>
-      </w:r>
-      <w:r>
-        <w:rPr>
-          <w:rFonts w:asciiTheme="majorHAnsi" w:hAnsiTheme="majorHAnsi" w:cstheme="majorHAnsi"/>
-          <w:b/>
-        </w:rPr>
-        <w:tab/>
-      </w:r>
-      <w:proofErr w:type="spellStart"/>
-      <w:r>
-        <w:rPr>
-          <w:rFonts w:asciiTheme="majorHAnsi" w:hAnsiTheme="majorHAnsi" w:cstheme="majorHAnsi"/>
-          <w:b/>
-        </w:rPr>
-        <w:t>goPuff</w:t>
-      </w:r>
-      <w:proofErr w:type="spellEnd"/>
-      <w:r>
-        <w:rPr>
-          <w:rFonts w:asciiTheme="majorHAnsi" w:hAnsiTheme="majorHAnsi" w:cstheme="majorHAnsi"/>
-        </w:rPr>
-        <w:tab/>
-      </w:r>
-      <w:r>
-        <w:rPr>
-          <w:rFonts w:asciiTheme="majorHAnsi" w:hAnsiTheme="majorHAnsi" w:cstheme="majorHAnsi"/>
-          <w:b/>
-        </w:rPr>
-        <w:t>Feb 2021 – Oct 2021</w:t>
-      </w:r>
-    </w:p>
-    <w:p>
-      <w:pPr>
-        <w:tabs>
-          <w:tab w:val="left" w:pos="720"/>
-          <w:tab w:val="left" w:pos="-1007"/>
-          <w:tab w:val="left" w:pos="4395"/>
-          <w:tab w:val="right" w:pos="10197"/>
-          <w:tab w:val="center" w:pos="5097"/>
-          <w:tab w:val="left" w:pos="720"/>
-          <w:tab w:val="left" w:pos="1440"/>
-          <w:tab w:val="left" w:pos="2160"/>
-        </w:tabs>
-        <w:rPr>
-          <w:rFonts w:asciiTheme="majorHAnsi" w:hAnsiTheme="majorHAnsi" w:cstheme="majorHAnsi"/>
-          <w:sz w:val="22"/>
-          <w:szCs w:val="22"/>
-        </w:rPr>
-      </w:pPr>
-      <w:r>
-        <w:rPr>
-          <w:rFonts w:asciiTheme="majorHAnsi" w:hAnsiTheme="majorHAnsi" w:cstheme="majorHAnsi"/>
-          <w:sz w:val="22"/>
-          <w:szCs w:val="22"/>
-        </w:rPr>
-        <w:t>Forecasting</w:t>
-      </w:r>
-      <w:r>
-        <w:rPr>
-          <w:rFonts w:asciiTheme="majorHAnsi" w:hAnsiTheme="majorHAnsi" w:cstheme="majorHAnsi"/>
-          <w:sz w:val="22"/>
-          <w:szCs w:val="22"/>
-        </w:rPr>
-        <w:tab/>
-      </w:r>
-      <w:r>
-        <w:rPr>
-          <w:rFonts w:asciiTheme="majorHAnsi" w:hAnsiTheme="majorHAnsi" w:cstheme="majorHAnsi"/>
-          <w:sz w:val="22"/>
-          <w:szCs w:val="22"/>
-        </w:rPr>
-        <w:tab/>
-        <w:t>Greater Milwaukee Area, WI</w:t>
-      </w:r>
-    </w:p>
-    <w:p>
-      <w:pPr>
-        <w:tabs>
-          <w:tab w:val="left" w:pos="720"/>
-          <w:tab w:val="left" w:pos="1440"/>
-          <w:tab w:val="left" w:pos="2160"/>
-        </w:tabs>
-        <w:rPr>
-          <w:rFonts w:asciiTheme="majorHAnsi" w:hAnsiTheme="majorHAnsi" w:cstheme="majorHAnsi"/>
-          <w:sz w:val="22"/>
-          <w:szCs w:val="22"/>
-        </w:rPr>
-      </w:pPr>
-    </w:p>
-    <w:p>
-      <w:pPr>
-        <w:numPr>
-          <w:ilvl w:val="0"/>
-          <w:numId w:val="1"/>
-        </w:numPr>
-        <w:tabs>
-          <w:tab w:val="left" w:pos="720"/>
-          <w:tab w:val="left" w:pos="1440"/>
-          <w:tab w:val="left" w:pos="2160"/>
-        </w:tabs>
-        <w:rPr>
-          <w:rFonts w:asciiTheme="majorHAnsi" w:hAnsiTheme="majorHAnsi" w:cstheme="majorHAnsi"/>
-          <w:sz w:val="22"/>
-          <w:szCs w:val="22"/>
-        </w:rPr>
-      </w:pPr>
-      <w:r>
-        <w:rPr>
-          <w:rFonts w:asciiTheme="majorHAnsi" w:hAnsiTheme="majorHAnsi" w:cstheme="majorHAnsi"/>
-          <w:sz w:val="22"/>
-          <w:szCs w:val="22"/>
-        </w:rPr>
-        <w:t xml:space="preserve">Automated current reporting process improving end user efficiency by over </w:t>
-      </w:r>
-      <w:r>
-        <w:rPr>
-          <w:rFonts w:asciiTheme="majorHAnsi" w:hAnsiTheme="majorHAnsi" w:cstheme="majorHAnsi"/>
-          <w:sz w:val="22"/>
-          <w:szCs w:val="22"/>
-        </w:rPr>
-        <w:t>500</w:t>
-      </w:r>
-      <w:r>
-        <w:rPr>
-          <w:rFonts w:asciiTheme="majorHAnsi" w:hAnsiTheme="majorHAnsi" w:cstheme="majorHAnsi"/>
-          <w:sz w:val="22"/>
-          <w:szCs w:val="22"/>
-        </w:rPr>
-        <w:t>%.</w:t>
-      </w:r>
-    </w:p>
-    <w:p>
-      <w:pPr>
-        <w:numPr>
-          <w:ilvl w:val="0"/>
-          <w:numId w:val="1"/>
-        </w:numPr>
-        <w:tabs>
-          <w:tab w:val="left" w:pos="720"/>
-          <w:tab w:val="left" w:pos="1440"/>
-          <w:tab w:val="left" w:pos="2160"/>
-        </w:tabs>
-        <w:rPr>
-          <w:rFonts w:asciiTheme="majorHAnsi" w:hAnsiTheme="majorHAnsi" w:cstheme="majorHAnsi"/>
-          <w:sz w:val="22"/>
-          <w:szCs w:val="22"/>
-        </w:rPr>
-      </w:pPr>
-      <w:r>
-        <w:rPr>
-          <w:rFonts w:asciiTheme="majorHAnsi" w:hAnsiTheme="majorHAnsi" w:cstheme="majorHAnsi"/>
-          <w:sz w:val="22"/>
-          <w:szCs w:val="22"/>
-        </w:rPr>
-        <w:t>Creation/Release of a cutting-edge web application built on React, elevating user experience.</w:t>
-      </w:r>
-    </w:p>
-    <w:p>
-      <w:pPr>
-        <w:numPr>
-          <w:ilvl w:val="0"/>
-          <w:numId w:val="1"/>
-        </w:numPr>
-        <w:tabs>
-          <w:tab w:val="left" w:pos="720"/>
-          <w:tab w:val="left" w:pos="1440"/>
-          <w:tab w:val="left" w:pos="2160"/>
-        </w:tabs>
-        <w:rPr>
-          <w:rFonts w:asciiTheme="majorHAnsi" w:hAnsiTheme="majorHAnsi" w:cstheme="majorHAnsi"/>
-          <w:sz w:val="22"/>
-          <w:szCs w:val="22"/>
-        </w:rPr>
-      </w:pPr>
-      <w:r>
-        <w:rPr>
-          <w:rFonts w:asciiTheme="majorHAnsi" w:hAnsiTheme="majorHAnsi" w:cstheme="majorHAnsi"/>
-          <w:sz w:val="22"/>
-          <w:szCs w:val="22"/>
-        </w:rPr>
-        <w:t xml:space="preserve">Development of new RESTful APIs, </w:t>
-      </w:r>
-      <w:r>
-        <w:rPr>
-          <w:rFonts w:asciiTheme="majorHAnsi" w:hAnsiTheme="majorHAnsi" w:cstheme="majorHAnsi"/>
-          <w:sz w:val="22"/>
-          <w:szCs w:val="22"/>
-        </w:rPr>
-        <w:t>utilizing</w:t>
-      </w:r>
-      <w:r>
-        <w:rPr>
-          <w:rFonts w:asciiTheme="majorHAnsi" w:hAnsiTheme="majorHAnsi" w:cstheme="majorHAnsi"/>
-          <w:sz w:val="22"/>
-          <w:szCs w:val="22"/>
-        </w:rPr>
-        <w:t xml:space="preserve"> GraphQL to enhance efficiency and flexibility in data querying.</w:t>
-      </w:r>
-    </w:p>
-    <w:p>
-      <w:pPr>
-        <w:tabs>
-          <w:tab w:val="left" w:pos="720"/>
-          <w:tab w:val="left" w:pos="-1007"/>
-          <w:tab w:val="left" w:pos="4395"/>
-          <w:tab w:val="right" w:pos="10197"/>
-          <w:tab w:val="center" w:pos="5097"/>
-          <w:tab w:val="left" w:pos="720"/>
-          <w:tab w:val="left" w:pos="1440"/>
-          <w:tab w:val="left" w:pos="2160"/>
-        </w:tabs>
-        <w:rPr>
-          <w:rFonts w:asciiTheme="minorHAnsi" w:eastAsia="Calibri" w:hAnsiTheme="minorHAnsi" w:cstheme="minorHAnsi"/>
+          <w:color w:val="auto"/>
+          <w:sz w:val="22"/>
+          <w:szCs w:val="22"/>
+        </w:rPr>
+        <w:t xml:space="preserve">full-stack </w:t>
+      </w:r>
+      <w:r>
+        <w:rPr>
+          <w:rFonts w:asciiTheme="majorHAnsi" w:hAnsiTheme="majorHAnsi" w:cstheme="majorHAnsi"/>
           <w:bCs/>
-        </w:rPr>
-      </w:pPr>
-    </w:p>
-    <w:p>
-      <w:pPr>
-        <w:tabs>
-          <w:tab w:val="left" w:pos="720"/>
-          <w:tab w:val="left" w:pos="-1007"/>
-          <w:tab w:val="left" w:pos="4395"/>
-          <w:tab w:val="right" w:pos="10197"/>
-          <w:tab w:val="center" w:pos="5097"/>
-          <w:tab w:val="left" w:pos="720"/>
-          <w:tab w:val="left" w:pos="1440"/>
-          <w:tab w:val="left" w:pos="2160"/>
-        </w:tabs>
-        <w:rPr>
-          <w:rFonts w:asciiTheme="minorHAnsi" w:eastAsia="Calibri" w:hAnsiTheme="minorHAnsi" w:cstheme="minorHAnsi"/>
+          <w:color w:val="auto"/>
+          <w:sz w:val="22"/>
+          <w:szCs w:val="22"/>
+        </w:rPr>
+        <w:t xml:space="preserve">enterprise </w:t>
+      </w:r>
+      <w:r>
+        <w:rPr>
+          <w:rFonts w:asciiTheme="majorHAnsi" w:hAnsiTheme="majorHAnsi" w:cstheme="majorHAnsi"/>
           <w:bCs/>
-        </w:rPr>
-      </w:pPr>
-    </w:p>
-    <w:p>
-      <w:pPr>
-        <w:tabs>
-          <w:tab w:val="left" w:pos="720"/>
-          <w:tab w:val="left" w:pos="-1007"/>
-          <w:tab w:val="left" w:pos="4395"/>
-          <w:tab w:val="right" w:pos="10197"/>
-          <w:tab w:val="center" w:pos="5097"/>
-          <w:tab w:val="left" w:pos="720"/>
-          <w:tab w:val="left" w:pos="1440"/>
-          <w:tab w:val="left" w:pos="2160"/>
-        </w:tabs>
-        <w:rPr>
-          <w:rFonts w:asciiTheme="majorHAnsi" w:hAnsiTheme="majorHAnsi" w:cstheme="majorHAnsi"/>
-          <w:b/>
-        </w:rPr>
-      </w:pPr>
-      <w:r>
-        <w:rPr>
-          <w:rFonts w:asciiTheme="minorHAnsi" w:eastAsia="Calibri" w:hAnsiTheme="minorHAnsi" w:cstheme="minorHAnsi"/>
+          <w:color w:val="auto"/>
+          <w:sz w:val="22"/>
+          <w:szCs w:val="22"/>
+        </w:rPr>
+        <w:t>applications, microservices, SPAs, and cloud-native platforms. Expertise in C#, ASP.</w:t>
+      </w:r>
+      <w:r>
+        <w:rPr>
+          <w:rFonts w:asciiTheme="majorHAnsi" w:hAnsiTheme="majorHAnsi" w:cstheme="majorHAnsi"/>
           <w:bCs/>
-        </w:rPr>
-        <w:t>Senior Software Engineer</w:t>
-      </w:r>
-      <w:r>
-        <w:rPr>
-          <w:rFonts w:asciiTheme="majorHAnsi" w:hAnsiTheme="majorHAnsi" w:cstheme="majorHAnsi"/>
-          <w:b/>
-        </w:rPr>
-        <w:tab/>
-      </w:r>
-      <w:proofErr w:type="spellStart"/>
-      <w:r>
-        <w:rPr>
-          <w:rFonts w:asciiTheme="majorHAnsi" w:hAnsiTheme="majorHAnsi" w:cstheme="majorHAnsi"/>
-          <w:b/>
-        </w:rPr>
-        <w:t>InvestCloud</w:t>
-      </w:r>
-      <w:proofErr w:type="spellEnd"/>
-      <w:r>
-        <w:rPr>
-          <w:rFonts w:asciiTheme="majorHAnsi" w:hAnsiTheme="majorHAnsi" w:cstheme="majorHAnsi"/>
-        </w:rPr>
-        <w:tab/>
-      </w:r>
-      <w:r>
-        <w:rPr>
-          <w:rFonts w:asciiTheme="majorHAnsi" w:hAnsiTheme="majorHAnsi" w:cstheme="majorHAnsi"/>
-          <w:b/>
-        </w:rPr>
-        <w:t>Jul 2019 – Jun 2020</w:t>
-      </w:r>
-    </w:p>
-    <w:p>
-      <w:pPr>
-        <w:tabs>
-          <w:tab w:val="left" w:pos="720"/>
-          <w:tab w:val="left" w:pos="-1007"/>
-          <w:tab w:val="left" w:pos="4395"/>
-          <w:tab w:val="right" w:pos="10197"/>
-          <w:tab w:val="center" w:pos="5097"/>
-          <w:tab w:val="left" w:pos="720"/>
-          <w:tab w:val="left" w:pos="1440"/>
-          <w:tab w:val="left" w:pos="2160"/>
-        </w:tabs>
-        <w:rPr>
-          <w:rFonts w:asciiTheme="majorHAnsi" w:hAnsiTheme="majorHAnsi" w:cstheme="majorHAnsi"/>
-          <w:sz w:val="22"/>
-          <w:szCs w:val="22"/>
-        </w:rPr>
-      </w:pPr>
-      <w:r>
-        <w:rPr>
-          <w:rFonts w:asciiTheme="majorHAnsi" w:hAnsiTheme="majorHAnsi" w:cstheme="majorHAnsi"/>
-          <w:sz w:val="22"/>
-          <w:szCs w:val="22"/>
-        </w:rPr>
-        <w:t>Essentials</w:t>
-      </w:r>
-      <w:r>
-        <w:rPr>
-          <w:rFonts w:asciiTheme="majorHAnsi" w:hAnsiTheme="majorHAnsi" w:cstheme="majorHAnsi"/>
-          <w:sz w:val="22"/>
-          <w:szCs w:val="22"/>
-        </w:rPr>
-        <w:tab/>
-      </w:r>
-      <w:r>
-        <w:rPr>
-          <w:rFonts w:asciiTheme="majorHAnsi" w:hAnsiTheme="majorHAnsi" w:cstheme="majorHAnsi"/>
-          <w:sz w:val="22"/>
-          <w:szCs w:val="22"/>
-        </w:rPr>
-        <w:tab/>
-        <w:t>Greater Milwaukee Area, WI</w:t>
-      </w:r>
-    </w:p>
-    <w:p>
-      <w:pPr>
-        <w:tabs>
-          <w:tab w:val="left" w:pos="720"/>
-          <w:tab w:val="left" w:pos="1440"/>
-          <w:tab w:val="left" w:pos="2160"/>
-        </w:tabs>
-        <w:rPr>
-          <w:rFonts w:asciiTheme="majorHAnsi" w:hAnsiTheme="majorHAnsi" w:cstheme="majorHAnsi"/>
-          <w:sz w:val="22"/>
-          <w:szCs w:val="22"/>
-        </w:rPr>
-      </w:pPr>
-    </w:p>
-    <w:p>
-      <w:pPr>
-        <w:pStyle w:val="ListParagraph"/>
-        <w:numPr>
-          <w:ilvl w:val="0"/>
-          <w:numId w:val="1"/>
-        </w:numPr>
-        <w:tabs>
-          <w:tab w:val="left" w:pos="720"/>
-          <w:tab w:val="left" w:pos="1440"/>
-          <w:tab w:val="left" w:pos="2160"/>
-        </w:tabs>
-        <w:rPr>
-          <w:rFonts w:asciiTheme="majorHAnsi" w:hAnsiTheme="majorHAnsi" w:cstheme="majorHAnsi"/>
-          <w:sz w:val="22"/>
-          <w:szCs w:val="22"/>
-        </w:rPr>
-      </w:pPr>
-      <w:r>
-        <w:rPr>
-          <w:rFonts w:asciiTheme="majorHAnsi" w:hAnsiTheme="majorHAnsi" w:cstheme="majorHAnsi"/>
-          <w:sz w:val="22"/>
-          <w:szCs w:val="22"/>
-        </w:rPr>
-        <w:t>Utilized Azure Service Bus into our microservices architecture facilitating seamless connection.</w:t>
-      </w:r>
-    </w:p>
-    <w:p>
-      <w:pPr>
-        <w:pStyle w:val="ListParagraph"/>
-        <w:numPr>
-          <w:ilvl w:val="0"/>
-          <w:numId w:val="1"/>
-        </w:numPr>
-        <w:tabs>
-          <w:tab w:val="left" w:pos="720"/>
-          <w:tab w:val="left" w:pos="1440"/>
-          <w:tab w:val="left" w:pos="2160"/>
-        </w:tabs>
-        <w:rPr>
-          <w:rFonts w:asciiTheme="majorHAnsi" w:hAnsiTheme="majorHAnsi" w:cstheme="majorHAnsi"/>
-          <w:sz w:val="22"/>
-          <w:szCs w:val="22"/>
-        </w:rPr>
-      </w:pPr>
-      <w:r>
-        <w:rPr>
-          <w:rFonts w:asciiTheme="majorHAnsi" w:hAnsiTheme="majorHAnsi" w:cstheme="majorHAnsi"/>
-          <w:sz w:val="22"/>
-          <w:szCs w:val="22"/>
-        </w:rPr>
-        <w:t>Implemented robust frontend unit testing standards, resulting in improved efficiency.</w:t>
-      </w:r>
-    </w:p>
-    <w:p>
-      <w:pPr>
-        <w:pStyle w:val="ListParagraph"/>
-        <w:numPr>
-          <w:ilvl w:val="0"/>
-          <w:numId w:val="1"/>
-        </w:numPr>
-        <w:tabs>
-          <w:tab w:val="left" w:pos="720"/>
-          <w:tab w:val="left" w:pos="1440"/>
-          <w:tab w:val="left" w:pos="2160"/>
-        </w:tabs>
-        <w:rPr>
-          <w:rFonts w:asciiTheme="majorHAnsi" w:hAnsiTheme="majorHAnsi" w:cstheme="majorHAnsi"/>
-          <w:sz w:val="22"/>
-          <w:szCs w:val="22"/>
-        </w:rPr>
-      </w:pPr>
-      <w:r>
-        <w:rPr>
-          <w:rFonts w:asciiTheme="majorHAnsi" w:hAnsiTheme="majorHAnsi" w:cstheme="majorHAnsi"/>
-          <w:sz w:val="22"/>
-          <w:szCs w:val="22"/>
-        </w:rPr>
-        <w:t>Successfully launched the flagship Single Page Application (SPA) built with Angular</w:t>
-      </w:r>
-      <w:r>
-        <w:rPr>
-          <w:rFonts w:asciiTheme="majorHAnsi" w:hAnsiTheme="majorHAnsi" w:cstheme="majorHAnsi"/>
-          <w:sz w:val="22"/>
-          <w:szCs w:val="22"/>
-        </w:rPr>
-        <w:t>.</w:t>
-      </w:r>
-    </w:p>
-    <w:p>
-      <w:pPr>
-        <w:tabs>
-          <w:tab w:val="left" w:pos="720"/>
-          <w:tab w:val="left" w:pos="1440"/>
-          <w:tab w:val="left" w:pos="2160"/>
-        </w:tabs>
-        <w:rPr>
-          <w:rFonts w:asciiTheme="majorHAnsi" w:hAnsiTheme="majorHAnsi" w:cstheme="majorHAnsi"/>
-          <w:sz w:val="22"/>
-          <w:szCs w:val="22"/>
-        </w:rPr>
-      </w:pPr>
-    </w:p>
-    <w:p>
-      <w:pPr>
-        <w:tabs>
-          <w:tab w:val="left" w:pos="720"/>
-          <w:tab w:val="left" w:pos="-1007"/>
-          <w:tab w:val="left" w:pos="4395"/>
-          <w:tab w:val="right" w:pos="10197"/>
-          <w:tab w:val="center" w:pos="5097"/>
-          <w:tab w:val="left" w:pos="720"/>
-          <w:tab w:val="left" w:pos="1440"/>
-          <w:tab w:val="left" w:pos="2160"/>
-        </w:tabs>
-        <w:rPr>
-          <w:rFonts w:asciiTheme="majorHAnsi" w:hAnsiTheme="majorHAnsi" w:cstheme="majorHAnsi"/>
-          <w:b/>
-        </w:rPr>
-      </w:pPr>
-      <w:r>
-        <w:rPr>
-          <w:rFonts w:asciiTheme="minorHAnsi" w:eastAsia="Calibri" w:hAnsiTheme="minorHAnsi" w:cstheme="minorHAnsi"/>
+          <w:color w:val="auto"/>
+          <w:sz w:val="22"/>
+          <w:szCs w:val="22"/>
+        </w:rPr>
+        <w:t>Net</w:t>
+      </w:r>
+      <w:r>
+        <w:rPr>
+          <w:rFonts w:asciiTheme="majorHAnsi" w:hAnsiTheme="majorHAnsi" w:cstheme="majorHAnsi"/>
           <w:bCs/>
-        </w:rPr>
-        <w:t>Team Lead</w:t>
-      </w:r>
-      <w:r>
-        <w:rPr>
-          <w:rFonts w:asciiTheme="majorHAnsi" w:hAnsiTheme="majorHAnsi" w:cstheme="majorHAnsi"/>
-          <w:b/>
-        </w:rPr>
-        <w:tab/>
-      </w:r>
-      <w:r>
-        <w:rPr>
-          <w:rFonts w:asciiTheme="majorHAnsi" w:hAnsiTheme="majorHAnsi" w:cstheme="majorHAnsi"/>
-          <w:b/>
-        </w:rPr>
-        <w:t>Finastra</w:t>
-      </w:r>
-      <w:r>
-        <w:rPr>
-          <w:rFonts w:asciiTheme="majorHAnsi" w:hAnsiTheme="majorHAnsi" w:cstheme="majorHAnsi"/>
-        </w:rPr>
-        <w:tab/>
-      </w:r>
-      <w:r>
-        <w:rPr>
-          <w:rFonts w:asciiTheme="majorHAnsi" w:hAnsiTheme="majorHAnsi" w:cstheme="majorHAnsi"/>
-          <w:b/>
-        </w:rPr>
-        <w:t>Apr 2016 – Jul 2019</w:t>
-      </w:r>
-    </w:p>
-    <w:p>
-      <w:pPr>
-        <w:tabs>
-          <w:tab w:val="left" w:pos="720"/>
-          <w:tab w:val="left" w:pos="-1007"/>
-          <w:tab w:val="left" w:pos="4395"/>
-          <w:tab w:val="right" w:pos="10197"/>
-          <w:tab w:val="center" w:pos="5097"/>
-          <w:tab w:val="left" w:pos="720"/>
-          <w:tab w:val="left" w:pos="1440"/>
-          <w:tab w:val="left" w:pos="2160"/>
-        </w:tabs>
-        <w:rPr>
-          <w:rFonts w:asciiTheme="majorHAnsi" w:hAnsiTheme="majorHAnsi" w:cstheme="majorHAnsi"/>
-          <w:sz w:val="22"/>
-          <w:szCs w:val="22"/>
-        </w:rPr>
-      </w:pPr>
-      <w:r>
-        <w:rPr>
-          <w:rFonts w:asciiTheme="majorHAnsi" w:hAnsiTheme="majorHAnsi" w:cstheme="majorHAnsi"/>
-          <w:sz w:val="22"/>
-          <w:szCs w:val="22"/>
-        </w:rPr>
-        <w:t>New Lending Platform</w:t>
-      </w:r>
-      <w:r>
-        <w:rPr>
-          <w:rFonts w:asciiTheme="majorHAnsi" w:hAnsiTheme="majorHAnsi" w:cstheme="majorHAnsi"/>
-          <w:sz w:val="22"/>
-          <w:szCs w:val="22"/>
-        </w:rPr>
-        <w:tab/>
-      </w:r>
-      <w:r>
-        <w:rPr>
-          <w:rFonts w:asciiTheme="majorHAnsi" w:hAnsiTheme="majorHAnsi" w:cstheme="majorHAnsi"/>
-          <w:sz w:val="22"/>
-          <w:szCs w:val="22"/>
-        </w:rPr>
-        <w:tab/>
-        <w:t>Greater Milwaukee Area, WI</w:t>
-      </w:r>
-    </w:p>
-    <w:p>
-      <w:pPr>
-        <w:tabs>
-          <w:tab w:val="left" w:pos="720"/>
-          <w:tab w:val="left" w:pos="1440"/>
-          <w:tab w:val="left" w:pos="2160"/>
-        </w:tabs>
-        <w:rPr>
-          <w:rFonts w:asciiTheme="majorHAnsi" w:hAnsiTheme="majorHAnsi" w:cstheme="majorHAnsi"/>
-          <w:sz w:val="22"/>
-          <w:szCs w:val="22"/>
-        </w:rPr>
-      </w:pPr>
-    </w:p>
-    <w:p>
-      <w:pPr>
-        <w:pStyle w:val="ListParagraph"/>
-        <w:numPr>
-          <w:ilvl w:val="0"/>
-          <w:numId w:val="1"/>
-        </w:numPr>
-        <w:tabs>
-          <w:tab w:val="left" w:pos="720"/>
-          <w:tab w:val="left" w:pos="1440"/>
-          <w:tab w:val="left" w:pos="2160"/>
-        </w:tabs>
-        <w:rPr>
-          <w:rFonts w:asciiTheme="majorHAnsi" w:hAnsiTheme="majorHAnsi" w:cstheme="majorHAnsi"/>
-          <w:sz w:val="22"/>
-          <w:szCs w:val="22"/>
-        </w:rPr>
-      </w:pPr>
-      <w:r>
-        <w:rPr>
-          <w:rFonts w:asciiTheme="majorHAnsi" w:hAnsiTheme="majorHAnsi" w:cstheme="majorHAnsi"/>
-          <w:sz w:val="22"/>
-          <w:szCs w:val="22"/>
-        </w:rPr>
-        <w:t>Introduced Angular animations to elevate the overall user experience.</w:t>
-      </w:r>
-    </w:p>
-    <w:p>
-      <w:pPr>
-        <w:pStyle w:val="ListParagraph"/>
-        <w:numPr>
-          <w:ilvl w:val="0"/>
-          <w:numId w:val="1"/>
-        </w:numPr>
-        <w:tabs>
-          <w:tab w:val="left" w:pos="720"/>
-          <w:tab w:val="left" w:pos="1440"/>
-          <w:tab w:val="left" w:pos="2160"/>
-        </w:tabs>
-        <w:rPr>
-          <w:rFonts w:asciiTheme="majorHAnsi" w:hAnsiTheme="majorHAnsi" w:cstheme="majorHAnsi"/>
-          <w:sz w:val="22"/>
-          <w:szCs w:val="22"/>
-        </w:rPr>
-      </w:pPr>
-      <w:r>
-        <w:rPr>
-          <w:rFonts w:asciiTheme="majorHAnsi" w:hAnsiTheme="majorHAnsi" w:cstheme="majorHAnsi"/>
-          <w:sz w:val="22"/>
-          <w:szCs w:val="22"/>
-        </w:rPr>
-        <w:t xml:space="preserve">Took full ownership </w:t>
-      </w:r>
-      <w:r>
-        <w:rPr>
-          <w:rFonts w:asciiTheme="majorHAnsi" w:hAnsiTheme="majorHAnsi" w:cstheme="majorHAnsi"/>
-          <w:sz w:val="22"/>
-          <w:szCs w:val="22"/>
-        </w:rPr>
-        <w:t>of</w:t>
-      </w:r>
-      <w:r>
-        <w:rPr>
-          <w:rFonts w:asciiTheme="majorHAnsi" w:hAnsiTheme="majorHAnsi" w:cstheme="majorHAnsi"/>
-          <w:sz w:val="22"/>
-          <w:szCs w:val="22"/>
-        </w:rPr>
-        <w:t xml:space="preserve"> three C# .NET backend microservices, overseeing their development and maintenance</w:t>
-      </w:r>
-      <w:r>
-        <w:rPr>
-          <w:rFonts w:asciiTheme="majorHAnsi" w:hAnsiTheme="majorHAnsi" w:cstheme="majorHAnsi"/>
-          <w:sz w:val="22"/>
-          <w:szCs w:val="22"/>
-        </w:rPr>
-        <w:t>.</w:t>
-      </w:r>
-      <w:r>
-        <w:rPr>
-          <w:rFonts w:asciiTheme="majorHAnsi" w:hAnsiTheme="majorHAnsi" w:cstheme="majorHAnsi"/>
-          <w:sz w:val="22"/>
-          <w:szCs w:val="22"/>
-        </w:rPr>
-        <w:t xml:space="preserve"> </w:t>
-      </w:r>
-    </w:p>
-    <w:p>
-      <w:pPr>
-        <w:pStyle w:val="ListParagraph"/>
-        <w:numPr>
-          <w:ilvl w:val="0"/>
-          <w:numId w:val="1"/>
-        </w:numPr>
-        <w:tabs>
-          <w:tab w:val="left" w:pos="720"/>
-          <w:tab w:val="left" w:pos="1440"/>
-          <w:tab w:val="left" w:pos="2160"/>
-        </w:tabs>
-        <w:rPr>
-          <w:rFonts w:asciiTheme="majorHAnsi" w:hAnsiTheme="majorHAnsi" w:cstheme="majorHAnsi"/>
-          <w:sz w:val="22"/>
-          <w:szCs w:val="22"/>
-        </w:rPr>
-      </w:pPr>
-      <w:r>
-        <w:rPr>
-          <w:rFonts w:asciiTheme="majorHAnsi" w:hAnsiTheme="majorHAnsi" w:cstheme="majorHAnsi"/>
-          <w:sz w:val="22"/>
-          <w:szCs w:val="22"/>
-        </w:rPr>
-        <w:t>Streamlined CI/CD pipeline for an easy development experience</w:t>
-      </w:r>
-    </w:p>
-    <w:p>
-      <w:pPr>
-        <w:tabs>
-          <w:tab w:val="left" w:pos="720"/>
-          <w:tab w:val="left" w:pos="-1007"/>
-          <w:tab w:val="left" w:pos="4395"/>
-          <w:tab w:val="right" w:pos="10197"/>
-          <w:tab w:val="center" w:pos="5097"/>
-          <w:tab w:val="left" w:pos="720"/>
-          <w:tab w:val="left" w:pos="1440"/>
-          <w:tab w:val="left" w:pos="2160"/>
-        </w:tabs>
-        <w:rPr>
-          <w:rFonts w:asciiTheme="majorHAnsi" w:hAnsiTheme="majorHAnsi" w:cstheme="majorHAnsi"/>
-          <w:sz w:val="22"/>
-          <w:szCs w:val="22"/>
-        </w:rPr>
-      </w:pPr>
-    </w:p>
-    <w:p>
-      <w:pPr>
-        <w:tabs>
-          <w:tab w:val="left" w:pos="720"/>
-          <w:tab w:val="left" w:pos="-1007"/>
-          <w:tab w:val="left" w:pos="4395"/>
-          <w:tab w:val="right" w:pos="10197"/>
-          <w:tab w:val="center" w:pos="5097"/>
-          <w:tab w:val="left" w:pos="720"/>
-          <w:tab w:val="left" w:pos="1440"/>
-          <w:tab w:val="left" w:pos="2160"/>
-        </w:tabs>
-        <w:rPr>
-          <w:rFonts w:asciiTheme="majorHAnsi" w:hAnsiTheme="majorHAnsi" w:cstheme="majorHAnsi"/>
-          <w:b/>
-        </w:rPr>
-      </w:pPr>
-      <w:r>
-        <w:rPr>
-          <w:rFonts w:asciiTheme="minorHAnsi" w:eastAsia="Calibri" w:hAnsiTheme="minorHAnsi" w:cstheme="minorHAnsi"/>
-          <w:bCs/>
-        </w:rPr>
-        <w:t>Senior Software Engineer</w:t>
-      </w:r>
-      <w:r>
-        <w:rPr>
-          <w:rFonts w:asciiTheme="majorHAnsi" w:hAnsiTheme="majorHAnsi" w:cstheme="majorHAnsi"/>
-          <w:b/>
-        </w:rPr>
-        <w:tab/>
-      </w:r>
-      <w:r>
-        <w:rPr>
-          <w:rFonts w:asciiTheme="majorHAnsi" w:hAnsiTheme="majorHAnsi" w:cstheme="majorHAnsi"/>
-          <w:b/>
-        </w:rPr>
-        <w:t>Blue Yonder</w:t>
-      </w:r>
-      <w:r>
-        <w:rPr>
-          <w:rFonts w:asciiTheme="majorHAnsi" w:hAnsiTheme="majorHAnsi" w:cstheme="majorHAnsi"/>
-        </w:rPr>
-        <w:tab/>
-      </w:r>
-      <w:r>
-        <w:rPr>
-          <w:rFonts w:asciiTheme="majorHAnsi" w:hAnsiTheme="majorHAnsi" w:cstheme="majorHAnsi"/>
-          <w:b/>
-        </w:rPr>
-        <w:t>May 2015 – Mar 2016</w:t>
-      </w:r>
-    </w:p>
-    <w:p>
-      <w:pPr>
-        <w:tabs>
-          <w:tab w:val="left" w:pos="720"/>
-          <w:tab w:val="left" w:pos="-1007"/>
-          <w:tab w:val="left" w:pos="4395"/>
-          <w:tab w:val="right" w:pos="10197"/>
-          <w:tab w:val="center" w:pos="5097"/>
-          <w:tab w:val="left" w:pos="720"/>
-          <w:tab w:val="left" w:pos="1440"/>
-          <w:tab w:val="left" w:pos="2160"/>
-        </w:tabs>
-        <w:rPr>
-          <w:rFonts w:asciiTheme="majorHAnsi" w:hAnsiTheme="majorHAnsi" w:cstheme="majorHAnsi"/>
-          <w:sz w:val="22"/>
-          <w:szCs w:val="22"/>
-        </w:rPr>
-      </w:pPr>
-      <w:r>
-        <w:rPr>
-          <w:rFonts w:asciiTheme="majorHAnsi" w:hAnsiTheme="majorHAnsi" w:cstheme="majorHAnsi"/>
-          <w:sz w:val="22"/>
-          <w:szCs w:val="22"/>
-        </w:rPr>
-        <w:t>Consulting Services</w:t>
-      </w:r>
-      <w:r>
-        <w:rPr>
-          <w:rFonts w:asciiTheme="majorHAnsi" w:hAnsiTheme="majorHAnsi" w:cstheme="majorHAnsi"/>
-          <w:sz w:val="22"/>
-          <w:szCs w:val="22"/>
-        </w:rPr>
-        <w:tab/>
-      </w:r>
-      <w:r>
-        <w:rPr>
-          <w:rFonts w:asciiTheme="majorHAnsi" w:hAnsiTheme="majorHAnsi" w:cstheme="majorHAnsi"/>
-          <w:sz w:val="22"/>
-          <w:szCs w:val="22"/>
-        </w:rPr>
-        <w:tab/>
-        <w:t>Greater Milwaukee Area, WI</w:t>
-      </w:r>
-    </w:p>
-    <w:p>
-      <w:pPr>
-        <w:tabs>
-          <w:tab w:val="left" w:pos="720"/>
-          <w:tab w:val="left" w:pos="1440"/>
-          <w:tab w:val="left" w:pos="2160"/>
-        </w:tabs>
-        <w:rPr>
-          <w:rFonts w:asciiTheme="majorHAnsi" w:hAnsiTheme="majorHAnsi" w:cstheme="majorHAnsi"/>
-          <w:sz w:val="22"/>
-          <w:szCs w:val="22"/>
-        </w:rPr>
-      </w:pPr>
-    </w:p>
-    <w:p>
-      <w:pPr>
-        <w:pStyle w:val="ListParagraph"/>
-        <w:numPr>
-          <w:ilvl w:val="0"/>
-          <w:numId w:val="1"/>
-        </w:numPr>
-        <w:tabs>
-          <w:tab w:val="left" w:pos="720"/>
-          <w:tab w:val="left" w:pos="1440"/>
-          <w:tab w:val="left" w:pos="2160"/>
-        </w:tabs>
-        <w:rPr>
-          <w:rFonts w:asciiTheme="majorHAnsi" w:hAnsiTheme="majorHAnsi" w:cstheme="majorHAnsi"/>
-          <w:sz w:val="22"/>
-          <w:szCs w:val="22"/>
-        </w:rPr>
-      </w:pPr>
-      <w:r>
-        <w:rPr>
-          <w:rFonts w:asciiTheme="majorHAnsi" w:hAnsiTheme="majorHAnsi" w:cstheme="majorHAnsi"/>
-          <w:sz w:val="22"/>
-          <w:szCs w:val="22"/>
-        </w:rPr>
-        <w:t>Spearheaded the implementation of Voice enhancements</w:t>
-      </w:r>
-      <w:r>
-        <w:rPr>
-          <w:rFonts w:asciiTheme="majorHAnsi" w:hAnsiTheme="majorHAnsi" w:cstheme="majorHAnsi"/>
-          <w:sz w:val="22"/>
-          <w:szCs w:val="22"/>
-        </w:rPr>
-        <w:t>.</w:t>
-      </w:r>
-    </w:p>
-    <w:p>
-      <w:pPr>
-        <w:pStyle w:val="ListParagraph"/>
-        <w:numPr>
-          <w:ilvl w:val="0"/>
-          <w:numId w:val="1"/>
-        </w:numPr>
-        <w:tabs>
-          <w:tab w:val="left" w:pos="720"/>
-          <w:tab w:val="left" w:pos="1440"/>
-          <w:tab w:val="left" w:pos="2160"/>
-        </w:tabs>
-        <w:rPr>
-          <w:rFonts w:asciiTheme="majorHAnsi" w:hAnsiTheme="majorHAnsi" w:cstheme="majorHAnsi"/>
-          <w:sz w:val="22"/>
-          <w:szCs w:val="22"/>
-        </w:rPr>
-      </w:pPr>
-      <w:r>
-        <w:rPr>
-          <w:rFonts w:asciiTheme="majorHAnsi" w:hAnsiTheme="majorHAnsi" w:cstheme="majorHAnsi"/>
-          <w:sz w:val="22"/>
-          <w:szCs w:val="22"/>
-        </w:rPr>
-        <w:t>Led collaborative efforts with customers directly to understand their unique needs and tailor solutions</w:t>
-      </w:r>
-      <w:r>
-        <w:rPr>
-          <w:rFonts w:asciiTheme="majorHAnsi" w:hAnsiTheme="majorHAnsi" w:cstheme="majorHAnsi"/>
-          <w:sz w:val="22"/>
-          <w:szCs w:val="22"/>
-        </w:rPr>
-        <w:t>.</w:t>
-      </w:r>
-    </w:p>
-    <w:p>
-      <w:pPr>
-        <w:pStyle w:val="ListParagraph"/>
-        <w:numPr>
-          <w:ilvl w:val="0"/>
-          <w:numId w:val="1"/>
-        </w:numPr>
-        <w:tabs>
-          <w:tab w:val="left" w:pos="720"/>
-          <w:tab w:val="left" w:pos="1440"/>
-          <w:tab w:val="left" w:pos="2160"/>
-        </w:tabs>
-        <w:rPr>
-          <w:rFonts w:asciiTheme="majorHAnsi" w:hAnsiTheme="majorHAnsi" w:cstheme="majorHAnsi"/>
-          <w:sz w:val="22"/>
-          <w:szCs w:val="22"/>
-        </w:rPr>
-      </w:pPr>
-      <w:r>
-        <w:rPr>
-          <w:rFonts w:asciiTheme="majorHAnsi" w:hAnsiTheme="majorHAnsi" w:cstheme="majorHAnsi"/>
-          <w:sz w:val="22"/>
-          <w:szCs w:val="22"/>
-        </w:rPr>
-        <w:t>Provided on-site support during critical phases such as kickoff and customer go-live</w:t>
-      </w:r>
-      <w:r>
-        <w:rPr>
-          <w:rFonts w:asciiTheme="majorHAnsi" w:hAnsiTheme="majorHAnsi" w:cstheme="majorHAnsi"/>
-          <w:sz w:val="22"/>
-          <w:szCs w:val="22"/>
-        </w:rPr>
-        <w:t>.</w:t>
-      </w:r>
-    </w:p>
-    <w:p>
-      <w:pPr>
-        <w:pStyle w:val="ListParagraph"/>
-        <w:tabs>
-          <w:tab w:val="left" w:pos="720"/>
-          <w:tab w:val="left" w:pos="1440"/>
-          <w:tab w:val="left" w:pos="2160"/>
-        </w:tabs>
-        <w:rPr>
-          <w:rFonts w:asciiTheme="majorHAnsi" w:hAnsiTheme="majorHAnsi" w:cstheme="majorHAnsi"/>
-          <w:sz w:val="22"/>
-          <w:szCs w:val="22"/>
-        </w:rPr>
-      </w:pPr>
-    </w:p>
-    <w:p>
-      <w:pPr>
-        <w:tabs>
-          <w:tab w:val="left" w:pos="720"/>
-          <w:tab w:val="left" w:pos="-1007"/>
-          <w:tab w:val="left" w:pos="4395"/>
-          <w:tab w:val="right" w:pos="10197"/>
-          <w:tab w:val="center" w:pos="5097"/>
-          <w:tab w:val="left" w:pos="720"/>
-          <w:tab w:val="left" w:pos="1440"/>
-          <w:tab w:val="left" w:pos="2160"/>
-        </w:tabs>
-        <w:rPr>
-          <w:rFonts w:asciiTheme="majorHAnsi" w:hAnsiTheme="majorHAnsi" w:cstheme="majorHAnsi"/>
-          <w:b/>
-        </w:rPr>
-      </w:pPr>
-      <w:r>
-        <w:rPr>
-          <w:rFonts w:asciiTheme="minorHAnsi" w:eastAsia="Calibri" w:hAnsiTheme="minorHAnsi" w:cstheme="minorHAnsi"/>
-          <w:bCs/>
-        </w:rPr>
-        <w:lastRenderedPageBreak/>
-        <w:t>Software Developer</w:t>
-      </w:r>
-      <w:r>
-        <w:rPr>
-          <w:rFonts w:asciiTheme="majorHAnsi" w:hAnsiTheme="majorHAnsi" w:cstheme="majorHAnsi"/>
-          <w:b/>
-        </w:rPr>
-        <w:tab/>
-      </w:r>
-      <w:proofErr w:type="spellStart"/>
-      <w:r>
-        <w:rPr>
-          <w:rFonts w:asciiTheme="majorHAnsi" w:hAnsiTheme="majorHAnsi" w:cstheme="majorHAnsi"/>
-          <w:b/>
-        </w:rPr>
-        <w:t>Iptor</w:t>
-      </w:r>
-      <w:proofErr w:type="spellEnd"/>
-      <w:r>
-        <w:rPr>
-          <w:rFonts w:asciiTheme="majorHAnsi" w:hAnsiTheme="majorHAnsi" w:cstheme="majorHAnsi"/>
-        </w:rPr>
-        <w:tab/>
-      </w:r>
-      <w:r>
-        <w:rPr>
-          <w:rFonts w:asciiTheme="majorHAnsi" w:hAnsiTheme="majorHAnsi" w:cstheme="majorHAnsi"/>
-          <w:b/>
-        </w:rPr>
-        <w:t>Dec 2013 – May 2015</w:t>
-      </w:r>
-    </w:p>
-    <w:p>
-      <w:pPr>
-        <w:tabs>
-          <w:tab w:val="left" w:pos="720"/>
-          <w:tab w:val="left" w:pos="-1007"/>
-          <w:tab w:val="left" w:pos="4395"/>
-          <w:tab w:val="right" w:pos="10197"/>
-          <w:tab w:val="center" w:pos="5097"/>
-          <w:tab w:val="left" w:pos="720"/>
-          <w:tab w:val="left" w:pos="1440"/>
-          <w:tab w:val="left" w:pos="2160"/>
-        </w:tabs>
-        <w:rPr>
-          <w:rFonts w:asciiTheme="majorHAnsi" w:hAnsiTheme="majorHAnsi" w:cstheme="majorHAnsi"/>
-          <w:sz w:val="22"/>
-          <w:szCs w:val="22"/>
-        </w:rPr>
-      </w:pPr>
-      <w:r>
-        <w:rPr>
-          <w:rFonts w:asciiTheme="majorHAnsi" w:hAnsiTheme="majorHAnsi" w:cstheme="majorHAnsi"/>
-          <w:sz w:val="22"/>
-          <w:szCs w:val="22"/>
-        </w:rPr>
-        <w:t>Dynamin</w:t>
-      </w:r>
-      <w:r>
-        <w:rPr>
-          <w:rFonts w:asciiTheme="majorHAnsi" w:hAnsiTheme="majorHAnsi" w:cstheme="majorHAnsi"/>
-          <w:sz w:val="22"/>
-          <w:szCs w:val="22"/>
-        </w:rPr>
-        <w:tab/>
-      </w:r>
-      <w:r>
-        <w:rPr>
-          <w:rFonts w:asciiTheme="majorHAnsi" w:hAnsiTheme="majorHAnsi" w:cstheme="majorHAnsi"/>
-          <w:sz w:val="22"/>
-          <w:szCs w:val="22"/>
-        </w:rPr>
-        <w:tab/>
-        <w:t>Greater Milwaukee Area, WI</w:t>
-      </w:r>
-    </w:p>
-    <w:p>
-      <w:pPr>
-        <w:pStyle w:val="ListParagraph"/>
-        <w:tabs>
-          <w:tab w:val="left" w:pos="720"/>
-          <w:tab w:val="left" w:pos="1440"/>
-          <w:tab w:val="left" w:pos="2160"/>
-        </w:tabs>
-        <w:rPr>
-          <w:rFonts w:asciiTheme="majorHAnsi" w:hAnsiTheme="majorHAnsi" w:cstheme="majorHAnsi"/>
-          <w:sz w:val="22"/>
-          <w:szCs w:val="22"/>
-        </w:rPr>
-      </w:pPr>
-    </w:p>
-    <w:p>
-      <w:pPr>
-        <w:pStyle w:val="ListParagraph"/>
-        <w:numPr>
-          <w:ilvl w:val="0"/>
-          <w:numId w:val="1"/>
-        </w:numPr>
-        <w:tabs>
-          <w:tab w:val="left" w:pos="720"/>
-          <w:tab w:val="left" w:pos="1440"/>
-          <w:tab w:val="left" w:pos="2160"/>
-        </w:tabs>
-        <w:rPr>
-          <w:rFonts w:asciiTheme="majorHAnsi" w:hAnsiTheme="majorHAnsi" w:cstheme="majorHAnsi"/>
-          <w:sz w:val="22"/>
-          <w:szCs w:val="22"/>
-        </w:rPr>
-      </w:pPr>
-      <w:r>
-        <w:rPr>
-          <w:rFonts w:asciiTheme="majorHAnsi" w:hAnsiTheme="majorHAnsi" w:cstheme="majorHAnsi"/>
-          <w:sz w:val="22"/>
-          <w:szCs w:val="22"/>
-        </w:rPr>
-        <w:t>Developed Entity Framework RESTful APIs to facilitate seamless integration ensuring data interoperability.</w:t>
-      </w:r>
-    </w:p>
-    <w:p>
-      <w:pPr>
-        <w:pStyle w:val="ListParagraph"/>
-        <w:numPr>
-          <w:ilvl w:val="0"/>
-          <w:numId w:val="1"/>
-        </w:numPr>
-        <w:tabs>
-          <w:tab w:val="left" w:pos="720"/>
-          <w:tab w:val="left" w:pos="1440"/>
-          <w:tab w:val="left" w:pos="2160"/>
-        </w:tabs>
-        <w:rPr>
-          <w:rFonts w:asciiTheme="majorHAnsi" w:hAnsiTheme="majorHAnsi" w:cstheme="majorHAnsi"/>
-          <w:sz w:val="22"/>
-          <w:szCs w:val="22"/>
-        </w:rPr>
-      </w:pPr>
-      <w:r>
-        <w:rPr>
-          <w:rFonts w:asciiTheme="majorHAnsi" w:hAnsiTheme="majorHAnsi" w:cstheme="majorHAnsi"/>
-          <w:sz w:val="22"/>
-          <w:szCs w:val="22"/>
-        </w:rPr>
-        <w:t>Implemented SOAP-based Web Service integration with third-party systems</w:t>
-      </w:r>
-      <w:r>
-        <w:rPr>
-          <w:rFonts w:asciiTheme="majorHAnsi" w:hAnsiTheme="majorHAnsi" w:cstheme="majorHAnsi"/>
-          <w:sz w:val="22"/>
-          <w:szCs w:val="22"/>
-        </w:rPr>
-        <w:t>.</w:t>
-      </w:r>
-    </w:p>
-    <w:p>
-      <w:pPr>
-        <w:pStyle w:val="ListParagraph"/>
-        <w:numPr>
-          <w:ilvl w:val="0"/>
-          <w:numId w:val="1"/>
-        </w:numPr>
-        <w:tabs>
-          <w:tab w:val="left" w:pos="720"/>
-          <w:tab w:val="left" w:pos="1440"/>
-          <w:tab w:val="left" w:pos="2160"/>
-        </w:tabs>
-        <w:rPr>
-          <w:rFonts w:asciiTheme="majorHAnsi" w:hAnsiTheme="majorHAnsi" w:cstheme="majorHAnsi"/>
-          <w:sz w:val="22"/>
-          <w:szCs w:val="22"/>
-        </w:rPr>
-      </w:pPr>
-      <w:r>
-        <w:rPr>
-          <w:rFonts w:asciiTheme="majorHAnsi" w:hAnsiTheme="majorHAnsi" w:cstheme="majorHAnsi"/>
-          <w:sz w:val="22"/>
-          <w:szCs w:val="22"/>
-        </w:rPr>
-        <w:t>Led development efforts to separate core applications to introduce new products</w:t>
-      </w:r>
-    </w:p>
-    <w:p>
-      <w:pPr>
-        <w:tabs>
-          <w:tab w:val="left" w:pos="720"/>
-          <w:tab w:val="left" w:pos="1440"/>
-          <w:tab w:val="left" w:pos="2160"/>
-        </w:tabs>
-        <w:rPr>
-          <w:rFonts w:asciiTheme="majorHAnsi" w:hAnsiTheme="majorHAnsi" w:cstheme="majorHAnsi"/>
-          <w:sz w:val="22"/>
-          <w:szCs w:val="22"/>
-        </w:rPr>
-      </w:pPr>
-    </w:p>
-    <w:p>
-      <w:pPr>
-        <w:tabs>
-          <w:tab w:val="left" w:pos="720"/>
-          <w:tab w:val="left" w:pos="-1007"/>
-          <w:tab w:val="left" w:pos="4395"/>
-          <w:tab w:val="right" w:pos="10197"/>
-          <w:tab w:val="center" w:pos="5097"/>
-          <w:tab w:val="left" w:pos="720"/>
-          <w:tab w:val="left" w:pos="1440"/>
-          <w:tab w:val="left" w:pos="2160"/>
-        </w:tabs>
-        <w:rPr>
-          <w:rFonts w:asciiTheme="majorHAnsi" w:hAnsiTheme="majorHAnsi" w:cstheme="majorHAnsi"/>
-          <w:b/>
-        </w:rPr>
-      </w:pPr>
-      <w:r>
-        <w:rPr>
-          <w:rFonts w:asciiTheme="minorHAnsi" w:eastAsia="Calibri" w:hAnsiTheme="minorHAnsi" w:cstheme="minorHAnsi"/>
-          <w:bCs/>
-        </w:rPr>
-        <w:t>Technical Consultant Intermediate</w:t>
-      </w:r>
-      <w:r>
-        <w:rPr>
-          <w:rFonts w:asciiTheme="majorHAnsi" w:hAnsiTheme="majorHAnsi" w:cstheme="majorHAnsi"/>
-          <w:b/>
-        </w:rPr>
-        <w:tab/>
-      </w:r>
-      <w:r>
-        <w:rPr>
-          <w:rFonts w:asciiTheme="majorHAnsi" w:hAnsiTheme="majorHAnsi" w:cstheme="majorHAnsi"/>
-          <w:b/>
-        </w:rPr>
-        <w:t>Blue Yonder</w:t>
-      </w:r>
-      <w:r>
-        <w:rPr>
-          <w:rFonts w:asciiTheme="majorHAnsi" w:hAnsiTheme="majorHAnsi" w:cstheme="majorHAnsi"/>
-        </w:rPr>
-        <w:tab/>
-      </w:r>
-      <w:r>
-        <w:rPr>
-          <w:rFonts w:asciiTheme="majorHAnsi" w:hAnsiTheme="majorHAnsi" w:cstheme="majorHAnsi"/>
-          <w:b/>
-        </w:rPr>
-        <w:t>Dec 2009 – Dec 2013</w:t>
-      </w:r>
-    </w:p>
-    <w:p>
-      <w:pPr>
-        <w:tabs>
-          <w:tab w:val="left" w:pos="720"/>
-          <w:tab w:val="left" w:pos="-1007"/>
-          <w:tab w:val="left" w:pos="4395"/>
-          <w:tab w:val="right" w:pos="10197"/>
-          <w:tab w:val="center" w:pos="5097"/>
-          <w:tab w:val="left" w:pos="720"/>
-          <w:tab w:val="left" w:pos="1440"/>
-          <w:tab w:val="left" w:pos="2160"/>
-        </w:tabs>
-        <w:rPr>
-          <w:rFonts w:asciiTheme="majorHAnsi" w:hAnsiTheme="majorHAnsi" w:cstheme="majorHAnsi"/>
-          <w:sz w:val="22"/>
-          <w:szCs w:val="22"/>
-        </w:rPr>
-      </w:pPr>
-      <w:r>
-        <w:rPr>
-          <w:rFonts w:asciiTheme="majorHAnsi" w:hAnsiTheme="majorHAnsi" w:cstheme="majorHAnsi"/>
-          <w:sz w:val="22"/>
-          <w:szCs w:val="22"/>
-        </w:rPr>
-        <w:t>Consulting Services</w:t>
-      </w:r>
-      <w:r>
-        <w:rPr>
-          <w:rFonts w:asciiTheme="majorHAnsi" w:hAnsiTheme="majorHAnsi" w:cstheme="majorHAnsi"/>
-          <w:sz w:val="22"/>
-          <w:szCs w:val="22"/>
-        </w:rPr>
-        <w:tab/>
-      </w:r>
-      <w:r>
-        <w:rPr>
-          <w:rFonts w:asciiTheme="majorHAnsi" w:hAnsiTheme="majorHAnsi" w:cstheme="majorHAnsi"/>
-          <w:sz w:val="22"/>
-          <w:szCs w:val="22"/>
-        </w:rPr>
-        <w:tab/>
-        <w:t>Greater Milwaukee Area, WI</w:t>
-      </w:r>
-    </w:p>
-    <w:p>
-      <w:pPr>
-        <w:tabs>
-          <w:tab w:val="left" w:pos="720"/>
-          <w:tab w:val="left" w:pos="1440"/>
-          <w:tab w:val="left" w:pos="2160"/>
-        </w:tabs>
-        <w:rPr>
-          <w:rFonts w:asciiTheme="majorHAnsi" w:hAnsiTheme="majorHAnsi" w:cstheme="majorHAnsi"/>
-          <w:sz w:val="22"/>
-          <w:szCs w:val="22"/>
-        </w:rPr>
-      </w:pPr>
-    </w:p>
-    <w:p>
-      <w:pPr>
-        <w:pStyle w:val="ListParagraph"/>
-        <w:numPr>
-          <w:ilvl w:val="0"/>
-          <w:numId w:val="1"/>
-        </w:numPr>
-        <w:tabs>
-          <w:tab w:val="left" w:pos="720"/>
-          <w:tab w:val="left" w:pos="1440"/>
-          <w:tab w:val="left" w:pos="2160"/>
-        </w:tabs>
-        <w:rPr>
-          <w:rFonts w:asciiTheme="majorHAnsi" w:hAnsiTheme="majorHAnsi" w:cstheme="majorHAnsi"/>
-          <w:sz w:val="22"/>
-          <w:szCs w:val="22"/>
-        </w:rPr>
-      </w:pPr>
-      <w:r>
-        <w:rPr>
-          <w:rFonts w:asciiTheme="majorHAnsi" w:hAnsiTheme="majorHAnsi" w:cstheme="majorHAnsi"/>
-          <w:sz w:val="22"/>
-          <w:szCs w:val="22"/>
-        </w:rPr>
-        <w:t>Collaborated closely with customers to understand their needs and translate them into actionable solutions</w:t>
-      </w:r>
-      <w:r>
-        <w:rPr>
-          <w:rFonts w:asciiTheme="majorHAnsi" w:hAnsiTheme="majorHAnsi" w:cstheme="majorHAnsi"/>
-          <w:sz w:val="22"/>
-          <w:szCs w:val="22"/>
-        </w:rPr>
-        <w:t>.</w:t>
-      </w:r>
-    </w:p>
-    <w:p>
-      <w:pPr>
-        <w:pStyle w:val="ListParagraph"/>
-        <w:numPr>
-          <w:ilvl w:val="0"/>
-          <w:numId w:val="1"/>
-        </w:numPr>
-        <w:tabs>
-          <w:tab w:val="left" w:pos="720"/>
-          <w:tab w:val="left" w:pos="1440"/>
-          <w:tab w:val="left" w:pos="2160"/>
-        </w:tabs>
-        <w:rPr>
-          <w:rFonts w:asciiTheme="majorHAnsi" w:hAnsiTheme="majorHAnsi" w:cstheme="majorHAnsi"/>
-          <w:sz w:val="22"/>
-          <w:szCs w:val="22"/>
-        </w:rPr>
-      </w:pPr>
-      <w:r>
-        <w:rPr>
-          <w:rFonts w:asciiTheme="majorHAnsi" w:hAnsiTheme="majorHAnsi" w:cstheme="majorHAnsi"/>
-          <w:sz w:val="22"/>
-          <w:szCs w:val="22"/>
-        </w:rPr>
-        <w:t>Implemented threaded session expiration feature in our core product, enhancing security.</w:t>
-      </w:r>
-    </w:p>
-    <w:p>
-      <w:pPr>
-        <w:pStyle w:val="ListParagraph"/>
-        <w:numPr>
-          <w:ilvl w:val="0"/>
-          <w:numId w:val="1"/>
-        </w:numPr>
-        <w:tabs>
-          <w:tab w:val="left" w:pos="720"/>
-          <w:tab w:val="left" w:pos="1440"/>
-          <w:tab w:val="left" w:pos="2160"/>
-        </w:tabs>
-        <w:rPr>
-          <w:rFonts w:asciiTheme="majorHAnsi" w:hAnsiTheme="majorHAnsi" w:cstheme="majorHAnsi"/>
-          <w:sz w:val="22"/>
-          <w:szCs w:val="22"/>
-        </w:rPr>
-      </w:pPr>
-      <w:r>
-        <w:rPr>
-          <w:rFonts w:asciiTheme="majorHAnsi" w:hAnsiTheme="majorHAnsi" w:cstheme="majorHAnsi"/>
-          <w:sz w:val="22"/>
-          <w:szCs w:val="22"/>
-        </w:rPr>
-        <w:t>Provided comprehensive support throughout all phases of projects, from analysis and design to implementation.</w:t>
+          <w:color w:val="auto"/>
+          <w:sz w:val="22"/>
+          <w:szCs w:val="22"/>
+        </w:rPr>
+        <w:t>, Angular, TypeScript, REST APIs, Azure, and modern frontend architecture. Proven track record leading engineering teams, modernizing platforms, improving developer productivity, and delivering customer-focused solutions in fast-paced environments.</w:t>
       </w:r>
     </w:p>
     <w:p>
@@ -1915,19 +321,14 @@
           <w:ilvl w:val="0"/>
           <w:numId w:val="2"/>
         </w:numPr>
-        <w:rPr>
-          <w:rFonts w:asciiTheme="majorHAnsi" w:hAnsiTheme="majorHAnsi" w:cstheme="majorHAnsi"/>
-          <w:sz w:val="22"/>
-          <w:szCs w:val="22"/>
-        </w:rPr>
-      </w:pPr>
-      <w:r>
-        <w:rPr>
-          <w:rFonts w:asciiTheme="majorHAnsi" w:hAnsiTheme="majorHAnsi" w:cstheme="majorHAnsi"/>
-          <w:sz w:val="22"/>
-          <w:szCs w:val="22"/>
-        </w:rPr>
-        <w:t>Languages: Typescript, C#, Javascript, SQL, HTML, CSS</w:t>
+      </w:pPr>
+      <w:r>
+        <w:rPr>
+          <w:rFonts w:asciiTheme="minorHAnsi" w:hAnsiTheme="minorHAnsi"/>
+          <w:sz w:val="22"/>
+          <w:szCs w:val="22"/>
+        </w:rPr>
+        <w:t>Languages: C#, TypeScript, JavaScript, SQL, HTML5, CSS3</w:t>
       </w:r>
     </w:p>
     <w:p>
@@ -1936,27 +337,32 @@
           <w:ilvl w:val="0"/>
           <w:numId w:val="2"/>
         </w:numPr>
-        <w:rPr>
-          <w:rFonts w:asciiTheme="majorHAnsi" w:hAnsiTheme="majorHAnsi" w:cstheme="majorHAnsi"/>
-          <w:sz w:val="22"/>
-          <w:szCs w:val="22"/>
-        </w:rPr>
-      </w:pPr>
-      <w:r>
-        <w:rPr>
-          <w:rFonts w:asciiTheme="majorHAnsi" w:hAnsiTheme="majorHAnsi" w:cstheme="majorHAnsi"/>
-          <w:sz w:val="22"/>
-          <w:szCs w:val="22"/>
-        </w:rPr>
-        <w:t>Libraries &amp; Frameworks: Angular, RxJS, Angular Material, .NET, Entity Framwork, Jasmine, Jest</w:t>
-      </w:r>
-      <w:r>
-        <w:rPr>
-          <w:rFonts w:asciiTheme="majorHAnsi" w:hAnsiTheme="majorHAnsi" w:cstheme="majorHAnsi"/>
-          <w:sz w:val="22"/>
-          <w:szCs w:val="22"/>
-        </w:rPr>
-        <w:t>, Material Design</w:t>
+      </w:pPr>
+      <w:r>
+        <w:rPr>
+          <w:rFonts w:asciiTheme="minorHAnsi" w:hAnsiTheme="minorHAnsi"/>
+          <w:sz w:val="22"/>
+          <w:szCs w:val="22"/>
+        </w:rPr>
+        <w:t xml:space="preserve">Frontend: Angular, React, </w:t>
+      </w:r>
+      <w:proofErr w:type="spellStart"/>
+      <w:r>
+        <w:rPr>
+          <w:rFonts w:asciiTheme="minorHAnsi" w:hAnsiTheme="minorHAnsi"/>
+          <w:sz w:val="22"/>
+          <w:szCs w:val="22"/>
+        </w:rPr>
+        <w:t>RxJS</w:t>
+      </w:r>
+      <w:proofErr w:type="spellEnd"/>
+      <w:r>
+        <w:rPr>
+          <w:rFonts w:asciiTheme="minorHAnsi" w:hAnsiTheme="minorHAnsi"/>
+          <w:sz w:val="22"/>
+          <w:szCs w:val="22"/>
+        </w:rPr>
+        <w:t>, Angular Material, AG Grid, Jest, Jasmine</w:t>
       </w:r>
     </w:p>
     <w:p>
@@ -1965,19 +371,48 @@
           <w:ilvl w:val="0"/>
           <w:numId w:val="2"/>
         </w:numPr>
-        <w:rPr>
-          <w:rFonts w:asciiTheme="majorHAnsi" w:hAnsiTheme="majorHAnsi" w:cstheme="majorHAnsi"/>
-          <w:sz w:val="22"/>
-          <w:szCs w:val="22"/>
-        </w:rPr>
-      </w:pPr>
-      <w:r>
-        <w:rPr>
-          <w:rFonts w:asciiTheme="majorHAnsi" w:hAnsiTheme="majorHAnsi" w:cstheme="majorHAnsi"/>
-          <w:sz w:val="22"/>
-          <w:szCs w:val="22"/>
-        </w:rPr>
-        <w:t>Databases: SQL Server, Oracle, Postgres, MongoDB, Microsoft Azure SQL Database</w:t>
+      </w:pPr>
+      <w:r>
+        <w:rPr>
+          <w:rFonts w:asciiTheme="minorHAnsi" w:hAnsiTheme="minorHAnsi"/>
+          <w:sz w:val="22"/>
+          <w:szCs w:val="22"/>
+        </w:rPr>
+        <w:t>Backend: ASP.</w:t>
+      </w:r>
+      <w:r>
+        <w:rPr>
+          <w:rFonts w:asciiTheme="minorHAnsi" w:hAnsiTheme="minorHAnsi"/>
+          <w:sz w:val="22"/>
+          <w:szCs w:val="22"/>
+        </w:rPr>
+        <w:t>Net</w:t>
+      </w:r>
+      <w:r>
+        <w:rPr>
+          <w:rFonts w:asciiTheme="minorHAnsi" w:hAnsiTheme="minorHAnsi"/>
+          <w:sz w:val="22"/>
+          <w:szCs w:val="22"/>
+        </w:rPr>
+        <w:t xml:space="preserve"> Core, REST APIs, </w:t>
+      </w:r>
+      <w:proofErr w:type="spellStart"/>
+      <w:r>
+        <w:rPr>
+          <w:rFonts w:asciiTheme="minorHAnsi" w:hAnsiTheme="minorHAnsi"/>
+          <w:sz w:val="22"/>
+          <w:szCs w:val="22"/>
+        </w:rPr>
+        <w:t>GraphQL</w:t>
+      </w:r>
+      <w:proofErr w:type="spellEnd"/>
+      <w:r>
+        <w:rPr>
+          <w:rFonts w:asciiTheme="minorHAnsi" w:hAnsiTheme="minorHAnsi"/>
+          <w:sz w:val="22"/>
+          <w:szCs w:val="22"/>
+        </w:rPr>
+        <w:t>, Entity Framework, Microservices</w:t>
       </w:r>
     </w:p>
     <w:p>
@@ -1986,19 +421,29 @@
           <w:ilvl w:val="0"/>
           <w:numId w:val="2"/>
         </w:numPr>
-        <w:rPr>
-          <w:rFonts w:asciiTheme="majorHAnsi" w:hAnsiTheme="majorHAnsi" w:cstheme="majorHAnsi"/>
-          <w:sz w:val="22"/>
-          <w:szCs w:val="22"/>
-        </w:rPr>
-      </w:pPr>
-      <w:r>
-        <w:rPr>
-          <w:rFonts w:asciiTheme="majorHAnsi" w:hAnsiTheme="majorHAnsi" w:cstheme="majorHAnsi"/>
-          <w:sz w:val="22"/>
-          <w:szCs w:val="22"/>
-        </w:rPr>
-        <w:t>Cloud Services: Microsoft Azure, AWS, Google Cloud Platform (GCP)</w:t>
+      </w:pPr>
+      <w:r>
+        <w:rPr>
+          <w:rFonts w:asciiTheme="minorHAnsi" w:hAnsiTheme="minorHAnsi"/>
+          <w:sz w:val="22"/>
+          <w:szCs w:val="22"/>
+        </w:rPr>
+        <w:t xml:space="preserve">Cloud &amp; DevOps: </w:t>
+      </w:r>
+      <w:r>
+        <w:t xml:space="preserve">Azure, Azure DevOps, AWS, Docker, Kubernetes, GitHub Actions, Azure Pipelines, Jenkins, </w:t>
+      </w:r>
+      <w:proofErr w:type="spellStart"/>
+      <w:r>
+        <w:t>CircleCI</w:t>
+      </w:r>
+      <w:proofErr w:type="spellEnd"/>
+      <w:r>
+        <w:t xml:space="preserve">, Octopus </w:t>
+      </w:r>
+      <w:proofErr w:type="spellStart"/>
+      <w:r>
+        <w:t>Deploy</w:t>
       </w:r>
     </w:p>
     <w:p>
@@ -2007,27 +452,1854 @@
           <w:ilvl w:val="0"/>
           <w:numId w:val="2"/>
         </w:numPr>
-        <w:rPr>
-          <w:rFonts w:asciiTheme="majorHAnsi" w:hAnsiTheme="majorHAnsi" w:cstheme="majorHAnsi"/>
-          <w:sz w:val="22"/>
-          <w:szCs w:val="22"/>
-        </w:rPr>
-      </w:pPr>
-      <w:r>
-        <w:rPr>
-          <w:rFonts w:asciiTheme="majorHAnsi" w:hAnsiTheme="majorHAnsi" w:cstheme="majorHAnsi"/>
-          <w:sz w:val="22"/>
-          <w:szCs w:val="22"/>
-        </w:rPr>
-        <w:t>Technologies</w:t>
-      </w:r>
-      <w:r>
-        <w:rPr>
-          <w:rFonts w:asciiTheme="majorHAnsi" w:hAnsiTheme="majorHAnsi" w:cstheme="majorHAnsi"/>
-          <w:sz w:val="22"/>
-          <w:szCs w:val="22"/>
-        </w:rPr>
-        <w:t>: Azure Pipelines, AngularCLI, Github Actions, Octopus, Jenkins, Docker, Kubernetes, CircleCI</w:t>
+      </w:pPr>
+      <w:r>
+        <w:rPr>
+          <w:rFonts w:asciiTheme="minorHAnsi" w:hAnsiTheme="minorHAnsi"/>
+          <w:sz w:val="22"/>
+          <w:szCs w:val="22"/>
+        </w:rPr>
+        <w:t>Database</w:t>
+      </w:r>
+      <w:proofErr w:type="spellEnd"/>
+      <w:r>
+        <w:rPr>
+          <w:rFonts w:asciiTheme="minorHAnsi" w:hAnsiTheme="minorHAnsi"/>
+          <w:sz w:val="22"/>
+          <w:szCs w:val="22"/>
+        </w:rPr>
+        <w:t>s: SQL Server, PostgreSQL, MongoDB, Oracle, Azure SQL</w:t>
+      </w:r>
+    </w:p>
+    <w:p>
+      <w:pPr>
+        <w:numPr>
+          <w:ilvl w:val="0"/>
+          <w:numId w:val="2"/>
+        </w:numPr>
+      </w:pPr>
+      <w:r>
+        <w:rPr>
+          <w:rFonts w:asciiTheme="minorHAnsi" w:hAnsiTheme="minorHAnsi"/>
+          <w:sz w:val="22"/>
+          <w:szCs w:val="22"/>
+        </w:rPr>
+        <w:t>Architecture: SPA/PWA, Microservices, CI/CD, API Design, Distributed</w:t>
+      </w:r>
+      <w:r>
+        <w:rPr>
+          <w:rFonts w:asciiTheme="minorHAnsi" w:hAnsiTheme="minorHAnsi"/>
+          <w:sz w:val="22"/>
+          <w:szCs w:val="22"/>
+        </w:rPr>
+        <w:t xml:space="preserve">, </w:t>
+      </w:r>
+      <w:r>
+        <w:t>Event-</w:t>
+      </w:r>
+      <w:r>
+        <w:t>D</w:t>
+      </w:r>
+      <w:r>
+        <w:t>riven architecture</w:t>
+      </w:r>
+    </w:p>
+    <w:p>
+      <w:pPr>
+        <w:numPr>
+          <w:ilvl w:val="0"/>
+          <w:numId w:val="2"/>
+        </w:numPr>
+      </w:pPr>
+      <w:r>
+        <w:rPr>
+          <w:rFonts w:asciiTheme="minorHAnsi" w:hAnsiTheme="minorHAnsi"/>
+          <w:sz w:val="22"/>
+          <w:szCs w:val="22"/>
+        </w:rPr>
+        <w:t>Security: OAuth, OpenID Connect, SSO</w:t>
+      </w:r>
+    </w:p>
+    <w:p>
+      <w:pPr>
+        <w:pStyle w:val="Heading2"/>
+        <w:pBdr>
+          <w:top w:val="nil"/>
+          <w:left w:val="nil"/>
+          <w:bottom w:val="single" w:sz="8" w:space="2" w:color="1155CC"/>
+          <w:right w:val="nil"/>
+          <w:between w:val="nil"/>
+        </w:pBdr>
+        <w:rPr>
+          <w:rFonts w:asciiTheme="majorHAnsi" w:hAnsiTheme="majorHAnsi" w:cstheme="majorHAnsi"/>
+          <w:color w:val="1155CC"/>
+        </w:rPr>
+      </w:pPr>
+      <w:r>
+        <w:rPr>
+          <w:rFonts w:asciiTheme="majorHAnsi" w:hAnsiTheme="majorHAnsi" w:cstheme="majorHAnsi"/>
+          <w:color w:val="1155CC"/>
+        </w:rPr>
+        <w:t>Work Experience</w:t>
+      </w:r>
+    </w:p>
+    <w:p>
+      <w:pPr>
+        <w:tabs>
+          <w:tab w:val="left" w:pos="720"/>
+          <w:tab w:val="left" w:pos="-1007"/>
+          <w:tab w:val="left" w:pos="4395"/>
+          <w:tab w:val="right" w:pos="10197"/>
+          <w:tab w:val="center" w:pos="5097"/>
+          <w:tab w:val="left" w:pos="720"/>
+          <w:tab w:val="left" w:pos="1440"/>
+          <w:tab w:val="left" w:pos="2160"/>
+        </w:tabs>
+        <w:rPr>
+          <w:rFonts w:asciiTheme="minorHAnsi" w:eastAsia="Calibri" w:hAnsiTheme="minorHAnsi" w:cstheme="minorHAnsi"/>
+          <w:bCs/>
+        </w:rPr>
+      </w:pPr>
+    </w:p>
+    <w:p>
+      <w:pPr>
+        <w:tabs>
+          <w:tab w:val="left" w:pos="720"/>
+          <w:tab w:val="left" w:pos="-1007"/>
+          <w:tab w:val="left" w:pos="4395"/>
+          <w:tab w:val="right" w:pos="10197"/>
+          <w:tab w:val="center" w:pos="5097"/>
+          <w:tab w:val="left" w:pos="720"/>
+          <w:tab w:val="left" w:pos="1440"/>
+          <w:tab w:val="left" w:pos="2160"/>
+        </w:tabs>
+        <w:rPr>
+          <w:rFonts w:asciiTheme="majorHAnsi" w:hAnsiTheme="majorHAnsi" w:cstheme="majorHAnsi"/>
+          <w:b/>
+        </w:rPr>
+      </w:pPr>
+      <w:r>
+        <w:rPr>
+          <w:rFonts w:asciiTheme="minorHAnsi" w:eastAsia="Calibri" w:hAnsiTheme="minorHAnsi" w:cstheme="minorHAnsi"/>
+          <w:bCs/>
+        </w:rPr>
+        <w:t>Software Engineering Team Lead</w:t>
+      </w:r>
+      <w:r>
+        <w:rPr>
+          <w:rFonts w:asciiTheme="majorHAnsi" w:hAnsiTheme="majorHAnsi" w:cstheme="majorHAnsi"/>
+          <w:b/>
+        </w:rPr>
+        <w:tab/>
+      </w:r>
+      <w:proofErr w:type="gramStart"/>
+      <w:r>
+        <w:rPr>
+          <w:rFonts w:asciiTheme="majorHAnsi" w:hAnsiTheme="majorHAnsi" w:cstheme="majorHAnsi"/>
+          <w:b/>
+        </w:rPr>
+        <w:t>The</w:t>
+      </w:r>
+      <w:proofErr w:type="gramEnd"/>
+      <w:r>
+        <w:rPr>
+          <w:rFonts w:asciiTheme="majorHAnsi" w:hAnsiTheme="majorHAnsi" w:cstheme="majorHAnsi"/>
+          <w:b/>
+        </w:rPr>
+        <w:t xml:space="preserve"> Predictive Index</w:t>
+      </w:r>
+      <w:r>
+        <w:rPr>
+          <w:rFonts w:asciiTheme="majorHAnsi" w:hAnsiTheme="majorHAnsi" w:cstheme="majorHAnsi"/>
+        </w:rPr>
+        <w:tab/>
+      </w:r>
+      <w:r>
+        <w:rPr>
+          <w:rFonts w:asciiTheme="majorHAnsi" w:hAnsiTheme="majorHAnsi" w:cstheme="majorHAnsi"/>
+          <w:b/>
+        </w:rPr>
+        <w:t>Oct 2021 – Nov 2022</w:t>
+      </w:r>
+    </w:p>
+    <w:p>
+      <w:pPr>
+        <w:tabs>
+          <w:tab w:val="left" w:pos="720"/>
+          <w:tab w:val="left" w:pos="-1007"/>
+          <w:tab w:val="left" w:pos="4395"/>
+          <w:tab w:val="right" w:pos="10197"/>
+          <w:tab w:val="center" w:pos="5097"/>
+          <w:tab w:val="left" w:pos="720"/>
+          <w:tab w:val="left" w:pos="1440"/>
+          <w:tab w:val="left" w:pos="2160"/>
+        </w:tabs>
+        <w:rPr>
+          <w:rFonts w:asciiTheme="majorHAnsi" w:hAnsiTheme="majorHAnsi" w:cstheme="majorHAnsi"/>
+          <w:sz w:val="22"/>
+          <w:szCs w:val="22"/>
+        </w:rPr>
+      </w:pPr>
+      <w:r>
+        <w:rPr>
+          <w:rFonts w:asciiTheme="majorHAnsi" w:hAnsiTheme="majorHAnsi" w:cstheme="majorHAnsi"/>
+          <w:sz w:val="22"/>
+          <w:szCs w:val="22"/>
+        </w:rPr>
+        <w:t>User Experience</w:t>
+      </w:r>
+      <w:r>
+        <w:rPr>
+          <w:rFonts w:asciiTheme="majorHAnsi" w:hAnsiTheme="majorHAnsi" w:cstheme="majorHAnsi"/>
+          <w:sz w:val="22"/>
+          <w:szCs w:val="22"/>
+        </w:rPr>
+        <w:tab/>
+      </w:r>
+      <w:r>
+        <w:rPr>
+          <w:rFonts w:asciiTheme="majorHAnsi" w:hAnsiTheme="majorHAnsi" w:cstheme="majorHAnsi"/>
+          <w:sz w:val="22"/>
+          <w:szCs w:val="22"/>
+        </w:rPr>
+        <w:tab/>
+        <w:t>Milwaukee</w:t>
+      </w:r>
+      <w:r>
+        <w:rPr>
+          <w:rFonts w:asciiTheme="majorHAnsi" w:hAnsiTheme="majorHAnsi" w:cstheme="majorHAnsi"/>
+          <w:sz w:val="22"/>
+          <w:szCs w:val="22"/>
+        </w:rPr>
+        <w:t>, WI</w:t>
+      </w:r>
+    </w:p>
+    <w:p>
+      <w:pPr>
+        <w:tabs>
+          <w:tab w:val="left" w:pos="720"/>
+          <w:tab w:val="left" w:pos="1440"/>
+          <w:tab w:val="left" w:pos="2160"/>
+        </w:tabs>
+        <w:rPr>
+          <w:rFonts w:asciiTheme="majorHAnsi" w:hAnsiTheme="majorHAnsi" w:cstheme="majorHAnsi"/>
+          <w:sz w:val="22"/>
+          <w:szCs w:val="22"/>
+        </w:rPr>
+      </w:pPr>
+    </w:p>
+    <w:p>
+      <w:pPr>
+        <w:numPr>
+          <w:ilvl w:val="0"/>
+          <w:numId w:val="1"/>
+        </w:numPr>
+        <w:tabs>
+          <w:tab w:val="left" w:pos="720"/>
+          <w:tab w:val="left" w:pos="1440"/>
+          <w:tab w:val="left" w:pos="2160"/>
+        </w:tabs>
+        <w:rPr>
+          <w:rFonts w:asciiTheme="majorHAnsi" w:hAnsiTheme="majorHAnsi" w:cstheme="majorHAnsi"/>
+          <w:sz w:val="22"/>
+          <w:szCs w:val="22"/>
+        </w:rPr>
+      </w:pPr>
+      <w:r>
+        <w:rPr>
+          <w:rFonts w:asciiTheme="majorHAnsi" w:hAnsiTheme="majorHAnsi" w:cstheme="majorHAnsi"/>
+          <w:sz w:val="22"/>
+          <w:szCs w:val="22"/>
+        </w:rPr>
+        <w:t>· Managed and mentored a team of 3 engineers, improving delivery consistency and code quality through code reviews, engineering standards, and collaboration with Product Owners on delivery expectations.</w:t>
+      </w:r>
+    </w:p>
+    <w:p>
+      <w:pPr>
+        <w:numPr>
+          <w:ilvl w:val="0"/>
+          <w:numId w:val="1"/>
+        </w:numPr>
+        <w:tabs>
+          <w:tab w:val="left" w:pos="720"/>
+          <w:tab w:val="left" w:pos="1440"/>
+          <w:tab w:val="left" w:pos="2160"/>
+        </w:tabs>
+        <w:rPr>
+          <w:rFonts w:asciiTheme="majorHAnsi" w:hAnsiTheme="majorHAnsi" w:cstheme="majorHAnsi"/>
+          <w:sz w:val="22"/>
+          <w:szCs w:val="22"/>
+        </w:rPr>
+      </w:pPr>
+      <w:r>
+        <w:rPr>
+          <w:rFonts w:asciiTheme="majorHAnsi" w:hAnsiTheme="majorHAnsi" w:cstheme="majorHAnsi"/>
+          <w:sz w:val="22"/>
+          <w:szCs w:val="22"/>
+        </w:rPr>
+        <w:t>Led development of a reusable NPM-based UX component library (Angular Material, AG Grid), improving UI consistency and reducing frontend development time across teams</w:t>
+      </w:r>
+      <w:r>
+        <w:rPr>
+          <w:rFonts w:asciiTheme="majorHAnsi" w:hAnsiTheme="majorHAnsi" w:cstheme="majorHAnsi"/>
+          <w:sz w:val="22"/>
+          <w:szCs w:val="22"/>
+        </w:rPr>
+        <w:t>.</w:t>
+      </w:r>
+    </w:p>
+    <w:p>
+      <w:pPr>
+        <w:numPr>
+          <w:ilvl w:val="0"/>
+          <w:numId w:val="1"/>
+        </w:numPr>
+        <w:tabs>
+          <w:tab w:val="left" w:pos="720"/>
+          <w:tab w:val="left" w:pos="1440"/>
+          <w:tab w:val="left" w:pos="2160"/>
+        </w:tabs>
+        <w:rPr>
+          <w:rFonts w:asciiTheme="majorHAnsi" w:hAnsiTheme="majorHAnsi" w:cstheme="majorHAnsi"/>
+          <w:sz w:val="22"/>
+          <w:szCs w:val="22"/>
+        </w:rPr>
+      </w:pPr>
+      <w:r>
+        <w:rPr>
+          <w:rFonts w:asciiTheme="majorHAnsi" w:hAnsiTheme="majorHAnsi" w:cstheme="majorHAnsi"/>
+          <w:sz w:val="22"/>
+          <w:szCs w:val="22"/>
+        </w:rPr>
+        <w:t>Implementation</w:t>
+      </w:r>
+      <w:r>
+        <w:rPr>
+          <w:rFonts w:asciiTheme="majorHAnsi" w:hAnsiTheme="majorHAnsi" w:cstheme="majorHAnsi"/>
+          <w:sz w:val="22"/>
+          <w:szCs w:val="22"/>
+        </w:rPr>
+        <w:t>, m</w:t>
+      </w:r>
+      <w:r>
+        <w:rPr>
+          <w:rFonts w:asciiTheme="majorHAnsi" w:hAnsiTheme="majorHAnsi" w:cstheme="majorHAnsi"/>
+          <w:sz w:val="22"/>
+          <w:szCs w:val="22"/>
+        </w:rPr>
+        <w:t>odification</w:t>
+      </w:r>
+      <w:r>
+        <w:rPr>
+          <w:rFonts w:asciiTheme="majorHAnsi" w:hAnsiTheme="majorHAnsi" w:cstheme="majorHAnsi"/>
+          <w:sz w:val="22"/>
+          <w:szCs w:val="22"/>
+        </w:rPr>
+        <w:t xml:space="preserve"> and maintenance</w:t>
+      </w:r>
+      <w:r>
+        <w:rPr>
+          <w:rFonts w:asciiTheme="majorHAnsi" w:hAnsiTheme="majorHAnsi" w:cstheme="majorHAnsi"/>
+          <w:sz w:val="22"/>
+          <w:szCs w:val="22"/>
+        </w:rPr>
+        <w:t xml:space="preserve"> of </w:t>
+      </w:r>
+      <w:proofErr w:type="spellStart"/>
+      <w:r>
+        <w:rPr>
+          <w:rFonts w:asciiTheme="majorHAnsi" w:hAnsiTheme="majorHAnsi" w:cstheme="majorHAnsi"/>
+          <w:sz w:val="22"/>
+          <w:szCs w:val="22"/>
+        </w:rPr>
+        <w:t>REST</w:t>
+      </w:r>
+      <w:r>
+        <w:rPr>
+          <w:rFonts w:asciiTheme="majorHAnsi" w:hAnsiTheme="majorHAnsi" w:cstheme="majorHAnsi"/>
+          <w:sz w:val="22"/>
+          <w:szCs w:val="22"/>
+        </w:rPr>
+        <w:t>fAF</w:t>
+      </w:r>
+      <w:r>
+        <w:rPr>
+          <w:rFonts w:asciiTheme="majorHAnsi" w:hAnsiTheme="majorHAnsi" w:cstheme="majorHAnsi"/>
+          <w:sz w:val="22"/>
+          <w:szCs w:val="22"/>
+        </w:rPr>
+        <w:t>ul</w:t>
+      </w:r>
+      <w:proofErr w:type="spellEnd"/>
+      <w:r>
+        <w:rPr>
+          <w:rFonts w:asciiTheme="majorHAnsi" w:hAnsiTheme="majorHAnsi" w:cstheme="majorHAnsi"/>
+          <w:sz w:val="22"/>
+          <w:szCs w:val="22"/>
+        </w:rPr>
+        <w:t xml:space="preserve"> APIs</w:t>
+      </w:r>
+      <w:r>
+        <w:rPr>
+          <w:rFonts w:asciiTheme="majorHAnsi" w:hAnsiTheme="majorHAnsi" w:cstheme="majorHAnsi"/>
+          <w:sz w:val="22"/>
+          <w:szCs w:val="22"/>
+        </w:rPr>
+        <w:t xml:space="preserve"> to integrate new access control changes.</w:t>
+      </w:r>
+    </w:p>
+    <w:p>
+      <w:pPr>
+        <w:numPr>
+          <w:ilvl w:val="0"/>
+          <w:numId w:val="1"/>
+        </w:numPr>
+        <w:tabs>
+          <w:tab w:val="left" w:pos="720"/>
+          <w:tab w:val="left" w:pos="-1007"/>
+          <w:tab w:val="left" w:pos="1440"/>
+          <w:tab w:val="left" w:pos="2160"/>
+          <w:tab w:val="center" w:pos="5097"/>
+          <w:tab w:val="left" w:pos="720"/>
+          <w:tab w:val="left" w:pos="1440"/>
+          <w:tab w:val="left" w:pos="2160"/>
+        </w:tabs>
+        <w:rPr>
+          <w:rFonts w:asciiTheme="minorHAnsi" w:eastAsia="Calibri" w:hAnsiTheme="minorHAnsi" w:cstheme="minorHAnsi"/>
+          <w:bCs/>
+        </w:rPr>
+      </w:pPr>
+      <w:r>
+        <w:rPr>
+          <w:rFonts w:asciiTheme="majorHAnsi" w:hAnsiTheme="majorHAnsi" w:cstheme="majorHAnsi"/>
+          <w:sz w:val="22"/>
+          <w:szCs w:val="22"/>
+        </w:rPr>
+        <w:t>Established the foundational Angular CLI project structure and development standards, accelerating onboarding and improving maintainability.</w:t>
+      </w:r>
+    </w:p>
+    <w:p>
+      <w:pPr>
+        <w:tabs>
+          <w:tab w:val="left" w:pos="720"/>
+          <w:tab w:val="left" w:pos="-1007"/>
+          <w:tab w:val="left" w:pos="1440"/>
+          <w:tab w:val="left" w:pos="2160"/>
+          <w:tab w:val="center" w:pos="5097"/>
+          <w:tab w:val="left" w:pos="720"/>
+          <w:tab w:val="left" w:pos="1440"/>
+          <w:tab w:val="left" w:pos="2160"/>
+        </w:tabs>
+        <w:ind w:left="720"/>
+        <w:rPr>
+          <w:rFonts w:asciiTheme="minorHAnsi" w:eastAsia="Calibri" w:hAnsiTheme="minorHAnsi" w:cstheme="minorHAnsi"/>
+          <w:bCs/>
+        </w:rPr>
+      </w:pPr>
+    </w:p>
+    <w:p>
+      <w:pPr>
+        <w:tabs>
+          <w:tab w:val="left" w:pos="720"/>
+          <w:tab w:val="left" w:pos="-1007"/>
+          <w:tab w:val="left" w:pos="4395"/>
+          <w:tab w:val="right" w:pos="10197"/>
+          <w:tab w:val="center" w:pos="5097"/>
+          <w:tab w:val="left" w:pos="720"/>
+          <w:tab w:val="left" w:pos="1440"/>
+          <w:tab w:val="left" w:pos="2160"/>
+        </w:tabs>
+        <w:rPr>
+          <w:rFonts w:asciiTheme="majorHAnsi" w:hAnsiTheme="majorHAnsi" w:cstheme="majorHAnsi"/>
+          <w:b/>
+        </w:rPr>
+      </w:pPr>
+      <w:r>
+        <w:rPr>
+          <w:rFonts w:asciiTheme="minorHAnsi" w:eastAsia="Calibri" w:hAnsiTheme="minorHAnsi" w:cstheme="minorHAnsi"/>
+          <w:bCs/>
+        </w:rPr>
+        <w:t>Software Engineer II</w:t>
+      </w:r>
+      <w:r>
+        <w:rPr>
+          <w:rFonts w:asciiTheme="majorHAnsi" w:hAnsiTheme="majorHAnsi" w:cstheme="majorHAnsi"/>
+          <w:b/>
+        </w:rPr>
+        <w:tab/>
+      </w:r>
+      <w:proofErr w:type="spellStart"/>
+      <w:r>
+        <w:rPr>
+          <w:rFonts w:asciiTheme="majorHAnsi" w:hAnsiTheme="majorHAnsi" w:cstheme="majorHAnsi"/>
+          <w:b/>
+        </w:rPr>
+        <w:t>goPuff</w:t>
+      </w:r>
+      <w:proofErr w:type="spellEnd"/>
+      <w:r>
+        <w:rPr>
+          <w:rFonts w:asciiTheme="majorHAnsi" w:hAnsiTheme="majorHAnsi" w:cstheme="majorHAnsi"/>
+        </w:rPr>
+        <w:tab/>
+      </w:r>
+      <w:r>
+        <w:rPr>
+          <w:rFonts w:asciiTheme="majorHAnsi" w:hAnsiTheme="majorHAnsi" w:cstheme="majorHAnsi"/>
+          <w:b/>
+        </w:rPr>
+        <w:t>Feb 2021 – Oct 2021</w:t>
+      </w:r>
+    </w:p>
+    <w:p>
+      <w:pPr>
+        <w:tabs>
+          <w:tab w:val="left" w:pos="720"/>
+          <w:tab w:val="left" w:pos="-1007"/>
+          <w:tab w:val="left" w:pos="4395"/>
+          <w:tab w:val="right" w:pos="10197"/>
+          <w:tab w:val="center" w:pos="5097"/>
+          <w:tab w:val="left" w:pos="720"/>
+          <w:tab w:val="left" w:pos="1440"/>
+          <w:tab w:val="left" w:pos="2160"/>
+        </w:tabs>
+        <w:rPr>
+          <w:rFonts w:asciiTheme="majorHAnsi" w:hAnsiTheme="majorHAnsi" w:cstheme="majorHAnsi"/>
+          <w:sz w:val="22"/>
+          <w:szCs w:val="22"/>
+        </w:rPr>
+      </w:pPr>
+      <w:r>
+        <w:rPr>
+          <w:rFonts w:asciiTheme="majorHAnsi" w:hAnsiTheme="majorHAnsi" w:cstheme="majorHAnsi"/>
+          <w:sz w:val="22"/>
+          <w:szCs w:val="22"/>
+        </w:rPr>
+        <w:t>Forecasting</w:t>
+      </w:r>
+      <w:r>
+        <w:rPr>
+          <w:rFonts w:asciiTheme="majorHAnsi" w:hAnsiTheme="majorHAnsi" w:cstheme="majorHAnsi"/>
+          <w:sz w:val="22"/>
+          <w:szCs w:val="22"/>
+        </w:rPr>
+        <w:tab/>
+      </w:r>
+      <w:r>
+        <w:rPr>
+          <w:rFonts w:asciiTheme="majorHAnsi" w:hAnsiTheme="majorHAnsi" w:cstheme="majorHAnsi"/>
+          <w:sz w:val="22"/>
+          <w:szCs w:val="22"/>
+        </w:rPr>
+        <w:tab/>
+      </w:r>
+      <w:r>
+        <w:rPr>
+          <w:rFonts w:asciiTheme="majorHAnsi" w:hAnsiTheme="majorHAnsi" w:cstheme="majorHAnsi"/>
+          <w:sz w:val="22"/>
+          <w:szCs w:val="22"/>
+        </w:rPr>
+        <w:t>Milwaukee, WI</w:t>
+      </w:r>
+    </w:p>
+    <w:p>
+      <w:pPr>
+        <w:tabs>
+          <w:tab w:val="left" w:pos="720"/>
+          <w:tab w:val="left" w:pos="1440"/>
+          <w:tab w:val="left" w:pos="2160"/>
+        </w:tabs>
+        <w:rPr>
+          <w:rFonts w:asciiTheme="majorHAnsi" w:hAnsiTheme="majorHAnsi" w:cstheme="majorHAnsi"/>
+          <w:sz w:val="22"/>
+          <w:szCs w:val="22"/>
+        </w:rPr>
+      </w:pPr>
+    </w:p>
+    <w:p>
+      <w:pPr>
+        <w:numPr>
+          <w:ilvl w:val="0"/>
+          <w:numId w:val="1"/>
+        </w:numPr>
+        <w:tabs>
+          <w:tab w:val="left" w:pos="720"/>
+          <w:tab w:val="left" w:pos="1440"/>
+          <w:tab w:val="left" w:pos="2160"/>
+        </w:tabs>
+        <w:rPr>
+          <w:rFonts w:asciiTheme="majorHAnsi" w:hAnsiTheme="majorHAnsi" w:cstheme="majorHAnsi"/>
+          <w:sz w:val="22"/>
+          <w:szCs w:val="22"/>
+        </w:rPr>
+      </w:pPr>
+      <w:r>
+        <w:rPr>
+          <w:rFonts w:asciiTheme="majorHAnsi" w:hAnsiTheme="majorHAnsi" w:cstheme="majorHAnsi"/>
+          <w:sz w:val="22"/>
+          <w:szCs w:val="22"/>
+        </w:rPr>
+        <w:t>Automated reporting workflows, increasing end-user efficiency by over 500% and reducing manual processing time</w:t>
+      </w:r>
+      <w:r>
+        <w:rPr>
+          <w:rFonts w:asciiTheme="majorHAnsi" w:hAnsiTheme="majorHAnsi" w:cstheme="majorHAnsi"/>
+          <w:sz w:val="22"/>
+          <w:szCs w:val="22"/>
+        </w:rPr>
+        <w:t>.</w:t>
+      </w:r>
+    </w:p>
+    <w:p>
+      <w:pPr>
+        <w:numPr>
+          <w:ilvl w:val="0"/>
+          <w:numId w:val="1"/>
+        </w:numPr>
+        <w:tabs>
+          <w:tab w:val="left" w:pos="720"/>
+          <w:tab w:val="left" w:pos="1440"/>
+          <w:tab w:val="left" w:pos="2160"/>
+        </w:tabs>
+        <w:rPr>
+          <w:rFonts w:asciiTheme="majorHAnsi" w:hAnsiTheme="majorHAnsi" w:cstheme="majorHAnsi"/>
+          <w:sz w:val="22"/>
+          <w:szCs w:val="22"/>
+        </w:rPr>
+      </w:pPr>
+      <w:r>
+        <w:rPr>
+          <w:rFonts w:asciiTheme="majorHAnsi" w:hAnsiTheme="majorHAnsi" w:cstheme="majorHAnsi"/>
+          <w:sz w:val="22"/>
+          <w:szCs w:val="22"/>
+        </w:rPr>
+        <w:t>Designed and launched a React-based web application that improved user experience and streamlined forecasting workflows.</w:t>
+      </w:r>
+    </w:p>
+    <w:p>
+      <w:pPr>
+        <w:numPr>
+          <w:ilvl w:val="0"/>
+          <w:numId w:val="1"/>
+        </w:numPr>
+        <w:tabs>
+          <w:tab w:val="left" w:pos="720"/>
+          <w:tab w:val="left" w:pos="1440"/>
+          <w:tab w:val="left" w:pos="2160"/>
+        </w:tabs>
+        <w:rPr>
+          <w:rFonts w:asciiTheme="majorHAnsi" w:hAnsiTheme="majorHAnsi" w:cstheme="majorHAnsi"/>
+          <w:sz w:val="22"/>
+          <w:szCs w:val="22"/>
+        </w:rPr>
+      </w:pPr>
+      <w:r>
+        <w:rPr>
+          <w:rFonts w:asciiTheme="majorHAnsi" w:hAnsiTheme="majorHAnsi" w:cstheme="majorHAnsi"/>
+          <w:sz w:val="22"/>
+          <w:szCs w:val="22"/>
+        </w:rPr>
+        <w:t xml:space="preserve">Development of new RESTful APIs, </w:t>
+      </w:r>
+      <w:r>
+        <w:rPr>
+          <w:rFonts w:asciiTheme="majorHAnsi" w:hAnsiTheme="majorHAnsi" w:cstheme="majorHAnsi"/>
+          <w:sz w:val="22"/>
+          <w:szCs w:val="22"/>
+        </w:rPr>
+        <w:t>utilizing</w:t>
+      </w:r>
+      <w:r>
+        <w:rPr>
+          <w:rFonts w:asciiTheme="majorHAnsi" w:hAnsiTheme="majorHAnsi" w:cstheme="majorHAnsi"/>
+          <w:sz w:val="22"/>
+          <w:szCs w:val="22"/>
+        </w:rPr>
+        <w:t xml:space="preserve"> GraphQL to enhance efficiency and flexibility in data querying.</w:t>
+      </w:r>
+    </w:p>
+    <w:p>
+      <w:pPr>
+        <w:tabs>
+          <w:tab w:val="left" w:pos="720"/>
+          <w:tab w:val="left" w:pos="-1007"/>
+          <w:tab w:val="left" w:pos="4395"/>
+          <w:tab w:val="right" w:pos="10197"/>
+          <w:tab w:val="center" w:pos="5097"/>
+          <w:tab w:val="left" w:pos="720"/>
+          <w:tab w:val="left" w:pos="1440"/>
+          <w:tab w:val="left" w:pos="2160"/>
+        </w:tabs>
+        <w:rPr>
+          <w:rFonts w:asciiTheme="minorHAnsi" w:eastAsia="Calibri" w:hAnsiTheme="minorHAnsi" w:cstheme="minorHAnsi"/>
+          <w:bCs/>
+        </w:rPr>
+      </w:pPr>
+    </w:p>
+    <w:p>
+      <w:pPr>
+        <w:tabs>
+          <w:tab w:val="left" w:pos="720"/>
+          <w:tab w:val="left" w:pos="-1007"/>
+          <w:tab w:val="left" w:pos="4395"/>
+          <w:tab w:val="right" w:pos="10197"/>
+          <w:tab w:val="center" w:pos="5097"/>
+          <w:tab w:val="left" w:pos="720"/>
+          <w:tab w:val="left" w:pos="1440"/>
+          <w:tab w:val="left" w:pos="2160"/>
+        </w:tabs>
+        <w:rPr>
+          <w:rFonts w:asciiTheme="majorHAnsi" w:hAnsiTheme="majorHAnsi" w:cstheme="majorHAnsi"/>
+          <w:b/>
+        </w:rPr>
+      </w:pPr>
+      <w:r>
+        <w:rPr>
+          <w:rFonts w:asciiTheme="minorHAnsi" w:eastAsia="Calibri" w:hAnsiTheme="minorHAnsi" w:cstheme="minorHAnsi"/>
+          <w:bCs/>
+        </w:rPr>
+        <w:t>Senior Software Engineer</w:t>
+      </w:r>
+      <w:r>
+        <w:rPr>
+          <w:rFonts w:asciiTheme="majorHAnsi" w:hAnsiTheme="majorHAnsi" w:cstheme="majorHAnsi"/>
+          <w:b/>
+        </w:rPr>
+        <w:tab/>
+      </w:r>
+      <w:proofErr w:type="spellStart"/>
+      <w:r>
+        <w:rPr>
+          <w:rFonts w:asciiTheme="majorHAnsi" w:hAnsiTheme="majorHAnsi" w:cstheme="majorHAnsi"/>
+          <w:b/>
+        </w:rPr>
+        <w:t>InvestCloud</w:t>
+      </w:r>
+      <w:proofErr w:type="spellEnd"/>
+      <w:r>
+        <w:rPr>
+          <w:rFonts w:asciiTheme="majorHAnsi" w:hAnsiTheme="majorHAnsi" w:cstheme="majorHAnsi"/>
+        </w:rPr>
+        <w:tab/>
+      </w:r>
+      <w:r>
+        <w:rPr>
+          <w:rFonts w:asciiTheme="majorHAnsi" w:hAnsiTheme="majorHAnsi" w:cstheme="majorHAnsi"/>
+          <w:b/>
+        </w:rPr>
+        <w:t>Jul 2019 – Jun 2020</w:t>
+      </w:r>
+    </w:p>
+    <w:p>
+      <w:pPr>
+        <w:tabs>
+          <w:tab w:val="left" w:pos="720"/>
+          <w:tab w:val="left" w:pos="-1007"/>
+          <w:tab w:val="left" w:pos="4395"/>
+          <w:tab w:val="right" w:pos="10197"/>
+          <w:tab w:val="center" w:pos="5097"/>
+          <w:tab w:val="left" w:pos="720"/>
+          <w:tab w:val="left" w:pos="1440"/>
+          <w:tab w:val="left" w:pos="2160"/>
+        </w:tabs>
+        <w:rPr>
+          <w:rFonts w:asciiTheme="majorHAnsi" w:hAnsiTheme="majorHAnsi" w:cstheme="majorHAnsi"/>
+          <w:sz w:val="22"/>
+          <w:szCs w:val="22"/>
+        </w:rPr>
+      </w:pPr>
+      <w:r>
+        <w:rPr>
+          <w:rFonts w:asciiTheme="majorHAnsi" w:hAnsiTheme="majorHAnsi" w:cstheme="majorHAnsi"/>
+          <w:sz w:val="22"/>
+          <w:szCs w:val="22"/>
+        </w:rPr>
+        <w:t>Essentials</w:t>
+      </w:r>
+      <w:r>
+        <w:rPr>
+          <w:rFonts w:asciiTheme="majorHAnsi" w:hAnsiTheme="majorHAnsi" w:cstheme="majorHAnsi"/>
+          <w:sz w:val="22"/>
+          <w:szCs w:val="22"/>
+        </w:rPr>
+        <w:tab/>
+      </w:r>
+      <w:r>
+        <w:rPr>
+          <w:rFonts w:asciiTheme="majorHAnsi" w:hAnsiTheme="majorHAnsi" w:cstheme="majorHAnsi"/>
+          <w:sz w:val="22"/>
+          <w:szCs w:val="22"/>
+        </w:rPr>
+        <w:tab/>
+      </w:r>
+      <w:r>
+        <w:rPr>
+          <w:rFonts w:asciiTheme="majorHAnsi" w:hAnsiTheme="majorHAnsi" w:cstheme="majorHAnsi"/>
+          <w:sz w:val="22"/>
+          <w:szCs w:val="22"/>
+        </w:rPr>
+        <w:t>Milwaukee, WI</w:t>
+      </w:r>
+    </w:p>
+    <w:p>
+      <w:pPr>
+        <w:tabs>
+          <w:tab w:val="left" w:pos="720"/>
+          <w:tab w:val="left" w:pos="1440"/>
+          <w:tab w:val="left" w:pos="2160"/>
+        </w:tabs>
+        <w:rPr>
+          <w:rFonts w:asciiTheme="majorHAnsi" w:hAnsiTheme="majorHAnsi" w:cstheme="majorHAnsi"/>
+          <w:sz w:val="22"/>
+          <w:szCs w:val="22"/>
+        </w:rPr>
+      </w:pPr>
+    </w:p>
+    <w:p>
+      <w:pPr>
+        <w:pStyle w:val="ListParagraph"/>
+        <w:numPr>
+          <w:ilvl w:val="0"/>
+          <w:numId w:val="1"/>
+        </w:numPr>
+        <w:tabs>
+          <w:tab w:val="left" w:pos="720"/>
+          <w:tab w:val="left" w:pos="1440"/>
+          <w:tab w:val="left" w:pos="2160"/>
+        </w:tabs>
+        <w:rPr>
+          <w:rFonts w:asciiTheme="majorHAnsi" w:hAnsiTheme="majorHAnsi" w:cstheme="majorHAnsi"/>
+          <w:sz w:val="22"/>
+          <w:szCs w:val="22"/>
+        </w:rPr>
+      </w:pPr>
+      <w:r>
+        <w:rPr>
+          <w:rFonts w:asciiTheme="majorHAnsi" w:hAnsiTheme="majorHAnsi" w:cstheme="majorHAnsi"/>
+          <w:sz w:val="22"/>
+          <w:szCs w:val="22"/>
+        </w:rPr>
+        <w:lastRenderedPageBreak/>
+        <w:t>· Integrated Azure Service Bus into a microservices architecture, improving system communication and scalability.</w:t>
+      </w:r>
+    </w:p>
+    <w:p>
+      <w:pPr>
+        <w:pStyle w:val="ListParagraph"/>
+        <w:numPr>
+          <w:ilvl w:val="0"/>
+          <w:numId w:val="1"/>
+        </w:numPr>
+        <w:tabs>
+          <w:tab w:val="left" w:pos="720"/>
+          <w:tab w:val="left" w:pos="1440"/>
+          <w:tab w:val="left" w:pos="2160"/>
+        </w:tabs>
+        <w:rPr>
+          <w:rFonts w:asciiTheme="majorHAnsi" w:hAnsiTheme="majorHAnsi" w:cstheme="majorHAnsi"/>
+          <w:sz w:val="22"/>
+          <w:szCs w:val="22"/>
+        </w:rPr>
+      </w:pPr>
+      <w:r>
+        <w:rPr>
+          <w:rFonts w:asciiTheme="majorHAnsi" w:hAnsiTheme="majorHAnsi" w:cstheme="majorHAnsi"/>
+          <w:sz w:val="22"/>
+          <w:szCs w:val="22"/>
+        </w:rPr>
+        <w:t>Implemented robust frontend unit testing standards, resulting in improved efficiency.</w:t>
+      </w:r>
+    </w:p>
+    <w:p>
+      <w:pPr>
+        <w:pStyle w:val="ListParagraph"/>
+        <w:numPr>
+          <w:ilvl w:val="0"/>
+          <w:numId w:val="1"/>
+        </w:numPr>
+        <w:tabs>
+          <w:tab w:val="left" w:pos="720"/>
+          <w:tab w:val="left" w:pos="1440"/>
+          <w:tab w:val="left" w:pos="2160"/>
+        </w:tabs>
+        <w:rPr>
+          <w:rFonts w:asciiTheme="majorHAnsi" w:hAnsiTheme="majorHAnsi" w:cstheme="majorHAnsi"/>
+          <w:sz w:val="22"/>
+          <w:szCs w:val="22"/>
+        </w:rPr>
+      </w:pPr>
+      <w:r>
+        <w:rPr>
+          <w:rFonts w:asciiTheme="majorHAnsi" w:hAnsiTheme="majorHAnsi" w:cstheme="majorHAnsi"/>
+          <w:sz w:val="22"/>
+          <w:szCs w:val="22"/>
+        </w:rPr>
+        <w:t>Successfully launched the flagship Single Page Application (SPA) built with Angular</w:t>
+      </w:r>
+      <w:r>
+        <w:rPr>
+          <w:rFonts w:asciiTheme="majorHAnsi" w:hAnsiTheme="majorHAnsi" w:cstheme="majorHAnsi"/>
+          <w:sz w:val="22"/>
+          <w:szCs w:val="22"/>
+        </w:rPr>
+        <w:t>.</w:t>
+      </w:r>
+    </w:p>
+    <w:p>
+      <w:pPr>
+        <w:tabs>
+          <w:tab w:val="left" w:pos="720"/>
+          <w:tab w:val="left" w:pos="1440"/>
+          <w:tab w:val="left" w:pos="2160"/>
+        </w:tabs>
+        <w:rPr>
+          <w:rFonts w:asciiTheme="majorHAnsi" w:hAnsiTheme="majorHAnsi" w:cstheme="majorHAnsi"/>
+          <w:sz w:val="22"/>
+          <w:szCs w:val="22"/>
+        </w:rPr>
+      </w:pPr>
+    </w:p>
+    <w:p>
+      <w:pPr>
+        <w:tabs>
+          <w:tab w:val="left" w:pos="720"/>
+          <w:tab w:val="left" w:pos="-1007"/>
+          <w:tab w:val="left" w:pos="4395"/>
+          <w:tab w:val="right" w:pos="10197"/>
+          <w:tab w:val="center" w:pos="5097"/>
+          <w:tab w:val="left" w:pos="720"/>
+          <w:tab w:val="left" w:pos="1440"/>
+          <w:tab w:val="left" w:pos="2160"/>
+        </w:tabs>
+        <w:rPr>
+          <w:rFonts w:asciiTheme="majorHAnsi" w:hAnsiTheme="majorHAnsi" w:cstheme="majorHAnsi"/>
+          <w:b/>
+        </w:rPr>
+      </w:pPr>
+      <w:r>
+        <w:rPr>
+          <w:rFonts w:asciiTheme="minorHAnsi" w:eastAsia="Calibri" w:hAnsiTheme="minorHAnsi" w:cstheme="minorHAnsi"/>
+          <w:bCs/>
+        </w:rPr>
+        <w:t>Team Lead</w:t>
+      </w:r>
+      <w:r>
+        <w:rPr>
+          <w:rFonts w:asciiTheme="majorHAnsi" w:hAnsiTheme="majorHAnsi" w:cstheme="majorHAnsi"/>
+          <w:b/>
+        </w:rPr>
+        <w:tab/>
+      </w:r>
+      <w:r>
+        <w:rPr>
+          <w:rFonts w:asciiTheme="majorHAnsi" w:hAnsiTheme="majorHAnsi" w:cstheme="majorHAnsi"/>
+          <w:b/>
+        </w:rPr>
+        <w:t>Finastra</w:t>
+      </w:r>
+      <w:r>
+        <w:rPr>
+          <w:rFonts w:asciiTheme="majorHAnsi" w:hAnsiTheme="majorHAnsi" w:cstheme="majorHAnsi"/>
+        </w:rPr>
+        <w:tab/>
+      </w:r>
+      <w:r>
+        <w:rPr>
+          <w:rFonts w:asciiTheme="majorHAnsi" w:hAnsiTheme="majorHAnsi" w:cstheme="majorHAnsi"/>
+          <w:b/>
+        </w:rPr>
+        <w:t>Apr 2016 – Jul 2019</w:t>
+      </w:r>
+    </w:p>
+    <w:p>
+      <w:pPr>
+        <w:tabs>
+          <w:tab w:val="left" w:pos="720"/>
+          <w:tab w:val="left" w:pos="-1007"/>
+          <w:tab w:val="left" w:pos="4395"/>
+          <w:tab w:val="right" w:pos="10197"/>
+          <w:tab w:val="center" w:pos="5097"/>
+          <w:tab w:val="left" w:pos="720"/>
+          <w:tab w:val="left" w:pos="1440"/>
+          <w:tab w:val="left" w:pos="2160"/>
+        </w:tabs>
+        <w:rPr>
+          <w:rFonts w:asciiTheme="majorHAnsi" w:hAnsiTheme="majorHAnsi" w:cstheme="majorHAnsi"/>
+          <w:sz w:val="22"/>
+          <w:szCs w:val="22"/>
+        </w:rPr>
+      </w:pPr>
+      <w:r>
+        <w:rPr>
+          <w:rFonts w:asciiTheme="majorHAnsi" w:hAnsiTheme="majorHAnsi" w:cstheme="majorHAnsi"/>
+          <w:sz w:val="22"/>
+          <w:szCs w:val="22"/>
+        </w:rPr>
+        <w:t>New Lending Platform</w:t>
+      </w:r>
+      <w:r>
+        <w:rPr>
+          <w:rFonts w:asciiTheme="majorHAnsi" w:hAnsiTheme="majorHAnsi" w:cstheme="majorHAnsi"/>
+          <w:sz w:val="22"/>
+          <w:szCs w:val="22"/>
+        </w:rPr>
+        <w:tab/>
+      </w:r>
+      <w:r>
+        <w:rPr>
+          <w:rFonts w:asciiTheme="majorHAnsi" w:hAnsiTheme="majorHAnsi" w:cstheme="majorHAnsi"/>
+          <w:sz w:val="22"/>
+          <w:szCs w:val="22"/>
+        </w:rPr>
+        <w:tab/>
+      </w:r>
+      <w:r>
+        <w:rPr>
+          <w:rFonts w:asciiTheme="majorHAnsi" w:hAnsiTheme="majorHAnsi" w:cstheme="majorHAnsi"/>
+          <w:sz w:val="22"/>
+          <w:szCs w:val="22"/>
+        </w:rPr>
+        <w:t>Milwaukee, WI</w:t>
+      </w:r>
+    </w:p>
+    <w:p>
+      <w:pPr>
+        <w:tabs>
+          <w:tab w:val="left" w:pos="720"/>
+          <w:tab w:val="left" w:pos="1440"/>
+          <w:tab w:val="left" w:pos="2160"/>
+        </w:tabs>
+        <w:rPr>
+          <w:rFonts w:asciiTheme="majorHAnsi" w:hAnsiTheme="majorHAnsi" w:cstheme="majorHAnsi"/>
+          <w:sz w:val="22"/>
+          <w:szCs w:val="22"/>
+        </w:rPr>
+      </w:pPr>
+    </w:p>
+    <w:p>
+      <w:pPr>
+        <w:pStyle w:val="ListParagraph"/>
+        <w:numPr>
+          <w:ilvl w:val="0"/>
+          <w:numId w:val="1"/>
+        </w:numPr>
+        <w:tabs>
+          <w:tab w:val="left" w:pos="720"/>
+          <w:tab w:val="left" w:pos="1440"/>
+          <w:tab w:val="left" w:pos="2160"/>
+        </w:tabs>
+        <w:rPr>
+          <w:rFonts w:asciiTheme="majorHAnsi" w:hAnsiTheme="majorHAnsi" w:cstheme="majorHAnsi"/>
+          <w:sz w:val="22"/>
+          <w:szCs w:val="22"/>
+        </w:rPr>
+      </w:pPr>
+      <w:r>
+        <w:rPr>
+          <w:rFonts w:asciiTheme="majorHAnsi" w:hAnsiTheme="majorHAnsi" w:cstheme="majorHAnsi"/>
+          <w:sz w:val="22"/>
+          <w:szCs w:val="22"/>
+        </w:rPr>
+        <w:t>Owned architecture and development of three C#/.NET microservices supporting a new lending platform, ensuring scalability and reliability</w:t>
+      </w:r>
+      <w:r>
+        <w:rPr>
+          <w:rFonts w:asciiTheme="majorHAnsi" w:hAnsiTheme="majorHAnsi" w:cstheme="majorHAnsi"/>
+          <w:sz w:val="22"/>
+          <w:szCs w:val="22"/>
+        </w:rPr>
+        <w:t>.</w:t>
+      </w:r>
+    </w:p>
+    <w:p>
+      <w:pPr>
+        <w:pStyle w:val="ListParagraph"/>
+        <w:numPr>
+          <w:ilvl w:val="0"/>
+          <w:numId w:val="1"/>
+        </w:numPr>
+        <w:tabs>
+          <w:tab w:val="left" w:pos="720"/>
+          <w:tab w:val="left" w:pos="1440"/>
+          <w:tab w:val="left" w:pos="2160"/>
+        </w:tabs>
+        <w:rPr>
+          <w:rFonts w:asciiTheme="majorHAnsi" w:hAnsiTheme="majorHAnsi" w:cstheme="majorHAnsi"/>
+          <w:sz w:val="22"/>
+          <w:szCs w:val="22"/>
+        </w:rPr>
+      </w:pPr>
+      <w:r>
+        <w:rPr>
+          <w:rFonts w:asciiTheme="majorHAnsi" w:hAnsiTheme="majorHAnsi" w:cstheme="majorHAnsi"/>
+          <w:sz w:val="22"/>
+          <w:szCs w:val="22"/>
+        </w:rPr>
+        <w:t>Introduced Angular animations to elevate the overall user experience.</w:t>
+      </w:r>
+    </w:p>
+    <w:p>
+      <w:pPr>
+        <w:pStyle w:val="ListParagraph"/>
+        <w:numPr>
+          <w:ilvl w:val="0"/>
+          <w:numId w:val="1"/>
+        </w:numPr>
+        <w:tabs>
+          <w:tab w:val="left" w:pos="720"/>
+          <w:tab w:val="left" w:pos="-1007"/>
+          <w:tab w:val="left" w:pos="1440"/>
+          <w:tab w:val="left" w:pos="2160"/>
+          <w:tab w:val="center" w:pos="5097"/>
+          <w:tab w:val="left" w:pos="720"/>
+          <w:tab w:val="left" w:pos="1440"/>
+          <w:tab w:val="left" w:pos="2160"/>
+        </w:tabs>
+        <w:rPr>
+          <w:rFonts w:asciiTheme="majorHAnsi" w:hAnsiTheme="majorHAnsi" w:cstheme="majorHAnsi"/>
+          <w:sz w:val="22"/>
+          <w:szCs w:val="22"/>
+        </w:rPr>
+      </w:pPr>
+      <w:r>
+        <w:rPr>
+          <w:rFonts w:asciiTheme="majorHAnsi" w:hAnsiTheme="majorHAnsi" w:cstheme="majorHAnsi"/>
+          <w:sz w:val="22"/>
+          <w:szCs w:val="22"/>
+        </w:rPr>
+        <w:t>Redesigned CI/CD pipelines, reducing deployment friction and accelerating release cycles</w:t>
+      </w:r>
+      <w:r>
+        <w:rPr>
+          <w:rFonts w:asciiTheme="majorHAnsi" w:hAnsiTheme="majorHAnsi" w:cstheme="majorHAnsi"/>
+          <w:sz w:val="22"/>
+          <w:szCs w:val="22"/>
+        </w:rPr>
+        <w:t>.</w:t>
+      </w:r>
+    </w:p>
+    <w:p>
+      <w:pPr>
+        <w:pStyle w:val="ListParagraph"/>
+        <w:numPr>
+          <w:ilvl w:val="0"/>
+          <w:numId w:val="1"/>
+        </w:numPr>
+        <w:tabs>
+          <w:tab w:val="left" w:pos="720"/>
+          <w:tab w:val="left" w:pos="-1007"/>
+          <w:tab w:val="left" w:pos="1440"/>
+          <w:tab w:val="left" w:pos="2160"/>
+          <w:tab w:val="center" w:pos="5097"/>
+          <w:tab w:val="left" w:pos="720"/>
+          <w:tab w:val="left" w:pos="1440"/>
+          <w:tab w:val="left" w:pos="2160"/>
+        </w:tabs>
+        <w:rPr>
+          <w:rFonts w:asciiTheme="majorHAnsi" w:hAnsiTheme="majorHAnsi" w:cstheme="majorHAnsi"/>
+          <w:sz w:val="22"/>
+          <w:szCs w:val="22"/>
+        </w:rPr>
+      </w:pPr>
+      <w:r>
+        <w:rPr>
+          <w:rFonts w:asciiTheme="majorHAnsi" w:hAnsiTheme="majorHAnsi" w:cstheme="majorHAnsi"/>
+          <w:sz w:val="22"/>
+          <w:szCs w:val="22"/>
+        </w:rPr>
+        <w:t>Modernized legacy applications by replacing unsupported VB6 and Flash components with C# ASP.</w:t>
+      </w:r>
+      <w:r>
+        <w:rPr>
+          <w:rFonts w:asciiTheme="majorHAnsi" w:hAnsiTheme="majorHAnsi" w:cstheme="majorHAnsi"/>
+          <w:sz w:val="22"/>
+          <w:szCs w:val="22"/>
+        </w:rPr>
+        <w:t>Net</w:t>
+      </w:r>
+      <w:r>
+        <w:rPr>
+          <w:rFonts w:asciiTheme="majorHAnsi" w:hAnsiTheme="majorHAnsi" w:cstheme="majorHAnsi"/>
+          <w:sz w:val="22"/>
+          <w:szCs w:val="22"/>
+        </w:rPr>
+        <w:t xml:space="preserve"> solutions.</w:t>
+      </w:r>
+    </w:p>
+    <w:p>
+      <w:pPr>
+        <w:tabs>
+          <w:tab w:val="left" w:pos="720"/>
+          <w:tab w:val="left" w:pos="-1007"/>
+          <w:tab w:val="left" w:pos="4395"/>
+          <w:tab w:val="right" w:pos="10197"/>
+          <w:tab w:val="center" w:pos="5097"/>
+          <w:tab w:val="left" w:pos="720"/>
+          <w:tab w:val="left" w:pos="1440"/>
+          <w:tab w:val="left" w:pos="2160"/>
+        </w:tabs>
+        <w:rPr>
+          <w:rFonts w:asciiTheme="majorHAnsi" w:hAnsiTheme="majorHAnsi" w:cstheme="majorHAnsi"/>
+          <w:sz w:val="22"/>
+          <w:szCs w:val="22"/>
+        </w:rPr>
+      </w:pPr>
+    </w:p>
+    <w:p>
+      <w:pPr>
+        <w:tabs>
+          <w:tab w:val="left" w:pos="720"/>
+          <w:tab w:val="left" w:pos="-1007"/>
+          <w:tab w:val="left" w:pos="4395"/>
+          <w:tab w:val="right" w:pos="10197"/>
+          <w:tab w:val="center" w:pos="5097"/>
+          <w:tab w:val="left" w:pos="720"/>
+          <w:tab w:val="left" w:pos="1440"/>
+          <w:tab w:val="left" w:pos="2160"/>
+        </w:tabs>
+        <w:rPr>
+          <w:rFonts w:asciiTheme="majorHAnsi" w:hAnsiTheme="majorHAnsi" w:cstheme="majorHAnsi"/>
+          <w:b/>
+        </w:rPr>
+      </w:pPr>
+      <w:r>
+        <w:rPr>
+          <w:rFonts w:asciiTheme="minorHAnsi" w:eastAsia="Calibri" w:hAnsiTheme="minorHAnsi" w:cstheme="minorHAnsi"/>
+          <w:bCs/>
+        </w:rPr>
+        <w:t>Senior Software Engineer</w:t>
+      </w:r>
+      <w:r>
+        <w:rPr>
+          <w:rFonts w:asciiTheme="majorHAnsi" w:hAnsiTheme="majorHAnsi" w:cstheme="majorHAnsi"/>
+          <w:b/>
+        </w:rPr>
+        <w:tab/>
+      </w:r>
+      <w:r>
+        <w:rPr>
+          <w:rFonts w:asciiTheme="majorHAnsi" w:hAnsiTheme="majorHAnsi" w:cstheme="majorHAnsi"/>
+          <w:b/>
+        </w:rPr>
+        <w:t>Blue Yonder</w:t>
+      </w:r>
+      <w:r>
+        <w:rPr>
+          <w:rFonts w:asciiTheme="majorHAnsi" w:hAnsiTheme="majorHAnsi" w:cstheme="majorHAnsi"/>
+        </w:rPr>
+        <w:tab/>
+      </w:r>
+      <w:r>
+        <w:rPr>
+          <w:rFonts w:asciiTheme="majorHAnsi" w:hAnsiTheme="majorHAnsi" w:cstheme="majorHAnsi"/>
+          <w:b/>
+        </w:rPr>
+        <w:t>May 2015 – Mar 2016</w:t>
+      </w:r>
+    </w:p>
+    <w:p>
+      <w:pPr>
+        <w:tabs>
+          <w:tab w:val="left" w:pos="720"/>
+          <w:tab w:val="left" w:pos="-1007"/>
+          <w:tab w:val="left" w:pos="4395"/>
+          <w:tab w:val="right" w:pos="10197"/>
+          <w:tab w:val="center" w:pos="5097"/>
+          <w:tab w:val="left" w:pos="720"/>
+          <w:tab w:val="left" w:pos="1440"/>
+          <w:tab w:val="left" w:pos="2160"/>
+        </w:tabs>
+        <w:rPr>
+          <w:rFonts w:asciiTheme="majorHAnsi" w:hAnsiTheme="majorHAnsi" w:cstheme="majorHAnsi"/>
+          <w:sz w:val="22"/>
+          <w:szCs w:val="22"/>
+        </w:rPr>
+      </w:pPr>
+      <w:r>
+        <w:rPr>
+          <w:rFonts w:asciiTheme="majorHAnsi" w:hAnsiTheme="majorHAnsi" w:cstheme="majorHAnsi"/>
+          <w:sz w:val="22"/>
+          <w:szCs w:val="22"/>
+        </w:rPr>
+        <w:t>Consulting Services</w:t>
+      </w:r>
+      <w:r>
+        <w:rPr>
+          <w:rFonts w:asciiTheme="majorHAnsi" w:hAnsiTheme="majorHAnsi" w:cstheme="majorHAnsi"/>
+          <w:sz w:val="22"/>
+          <w:szCs w:val="22"/>
+        </w:rPr>
+        <w:tab/>
+      </w:r>
+      <w:r>
+        <w:rPr>
+          <w:rFonts w:asciiTheme="majorHAnsi" w:hAnsiTheme="majorHAnsi" w:cstheme="majorHAnsi"/>
+          <w:sz w:val="22"/>
+          <w:szCs w:val="22"/>
+        </w:rPr>
+        <w:tab/>
+      </w:r>
+      <w:r>
+        <w:rPr>
+          <w:rFonts w:asciiTheme="majorHAnsi" w:hAnsiTheme="majorHAnsi" w:cstheme="majorHAnsi"/>
+          <w:sz w:val="22"/>
+          <w:szCs w:val="22"/>
+        </w:rPr>
+        <w:t>Milwaukee, WI</w:t>
+      </w:r>
+    </w:p>
+    <w:p>
+      <w:pPr>
+        <w:tabs>
+          <w:tab w:val="left" w:pos="720"/>
+          <w:tab w:val="left" w:pos="1440"/>
+          <w:tab w:val="left" w:pos="2160"/>
+        </w:tabs>
+        <w:rPr>
+          <w:rFonts w:asciiTheme="majorHAnsi" w:hAnsiTheme="majorHAnsi" w:cstheme="majorHAnsi"/>
+          <w:sz w:val="22"/>
+          <w:szCs w:val="22"/>
+        </w:rPr>
+      </w:pPr>
+    </w:p>
+    <w:p>
+      <w:pPr>
+        <w:pStyle w:val="ListParagraph"/>
+        <w:numPr>
+          <w:ilvl w:val="0"/>
+          <w:numId w:val="1"/>
+        </w:numPr>
+        <w:tabs>
+          <w:tab w:val="left" w:pos="720"/>
+          <w:tab w:val="left" w:pos="1440"/>
+          <w:tab w:val="left" w:pos="2160"/>
+        </w:tabs>
+        <w:rPr>
+          <w:rFonts w:asciiTheme="majorHAnsi" w:hAnsiTheme="majorHAnsi" w:cstheme="majorHAnsi"/>
+          <w:sz w:val="22"/>
+          <w:szCs w:val="22"/>
+        </w:rPr>
+      </w:pPr>
+      <w:r>
+        <w:rPr>
+          <w:rFonts w:asciiTheme="majorHAnsi" w:hAnsiTheme="majorHAnsi" w:cstheme="majorHAnsi"/>
+          <w:sz w:val="22"/>
+          <w:szCs w:val="22"/>
+        </w:rPr>
+        <w:t>Spearheaded the implementation of Voice enhancements</w:t>
+      </w:r>
+      <w:r>
+        <w:rPr>
+          <w:rFonts w:asciiTheme="majorHAnsi" w:hAnsiTheme="majorHAnsi" w:cstheme="majorHAnsi"/>
+          <w:sz w:val="22"/>
+          <w:szCs w:val="22"/>
+        </w:rPr>
+        <w:t>.</w:t>
+      </w:r>
+    </w:p>
+    <w:p>
+      <w:pPr>
+        <w:pStyle w:val="ListParagraph"/>
+        <w:numPr>
+          <w:ilvl w:val="0"/>
+          <w:numId w:val="1"/>
+        </w:numPr>
+        <w:tabs>
+          <w:tab w:val="left" w:pos="720"/>
+          <w:tab w:val="left" w:pos="1440"/>
+          <w:tab w:val="left" w:pos="2160"/>
+        </w:tabs>
+        <w:rPr>
+          <w:rFonts w:asciiTheme="majorHAnsi" w:hAnsiTheme="majorHAnsi" w:cstheme="majorHAnsi"/>
+          <w:sz w:val="22"/>
+          <w:szCs w:val="22"/>
+        </w:rPr>
+      </w:pPr>
+      <w:r>
+        <w:rPr>
+          <w:rFonts w:asciiTheme="majorHAnsi" w:hAnsiTheme="majorHAnsi" w:cstheme="majorHAnsi"/>
+          <w:sz w:val="22"/>
+          <w:szCs w:val="22"/>
+        </w:rPr>
+        <w:t>Led collaborative efforts with customers directly to understand their unique needs and tailor solutions</w:t>
+      </w:r>
+      <w:r>
+        <w:rPr>
+          <w:rFonts w:asciiTheme="majorHAnsi" w:hAnsiTheme="majorHAnsi" w:cstheme="majorHAnsi"/>
+          <w:sz w:val="22"/>
+          <w:szCs w:val="22"/>
+        </w:rPr>
+        <w:t>.</w:t>
+      </w:r>
+    </w:p>
+    <w:p>
+      <w:pPr>
+        <w:pStyle w:val="ListParagraph"/>
+        <w:numPr>
+          <w:ilvl w:val="0"/>
+          <w:numId w:val="1"/>
+        </w:numPr>
+        <w:tabs>
+          <w:tab w:val="left" w:pos="720"/>
+          <w:tab w:val="left" w:pos="1440"/>
+          <w:tab w:val="left" w:pos="2160"/>
+        </w:tabs>
+        <w:rPr>
+          <w:rFonts w:asciiTheme="majorHAnsi" w:hAnsiTheme="majorHAnsi" w:cstheme="majorHAnsi"/>
+          <w:sz w:val="22"/>
+          <w:szCs w:val="22"/>
+        </w:rPr>
+      </w:pPr>
+      <w:r>
+        <w:rPr>
+          <w:rFonts w:asciiTheme="majorHAnsi" w:hAnsiTheme="majorHAnsi" w:cstheme="majorHAnsi"/>
+          <w:sz w:val="22"/>
+          <w:szCs w:val="22"/>
+        </w:rPr>
+        <w:t>Worked cross team to introduce customer specific enhancements to the core product.</w:t>
+      </w:r>
+    </w:p>
+    <w:p>
+      <w:pPr>
+        <w:tabs>
+          <w:tab w:val="left" w:pos="720"/>
+          <w:tab w:val="left" w:pos="1440"/>
+          <w:tab w:val="left" w:pos="2160"/>
+        </w:tabs>
+        <w:rPr>
+          <w:rFonts w:asciiTheme="majorHAnsi" w:hAnsiTheme="majorHAnsi" w:cstheme="majorHAnsi"/>
+          <w:sz w:val="22"/>
+          <w:szCs w:val="22"/>
+        </w:rPr>
+      </w:pPr>
+    </w:p>
+    <w:p>
+      <w:pPr>
+        <w:tabs>
+          <w:tab w:val="left" w:pos="720"/>
+          <w:tab w:val="left" w:pos="-1007"/>
+          <w:tab w:val="left" w:pos="4395"/>
+          <w:tab w:val="right" w:pos="10197"/>
+          <w:tab w:val="center" w:pos="5097"/>
+          <w:tab w:val="left" w:pos="720"/>
+          <w:tab w:val="left" w:pos="1440"/>
+          <w:tab w:val="left" w:pos="2160"/>
+        </w:tabs>
+        <w:rPr>
+          <w:rFonts w:asciiTheme="majorHAnsi" w:hAnsiTheme="majorHAnsi" w:cstheme="majorHAnsi"/>
+          <w:b/>
+        </w:rPr>
+      </w:pPr>
+      <w:r>
+        <w:rPr>
+          <w:rFonts w:asciiTheme="minorHAnsi" w:eastAsia="Calibri" w:hAnsiTheme="minorHAnsi" w:cstheme="minorHAnsi"/>
+          <w:bCs/>
+        </w:rPr>
+        <w:t>Software Developer</w:t>
+      </w:r>
+      <w:r>
+        <w:rPr>
+          <w:rFonts w:asciiTheme="majorHAnsi" w:hAnsiTheme="majorHAnsi" w:cstheme="majorHAnsi"/>
+          <w:b/>
+        </w:rPr>
+        <w:tab/>
+      </w:r>
+      <w:proofErr w:type="spellStart"/>
+      <w:r>
+        <w:rPr>
+          <w:rFonts w:asciiTheme="majorHAnsi" w:hAnsiTheme="majorHAnsi" w:cstheme="majorHAnsi"/>
+          <w:b/>
+        </w:rPr>
+        <w:t>Iptor</w:t>
+      </w:r>
+      <w:proofErr w:type="spellEnd"/>
+      <w:r>
+        <w:rPr>
+          <w:rFonts w:asciiTheme="majorHAnsi" w:hAnsiTheme="majorHAnsi" w:cstheme="majorHAnsi"/>
+        </w:rPr>
+        <w:tab/>
+      </w:r>
+      <w:r>
+        <w:rPr>
+          <w:rFonts w:asciiTheme="majorHAnsi" w:hAnsiTheme="majorHAnsi" w:cstheme="majorHAnsi"/>
+          <w:b/>
+        </w:rPr>
+        <w:t>Dec 2013 – May 2015</w:t>
+      </w:r>
+    </w:p>
+    <w:p>
+      <w:pPr>
+        <w:tabs>
+          <w:tab w:val="left" w:pos="720"/>
+          <w:tab w:val="left" w:pos="-1007"/>
+          <w:tab w:val="left" w:pos="4395"/>
+          <w:tab w:val="right" w:pos="10197"/>
+          <w:tab w:val="center" w:pos="5097"/>
+          <w:tab w:val="left" w:pos="720"/>
+          <w:tab w:val="left" w:pos="1440"/>
+          <w:tab w:val="left" w:pos="2160"/>
+        </w:tabs>
+        <w:rPr>
+          <w:rFonts w:asciiTheme="majorHAnsi" w:hAnsiTheme="majorHAnsi" w:cstheme="majorHAnsi"/>
+          <w:sz w:val="22"/>
+          <w:szCs w:val="22"/>
+        </w:rPr>
+      </w:pPr>
+      <w:r>
+        <w:rPr>
+          <w:rFonts w:asciiTheme="majorHAnsi" w:hAnsiTheme="majorHAnsi" w:cstheme="majorHAnsi"/>
+          <w:sz w:val="22"/>
+          <w:szCs w:val="22"/>
+        </w:rPr>
+        <w:t>Dynamin</w:t>
+      </w:r>
+      <w:r>
+        <w:rPr>
+          <w:rFonts w:asciiTheme="majorHAnsi" w:hAnsiTheme="majorHAnsi" w:cstheme="majorHAnsi"/>
+          <w:sz w:val="22"/>
+          <w:szCs w:val="22"/>
+        </w:rPr>
+        <w:tab/>
+      </w:r>
+      <w:r>
+        <w:rPr>
+          <w:rFonts w:asciiTheme="majorHAnsi" w:hAnsiTheme="majorHAnsi" w:cstheme="majorHAnsi"/>
+          <w:sz w:val="22"/>
+          <w:szCs w:val="22"/>
+        </w:rPr>
+        <w:tab/>
+      </w:r>
+      <w:r>
+        <w:rPr>
+          <w:rFonts w:asciiTheme="majorHAnsi" w:hAnsiTheme="majorHAnsi" w:cstheme="majorHAnsi"/>
+          <w:sz w:val="22"/>
+          <w:szCs w:val="22"/>
+        </w:rPr>
+        <w:t>Milwaukee, WI</w:t>
+      </w:r>
+    </w:p>
+    <w:p>
+      <w:pPr>
+        <w:pStyle w:val="ListParagraph"/>
+        <w:tabs>
+          <w:tab w:val="left" w:pos="720"/>
+          <w:tab w:val="left" w:pos="1440"/>
+          <w:tab w:val="left" w:pos="2160"/>
+        </w:tabs>
+        <w:rPr>
+          <w:rFonts w:asciiTheme="majorHAnsi" w:hAnsiTheme="majorHAnsi" w:cstheme="majorHAnsi"/>
+          <w:sz w:val="22"/>
+          <w:szCs w:val="22"/>
+        </w:rPr>
+      </w:pPr>
+    </w:p>
+    <w:p>
+      <w:pPr>
+        <w:pStyle w:val="ListParagraph"/>
+        <w:numPr>
+          <w:ilvl w:val="0"/>
+          <w:numId w:val="1"/>
+        </w:numPr>
+        <w:tabs>
+          <w:tab w:val="left" w:pos="720"/>
+          <w:tab w:val="left" w:pos="1440"/>
+          <w:tab w:val="left" w:pos="2160"/>
+        </w:tabs>
+        <w:rPr>
+          <w:rFonts w:asciiTheme="majorHAnsi" w:hAnsiTheme="majorHAnsi" w:cstheme="majorHAnsi"/>
+          <w:sz w:val="22"/>
+          <w:szCs w:val="22"/>
+        </w:rPr>
+      </w:pPr>
+      <w:r>
+        <w:rPr>
+          <w:rFonts w:asciiTheme="majorHAnsi" w:hAnsiTheme="majorHAnsi" w:cstheme="majorHAnsi"/>
+          <w:sz w:val="22"/>
+          <w:szCs w:val="22"/>
+        </w:rPr>
+        <w:t>Developed Entity Framework RESTful APIs to facilitate seamless integration ensuring data interoperability.</w:t>
+      </w:r>
+    </w:p>
+    <w:p>
+      <w:pPr>
+        <w:pStyle w:val="ListParagraph"/>
+        <w:numPr>
+          <w:ilvl w:val="0"/>
+          <w:numId w:val="1"/>
+        </w:numPr>
+        <w:tabs>
+          <w:tab w:val="left" w:pos="720"/>
+          <w:tab w:val="left" w:pos="1440"/>
+          <w:tab w:val="left" w:pos="2160"/>
+        </w:tabs>
+        <w:rPr>
+          <w:rFonts w:asciiTheme="majorHAnsi" w:hAnsiTheme="majorHAnsi" w:cstheme="majorHAnsi"/>
+          <w:sz w:val="22"/>
+          <w:szCs w:val="22"/>
+        </w:rPr>
+      </w:pPr>
+      <w:r>
+        <w:rPr>
+          <w:rFonts w:asciiTheme="majorHAnsi" w:hAnsiTheme="majorHAnsi" w:cstheme="majorHAnsi"/>
+          <w:sz w:val="22"/>
+          <w:szCs w:val="22"/>
+        </w:rPr>
+        <w:t>Implemented SOAP-based Web Service integration with third-party systems</w:t>
+      </w:r>
+      <w:r>
+        <w:rPr>
+          <w:rFonts w:asciiTheme="majorHAnsi" w:hAnsiTheme="majorHAnsi" w:cstheme="majorHAnsi"/>
+          <w:sz w:val="22"/>
+          <w:szCs w:val="22"/>
+        </w:rPr>
+        <w:t>.</w:t>
+      </w:r>
+    </w:p>
+    <w:p>
+      <w:pPr>
+        <w:pStyle w:val="ListParagraph"/>
+        <w:numPr>
+          <w:ilvl w:val="0"/>
+          <w:numId w:val="1"/>
+        </w:numPr>
+        <w:tabs>
+          <w:tab w:val="left" w:pos="720"/>
+          <w:tab w:val="left" w:pos="1440"/>
+          <w:tab w:val="left" w:pos="2160"/>
+        </w:tabs>
+        <w:rPr>
+          <w:rFonts w:asciiTheme="majorHAnsi" w:hAnsiTheme="majorHAnsi" w:cstheme="majorHAnsi"/>
+          <w:sz w:val="22"/>
+          <w:szCs w:val="22"/>
+        </w:rPr>
+      </w:pPr>
+      <w:r>
+        <w:rPr>
+          <w:rFonts w:asciiTheme="majorHAnsi" w:hAnsiTheme="majorHAnsi" w:cstheme="majorHAnsi"/>
+          <w:sz w:val="22"/>
+          <w:szCs w:val="22"/>
+        </w:rPr>
+        <w:t>Led development efforts to separate core applications to introduce new products</w:t>
+      </w:r>
+    </w:p>
+    <w:p>
+      <w:pPr>
+        <w:tabs>
+          <w:tab w:val="left" w:pos="720"/>
+          <w:tab w:val="left" w:pos="1440"/>
+          <w:tab w:val="left" w:pos="2160"/>
+        </w:tabs>
+        <w:rPr>
+          <w:rFonts w:asciiTheme="majorHAnsi" w:hAnsiTheme="majorHAnsi" w:cstheme="majorHAnsi"/>
+          <w:sz w:val="22"/>
+          <w:szCs w:val="22"/>
+        </w:rPr>
+      </w:pPr>
+    </w:p>
+    <w:p>
+      <w:pPr>
+        <w:tabs>
+          <w:tab w:val="left" w:pos="720"/>
+          <w:tab w:val="left" w:pos="-1007"/>
+          <w:tab w:val="left" w:pos="4395"/>
+          <w:tab w:val="right" w:pos="10197"/>
+          <w:tab w:val="center" w:pos="5097"/>
+          <w:tab w:val="left" w:pos="720"/>
+          <w:tab w:val="left" w:pos="1440"/>
+          <w:tab w:val="left" w:pos="2160"/>
+        </w:tabs>
+        <w:rPr>
+          <w:rFonts w:asciiTheme="majorHAnsi" w:hAnsiTheme="majorHAnsi" w:cstheme="majorHAnsi"/>
+          <w:b/>
+        </w:rPr>
+      </w:pPr>
+      <w:r>
+        <w:rPr>
+          <w:rFonts w:asciiTheme="minorHAnsi" w:eastAsia="Calibri" w:hAnsiTheme="minorHAnsi" w:cstheme="minorHAnsi"/>
+          <w:bCs/>
+        </w:rPr>
+        <w:t>Technical Consultant Intermediate</w:t>
+      </w:r>
+      <w:r>
+        <w:rPr>
+          <w:rFonts w:asciiTheme="majorHAnsi" w:hAnsiTheme="majorHAnsi" w:cstheme="majorHAnsi"/>
+          <w:b/>
+        </w:rPr>
+        <w:tab/>
+      </w:r>
+      <w:r>
+        <w:rPr>
+          <w:rFonts w:asciiTheme="majorHAnsi" w:hAnsiTheme="majorHAnsi" w:cstheme="majorHAnsi"/>
+          <w:b/>
+        </w:rPr>
+        <w:t>Blue Yonder</w:t>
+      </w:r>
+      <w:r>
+        <w:rPr>
+          <w:rFonts w:asciiTheme="majorHAnsi" w:hAnsiTheme="majorHAnsi" w:cstheme="majorHAnsi"/>
+        </w:rPr>
+        <w:tab/>
+      </w:r>
+      <w:r>
+        <w:rPr>
+          <w:rFonts w:asciiTheme="majorHAnsi" w:hAnsiTheme="majorHAnsi" w:cstheme="majorHAnsi"/>
+          <w:b/>
+        </w:rPr>
+        <w:t>Dec 2009 – Dec 2013</w:t>
+      </w:r>
+    </w:p>
+    <w:p>
+      <w:pPr>
+        <w:tabs>
+          <w:tab w:val="left" w:pos="720"/>
+          <w:tab w:val="left" w:pos="-1007"/>
+          <w:tab w:val="left" w:pos="4395"/>
+          <w:tab w:val="right" w:pos="10197"/>
+          <w:tab w:val="center" w:pos="5097"/>
+          <w:tab w:val="left" w:pos="720"/>
+          <w:tab w:val="left" w:pos="1440"/>
+          <w:tab w:val="left" w:pos="2160"/>
+        </w:tabs>
+        <w:rPr>
+          <w:rFonts w:asciiTheme="majorHAnsi" w:hAnsiTheme="majorHAnsi" w:cstheme="majorHAnsi"/>
+          <w:sz w:val="22"/>
+          <w:szCs w:val="22"/>
+        </w:rPr>
+      </w:pPr>
+      <w:r>
+        <w:rPr>
+          <w:rFonts w:asciiTheme="majorHAnsi" w:hAnsiTheme="majorHAnsi" w:cstheme="majorHAnsi"/>
+          <w:sz w:val="22"/>
+          <w:szCs w:val="22"/>
+        </w:rPr>
+        <w:t>Consulting Services</w:t>
+      </w:r>
+      <w:r>
+        <w:rPr>
+          <w:rFonts w:asciiTheme="majorHAnsi" w:hAnsiTheme="majorHAnsi" w:cstheme="majorHAnsi"/>
+          <w:sz w:val="22"/>
+          <w:szCs w:val="22"/>
+        </w:rPr>
+        <w:tab/>
+      </w:r>
+      <w:r>
+        <w:rPr>
+          <w:rFonts w:asciiTheme="majorHAnsi" w:hAnsiTheme="majorHAnsi" w:cstheme="majorHAnsi"/>
+          <w:sz w:val="22"/>
+          <w:szCs w:val="22"/>
+        </w:rPr>
+        <w:tab/>
+      </w:r>
+      <w:r>
+        <w:rPr>
+          <w:rFonts w:asciiTheme="majorHAnsi" w:hAnsiTheme="majorHAnsi" w:cstheme="majorHAnsi"/>
+          <w:sz w:val="22"/>
+          <w:szCs w:val="22"/>
+        </w:rPr>
+        <w:t>Milwaukee, WI</w:t>
+      </w:r>
+    </w:p>
+    <w:p>
+      <w:pPr>
+        <w:tabs>
+          <w:tab w:val="left" w:pos="720"/>
+          <w:tab w:val="left" w:pos="1440"/>
+          <w:tab w:val="left" w:pos="2160"/>
+        </w:tabs>
+        <w:rPr>
+          <w:rFonts w:asciiTheme="majorHAnsi" w:hAnsiTheme="majorHAnsi" w:cstheme="majorHAnsi"/>
+          <w:sz w:val="22"/>
+          <w:szCs w:val="22"/>
+        </w:rPr>
+      </w:pPr>
+    </w:p>
+    <w:p>
+      <w:pPr>
+        <w:pStyle w:val="ListParagraph"/>
+        <w:numPr>
+          <w:ilvl w:val="0"/>
+          <w:numId w:val="1"/>
+        </w:numPr>
+        <w:tabs>
+          <w:tab w:val="left" w:pos="720"/>
+          <w:tab w:val="left" w:pos="1440"/>
+          <w:tab w:val="left" w:pos="2160"/>
+        </w:tabs>
+        <w:rPr>
+          <w:rFonts w:asciiTheme="majorHAnsi" w:hAnsiTheme="majorHAnsi" w:cstheme="majorHAnsi"/>
+          <w:sz w:val="22"/>
+          <w:szCs w:val="22"/>
+        </w:rPr>
+      </w:pPr>
+      <w:r>
+        <w:rPr>
+          <w:rFonts w:asciiTheme="majorHAnsi" w:hAnsiTheme="majorHAnsi" w:cstheme="majorHAnsi"/>
+          <w:sz w:val="22"/>
+          <w:szCs w:val="22"/>
+        </w:rPr>
+        <w:t>Collaborated closely with customers to understand their needs and translate them into actionable solutions</w:t>
+      </w:r>
+      <w:r>
+        <w:rPr>
+          <w:rFonts w:asciiTheme="majorHAnsi" w:hAnsiTheme="majorHAnsi" w:cstheme="majorHAnsi"/>
+          <w:sz w:val="22"/>
+          <w:szCs w:val="22"/>
+        </w:rPr>
+        <w:t>.</w:t>
+      </w:r>
+    </w:p>
+    <w:p>
+      <w:pPr>
+        <w:pStyle w:val="ListParagraph"/>
+        <w:numPr>
+          <w:ilvl w:val="0"/>
+          <w:numId w:val="1"/>
+        </w:numPr>
+        <w:tabs>
+          <w:tab w:val="left" w:pos="720"/>
+          <w:tab w:val="left" w:pos="1440"/>
+          <w:tab w:val="left" w:pos="2160"/>
+        </w:tabs>
+        <w:rPr>
+          <w:rFonts w:asciiTheme="majorHAnsi" w:hAnsiTheme="majorHAnsi" w:cstheme="majorHAnsi"/>
+          <w:sz w:val="22"/>
+          <w:szCs w:val="22"/>
+        </w:rPr>
+      </w:pPr>
+      <w:r>
+        <w:rPr>
+          <w:rFonts w:asciiTheme="majorHAnsi" w:hAnsiTheme="majorHAnsi" w:cstheme="majorHAnsi"/>
+          <w:sz w:val="22"/>
+          <w:szCs w:val="22"/>
+        </w:rPr>
+        <w:t>Implemented threaded session expiration feature in our core product, enhancing security.</w:t>
+      </w:r>
+    </w:p>
+    <w:p>
+      <w:pPr>
+        <w:pStyle w:val="ListParagraph"/>
+        <w:numPr>
+          <w:ilvl w:val="0"/>
+          <w:numId w:val="1"/>
+        </w:numPr>
+        <w:tabs>
+          <w:tab w:val="left" w:pos="720"/>
+          <w:tab w:val="left" w:pos="1440"/>
+          <w:tab w:val="left" w:pos="2160"/>
+        </w:tabs>
+        <w:rPr>
+          <w:rFonts w:asciiTheme="majorHAnsi" w:hAnsiTheme="majorHAnsi" w:cstheme="majorHAnsi"/>
+          <w:sz w:val="22"/>
+          <w:szCs w:val="22"/>
+        </w:rPr>
+      </w:pPr>
+      <w:r>
+        <w:rPr>
+          <w:rFonts w:asciiTheme="majorHAnsi" w:hAnsiTheme="majorHAnsi" w:cstheme="majorHAnsi"/>
+          <w:sz w:val="22"/>
+          <w:szCs w:val="22"/>
+        </w:rPr>
+        <w:t>Provided comprehensive support throughout all phases of projects, from analysis and design to implementation.</w:t>
       </w:r>
     </w:p>
     <w:p>

--- a/documents/Michael Wester.docx
+++ b/documents/Michael Wester.docx
@@ -201,6 +201,76 @@
           <w:szCs w:val="22"/>
         </w:rPr>
       </w:pPr>
+      <w:r>
+        <w:rPr>
+          <w:rFonts w:asciiTheme="majorHAnsi" w:hAnsiTheme="majorHAnsi" w:cstheme="majorHAnsi"/>
+          <w:bCs/>
+          <w:color w:val="auto"/>
+          <w:sz w:val="22"/>
+          <w:szCs w:val="22"/>
+        </w:rPr>
+        <w:t xml:space="preserve">Senior Software Engineer and Technical Lead with 13+ years of experience building scalable </w:t>
+      </w:r>
+      <w:r>
+        <w:rPr>
+          <w:rFonts w:asciiTheme="majorHAnsi" w:hAnsiTheme="majorHAnsi" w:cstheme="majorHAnsi"/>
+          <w:bCs/>
+          <w:color w:val="auto"/>
+          <w:sz w:val="22"/>
+          <w:szCs w:val="22"/>
+        </w:rPr>
+        <w:t xml:space="preserve">systems and </w:t>
+      </w:r>
+      <w:r>
+        <w:rPr>
+          <w:rFonts w:asciiTheme="majorHAnsi" w:hAnsiTheme="majorHAnsi" w:cstheme="majorHAnsi"/>
+          <w:bCs/>
+          <w:color w:val="auto"/>
+          <w:sz w:val="22"/>
+          <w:szCs w:val="22"/>
+        </w:rPr>
+        <w:t xml:space="preserve">full-stack </w:t>
+      </w:r>
+      <w:r>
+        <w:rPr>
+          <w:rFonts w:asciiTheme="majorHAnsi" w:hAnsiTheme="majorHAnsi" w:cstheme="majorHAnsi"/>
+          <w:bCs/>
+          <w:color w:val="auto"/>
+          <w:sz w:val="22"/>
+          <w:szCs w:val="22"/>
+        </w:rPr>
+        <w:t xml:space="preserve">enterprise </w:t>
+      </w:r>
+      <w:r>
+        <w:rPr>
+          <w:rFonts w:asciiTheme="majorHAnsi" w:hAnsiTheme="majorHAnsi" w:cstheme="majorHAnsi"/>
+          <w:bCs/>
+          <w:color w:val="auto"/>
+          <w:sz w:val="22"/>
+          <w:szCs w:val="22"/>
+        </w:rPr>
+        <w:t>applications, microservices, SPAs, and cloud-native platforms. Expertise in C#, ASP.</w:t>
+      </w:r>
+      <w:r>
+        <w:rPr>
+          <w:rFonts w:asciiTheme="majorHAnsi" w:hAnsiTheme="majorHAnsi" w:cstheme="majorHAnsi"/>
+          <w:bCs/>
+          <w:color w:val="auto"/>
+          <w:sz w:val="22"/>
+          <w:szCs w:val="22"/>
+        </w:rPr>
+        <w:t>Net</w:t>
+      </w:r>
+      <w:r>
+        <w:rPr>
+          <w:rFonts w:asciiTheme="majorHAnsi" w:hAnsiTheme="majorHAnsi" w:cstheme="majorHAnsi"/>
+          <w:bCs/>
+          <w:color w:val="auto"/>
+          <w:sz w:val="22"/>
+          <w:szCs w:val="22"/>
+        </w:rPr>
+        <w:t>, Angular, TypeScript, REST APIs, Azure, and modern frontend architecture. Proven track record leading engineering teams, modernizing platforms, improving developer productivity, and delivering customer-focused solutions in fast-paced environments.</w:t>
+      </w:r>
     </w:p>
     <w:p>
       <w:pPr>
@@ -212,70 +282,87 @@
           <w:right w:val="nil"/>
           <w:between w:val="nil"/>
         </w:pBdr>
-        <w:spacing w:line="276" w:lineRule="auto"/>
-        <w:rPr>
-          <w:rFonts w:asciiTheme="majorHAnsi" w:hAnsiTheme="majorHAnsi" w:cstheme="majorHAnsi"/>
-          <w:bCs/>
-          <w:color w:val="auto"/>
-          <w:sz w:val="22"/>
-          <w:szCs w:val="22"/>
-        </w:rPr>
-      </w:pPr>
-      <w:r>
-        <w:rPr>
-          <w:rFonts w:asciiTheme="majorHAnsi" w:hAnsiTheme="majorHAnsi" w:cstheme="majorHAnsi"/>
-          <w:bCs/>
-          <w:color w:val="auto"/>
-          <w:sz w:val="22"/>
-          <w:szCs w:val="22"/>
-        </w:rPr>
-        <w:t xml:space="preserve">Senior Software Engineer and Technical Lead with 13+ years of experience building scalable </w:t>
-      </w:r>
-      <w:r>
-        <w:rPr>
-          <w:rFonts w:asciiTheme="majorHAnsi" w:hAnsiTheme="majorHAnsi" w:cstheme="majorHAnsi"/>
-          <w:bCs/>
-          <w:color w:val="auto"/>
-          <w:sz w:val="22"/>
-          <w:szCs w:val="22"/>
-        </w:rPr>
-        <w:t xml:space="preserve">systems and </w:t>
-      </w:r>
-      <w:r>
-        <w:rPr>
-          <w:rFonts w:asciiTheme="majorHAnsi" w:hAnsiTheme="majorHAnsi" w:cstheme="majorHAnsi"/>
-          <w:bCs/>
-          <w:color w:val="auto"/>
-          <w:sz w:val="22"/>
-          <w:szCs w:val="22"/>
-        </w:rPr>
-        <w:t xml:space="preserve">full-stack </w:t>
-      </w:r>
-      <w:r>
-        <w:rPr>
-          <w:rFonts w:asciiTheme="majorHAnsi" w:hAnsiTheme="majorHAnsi" w:cstheme="majorHAnsi"/>
-          <w:bCs/>
-          <w:color w:val="auto"/>
-          <w:sz w:val="22"/>
-          <w:szCs w:val="22"/>
-        </w:rPr>
-        <w:t xml:space="preserve">enterprise </w:t>
-      </w:r>
-      <w:r>
-        <w:rPr>
-          <w:rFonts w:asciiTheme="majorHAnsi" w:hAnsiTheme="majorHAnsi" w:cstheme="majorHAnsi"/>
-          <w:bCs/>
-          <w:color w:val="auto"/>
-          <w:sz w:val="22"/>
-          <w:szCs w:val="22"/>
-        </w:rPr>
-        <w:t>applications, microservices, SPAs, and cloud-native platforms. Expertise in C#, ASP.</w:t>
-      </w:r>
-      <w:r>
-        <w:rPr>
-          <w:rFonts w:asciiTheme="majorHAnsi" w:hAnsiTheme="majorHAnsi" w:cstheme="majorHAnsi"/>
-          <w:bCs/>
-          <w:color w:val="auto"/>
+        <w:rPr>
+          <w:rFonts w:asciiTheme="majorHAnsi" w:hAnsiTheme="majorHAnsi" w:cstheme="majorHAnsi"/>
+          <w:color w:val="1155CC"/>
+        </w:rPr>
+      </w:pPr>
+      <w:r>
+        <w:rPr>
+          <w:rFonts w:asciiTheme="majorHAnsi" w:hAnsiTheme="majorHAnsi" w:cstheme="majorHAnsi"/>
+          <w:color w:val="1155CC"/>
+        </w:rPr>
+        <w:t>Technologies and Languages</w:t>
+      </w:r>
+    </w:p>
+    <w:p>
+      <w:pPr>
+        <w:numPr>
+          <w:ilvl w:val="0"/>
+          <w:numId w:val="2"/>
+        </w:numPr>
+      </w:pPr>
+      <w:r>
+        <w:rPr>
+          <w:rFonts w:asciiTheme="minorHAnsi" w:hAnsiTheme="minorHAnsi"/>
+          <w:sz w:val="22"/>
+          <w:szCs w:val="22"/>
+        </w:rPr>
+        <w:t>Languages: C#, TypeScript, JavaScript, SQL, HTML5, CSS3</w:t>
+      </w:r>
+    </w:p>
+    <w:p>
+      <w:pPr>
+        <w:numPr>
+          <w:ilvl w:val="0"/>
+          <w:numId w:val="2"/>
+        </w:numPr>
+      </w:pPr>
+      <w:r>
+        <w:rPr>
+          <w:rFonts w:asciiTheme="minorHAnsi" w:hAnsiTheme="minorHAnsi"/>
+          <w:sz w:val="22"/>
+          <w:szCs w:val="22"/>
+        </w:rPr>
+        <w:t xml:space="preserve">Frontend: Angular, React, </w:t>
+      </w:r>
+      <w:proofErr w:type="spellStart"/>
+      <w:r>
+        <w:rPr>
+          <w:rFonts w:asciiTheme="minorHAnsi" w:hAnsiTheme="minorHAnsi"/>
+          <w:sz w:val="22"/>
+          <w:szCs w:val="22"/>
+        </w:rPr>
+        <w:t>RxJS</w:t>
+      </w:r>
+      <w:proofErr w:type="spellEnd"/>
+      <w:r>
+        <w:rPr>
+          <w:rFonts w:asciiTheme="minorHAnsi" w:hAnsiTheme="minorHAnsi"/>
+          <w:sz w:val="22"/>
+          <w:szCs w:val="22"/>
+        </w:rPr>
+        <w:t>, Angular Material, AG Grid, Jest, Jasmine</w:t>
+      </w:r>
+    </w:p>
+    <w:p>
+      <w:pPr>
+        <w:numPr>
+          <w:ilvl w:val="0"/>
+          <w:numId w:val="2"/>
+        </w:numPr>
+      </w:pPr>
+      <w:r>
+        <w:rPr>
+          <w:rFonts w:asciiTheme="minorHAnsi" w:hAnsiTheme="minorHAnsi"/>
+          <w:sz w:val="22"/>
+          <w:szCs w:val="22"/>
+        </w:rPr>
+        <w:t>Backend: ASP.</w:t>
+      </w:r>
+      <w:r>
+        <w:rPr>
+          <w:rFonts w:asciiTheme="minorHAnsi" w:hAnsiTheme="minorHAnsi"/>
           <w:sz w:val="22"/>
           <w:szCs w:val="22"/>
         </w:rPr>
@@ -283,13 +370,134 @@
       </w:r>
       <w:r>
         <w:rPr>
-          <w:rFonts w:asciiTheme="majorHAnsi" w:hAnsiTheme="majorHAnsi" w:cstheme="majorHAnsi"/>
-          <w:bCs/>
-          <w:color w:val="auto"/>
-          <w:sz w:val="22"/>
-          <w:szCs w:val="22"/>
-        </w:rPr>
-        <w:t>, Angular, TypeScript, REST APIs, Azure, and modern frontend architecture. Proven track record leading engineering teams, modernizing platforms, improving developer productivity, and delivering customer-focused solutions in fast-paced environments.</w:t>
+          <w:rFonts w:asciiTheme="minorHAnsi" w:hAnsiTheme="minorHAnsi"/>
+          <w:sz w:val="22"/>
+          <w:szCs w:val="22"/>
+        </w:rPr>
+        <w:t xml:space="preserve"> Core, REST APIs, </w:t>
+      </w:r>
+      <w:proofErr w:type="spellStart"/>
+      <w:r>
+        <w:rPr>
+          <w:rFonts w:asciiTheme="minorHAnsi" w:hAnsiTheme="minorHAnsi"/>
+          <w:sz w:val="22"/>
+          <w:szCs w:val="22"/>
+        </w:rPr>
+        <w:t>GraphQL</w:t>
+      </w:r>
+      <w:proofErr w:type="spellEnd"/>
+      <w:r>
+        <w:rPr>
+          <w:rFonts w:asciiTheme="minorHAnsi" w:hAnsiTheme="minorHAnsi"/>
+          <w:sz w:val="22"/>
+          <w:szCs w:val="22"/>
+        </w:rPr>
+        <w:t>, Entity Framework, Microservices</w:t>
+      </w:r>
+    </w:p>
+    <w:p>
+      <w:pPr>
+        <w:numPr>
+          <w:ilvl w:val="0"/>
+          <w:numId w:val="2"/>
+        </w:numPr>
+      </w:pPr>
+      <w:r>
+        <w:rPr>
+          <w:rFonts w:asciiTheme="minorHAnsi" w:hAnsiTheme="minorHAnsi"/>
+          <w:sz w:val="22"/>
+          <w:szCs w:val="22"/>
+        </w:rPr>
+        <w:t xml:space="preserve">Cloud &amp; DevOps: </w:t>
+      </w:r>
+      <w:r>
+        <w:t xml:space="preserve">Azure, Azure DevOps, AWS, Docker, Kubernetes, GitHub Actions, Azure Pipelines, Jenkins, </w:t>
+      </w:r>
+      <w:proofErr w:type="spellStart"/>
+      <w:r>
+        <w:t>CircleCI</w:t>
+      </w:r>
+      <w:proofErr w:type="spellEnd"/>
+      <w:r>
+        <w:t xml:space="preserve">, Octopus </w:t>
+      </w:r>
+      <w:proofErr w:type="spellStart"/>
+      <w:r>
+        <w:t>Deploy</w:t>
+      </w:r>
+    </w:p>
+    <w:p>
+      <w:pPr>
+        <w:numPr>
+          <w:ilvl w:val="0"/>
+          <w:numId w:val="2"/>
+        </w:numPr>
+      </w:pPr>
+      <w:r>
+        <w:rPr>
+          <w:rFonts w:asciiTheme="minorHAnsi" w:hAnsiTheme="minorHAnsi"/>
+          <w:sz w:val="22"/>
+          <w:szCs w:val="22"/>
+        </w:rPr>
+        <w:t>Database</w:t>
+      </w:r>
+      <w:proofErr w:type="spellEnd"/>
+      <w:r>
+        <w:rPr>
+          <w:rFonts w:asciiTheme="minorHAnsi" w:hAnsiTheme="minorHAnsi"/>
+          <w:sz w:val="22"/>
+          <w:szCs w:val="22"/>
+        </w:rPr>
+        <w:t>s: SQL Server, PostgreSQL, MongoDB, Oracle, Azure SQL</w:t>
+      </w:r>
+    </w:p>
+    <w:p>
+      <w:pPr>
+        <w:numPr>
+          <w:ilvl w:val="0"/>
+          <w:numId w:val="2"/>
+        </w:numPr>
+      </w:pPr>
+      <w:r>
+        <w:rPr>
+          <w:rFonts w:asciiTheme="minorHAnsi" w:hAnsiTheme="minorHAnsi"/>
+          <w:sz w:val="22"/>
+          <w:szCs w:val="22"/>
+        </w:rPr>
+        <w:t>Architecture: SPA/PWA, Microservices, CI/CD, API Design, Distributed</w:t>
+      </w:r>
+      <w:r>
+        <w:rPr>
+          <w:rFonts w:asciiTheme="minorHAnsi" w:hAnsiTheme="minorHAnsi"/>
+          <w:sz w:val="22"/>
+          <w:szCs w:val="22"/>
+        </w:rPr>
+        <w:t xml:space="preserve">, </w:t>
+      </w:r>
+      <w:r>
+        <w:t>Event-</w:t>
+      </w:r>
+      <w:r>
+        <w:t>D</w:t>
+      </w:r>
+      <w:r>
+        <w:t>riven architecture</w:t>
+      </w:r>
+    </w:p>
+    <w:p>
+      <w:pPr>
+        <w:numPr>
+          <w:ilvl w:val="0"/>
+          <w:numId w:val="2"/>
+        </w:numPr>
+      </w:pPr>
+      <w:r>
+        <w:rPr>
+          <w:rFonts w:asciiTheme="minorHAnsi" w:hAnsiTheme="minorHAnsi"/>
+          <w:sz w:val="22"/>
+          <w:szCs w:val="22"/>
+        </w:rPr>
+        <w:t>Security: OAuth, OpenID Connect, SSO</w:t>
       </w:r>
     </w:p>
     <w:p>
@@ -312,234 +520,6 @@
           <w:rFonts w:asciiTheme="majorHAnsi" w:hAnsiTheme="majorHAnsi" w:cstheme="majorHAnsi"/>
           <w:color w:val="1155CC"/>
         </w:rPr>
-        <w:t>Technologies and Languages</w:t>
-      </w:r>
-    </w:p>
-    <w:p>
-      <w:pPr>
-        <w:numPr>
-          <w:ilvl w:val="0"/>
-          <w:numId w:val="2"/>
-        </w:numPr>
-      </w:pPr>
-      <w:r>
-        <w:rPr>
-          <w:rFonts w:asciiTheme="minorHAnsi" w:hAnsiTheme="minorHAnsi"/>
-          <w:sz w:val="22"/>
-          <w:szCs w:val="22"/>
-        </w:rPr>
-        <w:t>Languages: C#, TypeScript, JavaScript, SQL, HTML5, CSS3</w:t>
-      </w:r>
-    </w:p>
-    <w:p>
-      <w:pPr>
-        <w:numPr>
-          <w:ilvl w:val="0"/>
-          <w:numId w:val="2"/>
-        </w:numPr>
-      </w:pPr>
-      <w:r>
-        <w:rPr>
-          <w:rFonts w:asciiTheme="minorHAnsi" w:hAnsiTheme="minorHAnsi"/>
-          <w:sz w:val="22"/>
-          <w:szCs w:val="22"/>
-        </w:rPr>
-        <w:t xml:space="preserve">Frontend: Angular, React, </w:t>
-      </w:r>
-      <w:proofErr w:type="spellStart"/>
-      <w:r>
-        <w:rPr>
-          <w:rFonts w:asciiTheme="minorHAnsi" w:hAnsiTheme="minorHAnsi"/>
-          <w:sz w:val="22"/>
-          <w:szCs w:val="22"/>
-        </w:rPr>
-        <w:t>RxJS</w:t>
-      </w:r>
-      <w:proofErr w:type="spellEnd"/>
-      <w:r>
-        <w:rPr>
-          <w:rFonts w:asciiTheme="minorHAnsi" w:hAnsiTheme="minorHAnsi"/>
-          <w:sz w:val="22"/>
-          <w:szCs w:val="22"/>
-        </w:rPr>
-        <w:t>, Angular Material, AG Grid, Jest, Jasmine</w:t>
-      </w:r>
-    </w:p>
-    <w:p>
-      <w:pPr>
-        <w:numPr>
-          <w:ilvl w:val="0"/>
-          <w:numId w:val="2"/>
-        </w:numPr>
-      </w:pPr>
-      <w:r>
-        <w:rPr>
-          <w:rFonts w:asciiTheme="minorHAnsi" w:hAnsiTheme="minorHAnsi"/>
-          <w:sz w:val="22"/>
-          <w:szCs w:val="22"/>
-        </w:rPr>
-        <w:t>Backend: ASP.</w:t>
-      </w:r>
-      <w:r>
-        <w:rPr>
-          <w:rFonts w:asciiTheme="minorHAnsi" w:hAnsiTheme="minorHAnsi"/>
-          <w:sz w:val="22"/>
-          <w:szCs w:val="22"/>
-        </w:rPr>
-        <w:t>Net</w:t>
-      </w:r>
-      <w:r>
-        <w:rPr>
-          <w:rFonts w:asciiTheme="minorHAnsi" w:hAnsiTheme="minorHAnsi"/>
-          <w:sz w:val="22"/>
-          <w:szCs w:val="22"/>
-        </w:rPr>
-        <w:t xml:space="preserve"> Core, REST APIs, </w:t>
-      </w:r>
-      <w:proofErr w:type="spellStart"/>
-      <w:r>
-        <w:rPr>
-          <w:rFonts w:asciiTheme="minorHAnsi" w:hAnsiTheme="minorHAnsi"/>
-          <w:sz w:val="22"/>
-          <w:szCs w:val="22"/>
-        </w:rPr>
-        <w:t>GraphQL</w:t>
-      </w:r>
-      <w:proofErr w:type="spellEnd"/>
-      <w:r>
-        <w:rPr>
-          <w:rFonts w:asciiTheme="minorHAnsi" w:hAnsiTheme="minorHAnsi"/>
-          <w:sz w:val="22"/>
-          <w:szCs w:val="22"/>
-        </w:rPr>
-        <w:t>, Entity Framework, Microservices</w:t>
-      </w:r>
-    </w:p>
-    <w:p>
-      <w:pPr>
-        <w:numPr>
-          <w:ilvl w:val="0"/>
-          <w:numId w:val="2"/>
-        </w:numPr>
-      </w:pPr>
-      <w:r>
-        <w:rPr>
-          <w:rFonts w:asciiTheme="minorHAnsi" w:hAnsiTheme="minorHAnsi"/>
-          <w:sz w:val="22"/>
-          <w:szCs w:val="22"/>
-        </w:rPr>
-        <w:t xml:space="preserve">Cloud &amp; DevOps: </w:t>
-      </w:r>
-      <w:r>
-        <w:t xml:space="preserve">Azure, Azure DevOps, AWS, Docker, Kubernetes, GitHub Actions, Azure Pipelines, Jenkins, </w:t>
-      </w:r>
-      <w:proofErr w:type="spellStart"/>
-      <w:r>
-        <w:t>CircleCI</w:t>
-      </w:r>
-      <w:proofErr w:type="spellEnd"/>
-      <w:r>
-        <w:t xml:space="preserve">, Octopus </w:t>
-      </w:r>
-      <w:proofErr w:type="spellStart"/>
-      <w:r>
-        <w:t>Deploy</w:t>
-      </w:r>
-    </w:p>
-    <w:p>
-      <w:pPr>
-        <w:numPr>
-          <w:ilvl w:val="0"/>
-          <w:numId w:val="2"/>
-        </w:numPr>
-      </w:pPr>
-      <w:r>
-        <w:rPr>
-          <w:rFonts w:asciiTheme="minorHAnsi" w:hAnsiTheme="minorHAnsi"/>
-          <w:sz w:val="22"/>
-          <w:szCs w:val="22"/>
-        </w:rPr>
-        <w:t>Database</w:t>
-      </w:r>
-      <w:proofErr w:type="spellEnd"/>
-      <w:r>
-        <w:rPr>
-          <w:rFonts w:asciiTheme="minorHAnsi" w:hAnsiTheme="minorHAnsi"/>
-          <w:sz w:val="22"/>
-          <w:szCs w:val="22"/>
-        </w:rPr>
-        <w:t>s: SQL Server, PostgreSQL, MongoDB, Oracle, Azure SQL</w:t>
-      </w:r>
-    </w:p>
-    <w:p>
-      <w:pPr>
-        <w:numPr>
-          <w:ilvl w:val="0"/>
-          <w:numId w:val="2"/>
-        </w:numPr>
-      </w:pPr>
-      <w:r>
-        <w:rPr>
-          <w:rFonts w:asciiTheme="minorHAnsi" w:hAnsiTheme="minorHAnsi"/>
-          <w:sz w:val="22"/>
-          <w:szCs w:val="22"/>
-        </w:rPr>
-        <w:t>Architecture: SPA/PWA, Microservices, CI/CD, API Design, Distributed</w:t>
-      </w:r>
-      <w:r>
-        <w:rPr>
-          <w:rFonts w:asciiTheme="minorHAnsi" w:hAnsiTheme="minorHAnsi"/>
-          <w:sz w:val="22"/>
-          <w:szCs w:val="22"/>
-        </w:rPr>
-        <w:t xml:space="preserve">, </w:t>
-      </w:r>
-      <w:r>
-        <w:t>Event-</w:t>
-      </w:r>
-      <w:r>
-        <w:t>D</w:t>
-      </w:r>
-      <w:r>
-        <w:t>riven architecture</w:t>
-      </w:r>
-    </w:p>
-    <w:p>
-      <w:pPr>
-        <w:numPr>
-          <w:ilvl w:val="0"/>
-          <w:numId w:val="2"/>
-        </w:numPr>
-      </w:pPr>
-      <w:r>
-        <w:rPr>
-          <w:rFonts w:asciiTheme="minorHAnsi" w:hAnsiTheme="minorHAnsi"/>
-          <w:sz w:val="22"/>
-          <w:szCs w:val="22"/>
-        </w:rPr>
-        <w:t>Security: OAuth, OpenID Connect, SSO</w:t>
-      </w:r>
-    </w:p>
-    <w:p>
-      <w:pPr>
-        <w:pStyle w:val="Heading2"/>
-        <w:pBdr>
-          <w:top w:val="nil"/>
-          <w:left w:val="nil"/>
-          <w:bottom w:val="single" w:sz="8" w:space="2" w:color="1155CC"/>
-          <w:right w:val="nil"/>
-          <w:between w:val="nil"/>
-        </w:pBdr>
-        <w:rPr>
-          <w:rFonts w:asciiTheme="majorHAnsi" w:hAnsiTheme="majorHAnsi" w:cstheme="majorHAnsi"/>
-          <w:color w:val="1155CC"/>
-        </w:rPr>
-      </w:pPr>
-      <w:r>
-        <w:rPr>
-          <w:rFonts w:asciiTheme="majorHAnsi" w:hAnsiTheme="majorHAnsi" w:cstheme="majorHAnsi"/>
-          <w:color w:val="1155CC"/>
-        </w:rPr>
         <w:t>Work Experience</w:t>
       </w:r>
     </w:p>
@@ -1279,8 +1259,7 @@
           <w:sz w:val="22"/>
           <w:szCs w:val="22"/>
         </w:rPr>
-        <w:lastRenderedPageBreak/>
-        <w:t>· Integrated Azure Service Bus into a microservices architecture, improving system communication and scalability.</w:t>
+        <w:t>Integrated Azure Service Bus into a microservices architecture, improving system communication and scalability.</w:t>
       </w:r>
     </w:p>
     <w:p>

--- a/documents/Michael Wester.docx
+++ b/documents/Michael Wester.docx
@@ -168,7 +168,21 @@
                   <w:rStyle w:val="Hyperlink"/>
                   <w:rFonts w:asciiTheme="majorHAnsi" w:hAnsiTheme="majorHAnsi" w:cstheme="majorHAnsi"/>
                 </w:rPr>
-                <w:t>GitHub</w:t>
+                <w:t>GitH</w:t>
+              </w:r>
+              <w:r>
+                <w:rPr>
+                  <w:rStyle w:val="Hyperlink"/>
+                  <w:rFonts w:asciiTheme="majorHAnsi" w:hAnsiTheme="majorHAnsi" w:cstheme="majorHAnsi"/>
+                </w:rPr>
+                <w:t>u</w:t>
+              </w:r>
+              <w:r>
+                <w:rPr>
+                  <w:rStyle w:val="Hyperlink"/>
+                  <w:rFonts w:asciiTheme="majorHAnsi" w:hAnsiTheme="majorHAnsi" w:cstheme="majorHAnsi"/>
+                </w:rPr>
+                <w:t>b</w:t>
               </w:r>
               <w:r>
                 <w:rPr>
@@ -691,7 +705,7 @@
           <w:sz w:val="22"/>
           <w:szCs w:val="22"/>
         </w:rPr>
-        <w:t>· Managed and mentored a team of 3 engineers, improving delivery consistency and code quality through code reviews, engineering standards, and collaboration with Product Owners on delivery expectations.</w:t>
+        <w:t>Managed and mentored a team of 3 engineers, improving delivery consistency and code quality through code reviews, engineering standards, and collaboration with Product Owners on delivery expectations.</w:t>
       </w:r>
     </w:p>
     <w:p>
@@ -2059,6 +2073,14 @@
           <w:szCs w:val="22"/>
         </w:rPr>
         <w:t>Led development efforts to separate core applications to introduce new products</w:t>
+      </w:r>
+      <w:r>
+        <w:rPr>
+          <w:rFonts w:asciiTheme="majorHAnsi" w:hAnsiTheme="majorHAnsi" w:cstheme="majorHAnsi"/>
+          <w:sz w:val="22"/>
+          <w:szCs w:val="22"/>
+        </w:rPr>
+        <w:t>.</w:t>
       </w:r>
     </w:p>
     <w:p>
@@ -4374,6 +4396,18 @@
       <w:contextualSpacing/>
     </w:pPr>
   </w:style>
+  <w:style w:type="character" w:styleId="FollowedHyperlink">
+    <w:name w:val="FollowedHyperlink"/>
+    <w:basedOn w:val="DefaultParagraphFont"/>
+    <w:uiPriority w:val="99"/>
+    <w:semiHidden/>
+    <w:unhideWhenUsed/>
+    <w:rsid w:val="005F6062"/>
+    <w:rPr>
+      <w:color w:val="800080" w:themeColor="followedHyperlink"/>
+      <w:u w:val="single"/>
+    </w:rPr>
+  </w:style>
 </w:styles>
 </file>
 

--- a/documents/Michael Wester.docx
+++ b/documents/Michael Wester.docx
@@ -263,7 +263,7 @@
           <w:sz w:val="22"/>
           <w:szCs w:val="22"/>
         </w:rPr>
-        <w:t>applications, microservices, SPAs, and cloud-native platforms. Expertise in C#, ASP.</w:t>
+        <w:t xml:space="preserve">applications, microservices, SPAs, and cloud-native platforms. Expertise in C#, </w:t>
       </w:r>
       <w:r>
         <w:rPr>
@@ -273,7 +273,7 @@
           <w:sz w:val="22"/>
           <w:szCs w:val="22"/>
         </w:rPr>
-        <w:t>Net</w:t>
+        <w:t>ASP.NET</w:t>
       </w:r>
       <w:r>
         <w:rPr>
@@ -306,7 +306,7 @@
           <w:rFonts w:asciiTheme="majorHAnsi" w:hAnsiTheme="majorHAnsi" w:cstheme="majorHAnsi"/>
           <w:color w:val="1155CC"/>
         </w:rPr>
-        <w:t>Technologies and Languages</w:t>
+        <w:t>Core Technologies</w:t>
       </w:r>
     </w:p>
     <w:p>
@@ -372,7 +372,7 @@
           <w:sz w:val="22"/>
           <w:szCs w:val="22"/>
         </w:rPr>
-        <w:t>Backend: ASP.</w:t>
+        <w:t xml:space="preserve">Backend: </w:t>
       </w:r>
       <w:r>
         <w:rPr>
@@ -380,7 +380,7 @@
           <w:sz w:val="22"/>
           <w:szCs w:val="22"/>
         </w:rPr>
-        <w:t>Net</w:t>
+        <w:t>ASP.NET</w:t>
       </w:r>
       <w:r>
         <w:rPr>
@@ -433,11 +433,7 @@
       </w:r>
       <w:proofErr w:type="spellEnd"/>
       <w:r>
-        <w:t xml:space="preserve">, Octopus </w:t>
-      </w:r>
-      <w:proofErr w:type="spellStart"/>
-      <w:r>
-        <w:t>Deploy</w:t>
+        <w:t>, Octopus Deploy</w:t>
       </w:r>
     </w:p>
     <w:p>
@@ -453,16 +449,7 @@
           <w:sz w:val="22"/>
           <w:szCs w:val="22"/>
         </w:rPr>
-        <w:t>Database</w:t>
-      </w:r>
-      <w:proofErr w:type="spellEnd"/>
-      <w:r>
-        <w:rPr>
-          <w:rFonts w:asciiTheme="minorHAnsi" w:hAnsiTheme="minorHAnsi"/>
-          <w:sz w:val="22"/>
-          <w:szCs w:val="22"/>
-        </w:rPr>
-        <w:t>s: SQL Server, PostgreSQL, MongoDB, Oracle, Azure SQL</w:t>
+        <w:t>Databases: SQL Server, PostgreSQL, MongoDB, Oracle, Azure SQL</w:t>
       </w:r>
     </w:p>
     <w:p>
@@ -478,7 +465,7 @@
           <w:sz w:val="22"/>
           <w:szCs w:val="22"/>
         </w:rPr>
-        <w:t>Architecture: SPA/PWA, Microservices, CI/CD, API Design, Distributed</w:t>
+        <w:t>Architecture: SPA/PWA, Microservices, CI/CD, API Design, Distributed Systems, Event-Driven Architecture</w:t>
       </w:r>
       <w:r>
         <w:rPr>
@@ -486,16 +473,7 @@
           <w:sz w:val="22"/>
           <w:szCs w:val="22"/>
         </w:rPr>
-        <w:t xml:space="preserve">, </w:t>
-      </w:r>
-      <w:r>
-        <w:t>Event-</w:t>
-      </w:r>
-      <w:r>
-        <w:t>D</w:t>
-      </w:r>
-      <w:r>
-        <w:t>riven architecture</w:t>
+        <w:t xml:space="preserve"> </w:t>
       </w:r>
     </w:p>
     <w:p>
@@ -577,7 +555,14 @@
           <w:rFonts w:asciiTheme="minorHAnsi" w:eastAsia="Calibri" w:hAnsiTheme="minorHAnsi" w:cstheme="minorHAnsi"/>
           <w:bCs/>
         </w:rPr>
-        <w:t>Software Engineering Team Lead</w:t>
+        <w:t>Team Lead</w:t>
+      </w:r>
+      <w:r>
+        <w:rPr>
+          <w:rFonts w:asciiTheme="minorHAnsi" w:eastAsia="Calibri" w:hAnsiTheme="minorHAnsi" w:cstheme="minorHAnsi"/>
+          <w:bCs/>
+        </w:rPr>
+        <w:t xml:space="preserve"> – Full Stack</w:t>
       </w:r>
       <w:r>
         <w:rPr>
@@ -657,6 +642,37 @@
           <w:szCs w:val="22"/>
         </w:rPr>
         <w:tab/>
+      </w:r>
+      <w:r>
+        <w:rPr>
+          <w:rFonts w:asciiTheme="majorHAnsi" w:hAnsiTheme="majorHAnsi" w:cstheme="majorHAnsi"/>
+          <w:sz w:val="22"/>
+          <w:szCs w:val="22"/>
+        </w:rPr>
+        <w:t xml:space="preserve">Remote </w:t>
+      </w:r>
+      <w:r>
+        <w:rPr>
+          <w:rFonts w:asciiTheme="majorHAnsi" w:hAnsiTheme="majorHAnsi" w:cstheme="majorHAnsi"/>
+          <w:sz w:val="22"/>
+          <w:szCs w:val="22"/>
+        </w:rPr>
+        <w:t>|</w:t>
+      </w:r>
+      <w:r>
+        <w:rPr>
+          <w:rFonts w:asciiTheme="majorHAnsi" w:hAnsiTheme="majorHAnsi" w:cstheme="majorHAnsi"/>
+          <w:sz w:val="22"/>
+          <w:szCs w:val="22"/>
+        </w:rPr>
+        <w:t xml:space="preserve"> </w:t>
+      </w:r>
+      <w:r>
+        <w:rPr>
+          <w:rFonts w:asciiTheme="majorHAnsi" w:hAnsiTheme="majorHAnsi" w:cstheme="majorHAnsi"/>
+          <w:sz w:val="22"/>
+          <w:szCs w:val="22"/>
+        </w:rPr>
         <w:t>Milwaukee</w:t>
       </w:r>
       <w:r>
@@ -765,81 +781,15 @@
           <w:sz w:val="22"/>
           <w:szCs w:val="22"/>
         </w:rPr>
-        <w:t>Implementation</w:t>
-      </w:r>
-      <w:r>
-        <w:rPr>
-          <w:rFonts w:asciiTheme="majorHAnsi" w:hAnsiTheme="majorHAnsi" w:cstheme="majorHAnsi"/>
-          <w:sz w:val="22"/>
-          <w:szCs w:val="22"/>
-        </w:rPr>
-        <w:t>, m</w:t>
-      </w:r>
-      <w:r>
-        <w:rPr>
-          <w:rFonts w:asciiTheme="majorHAnsi" w:hAnsiTheme="majorHAnsi" w:cstheme="majorHAnsi"/>
-          <w:sz w:val="22"/>
-          <w:szCs w:val="22"/>
-        </w:rPr>
-        <w:t>odification</w:t>
-      </w:r>
-      <w:r>
-        <w:rPr>
-          <w:rFonts w:asciiTheme="majorHAnsi" w:hAnsiTheme="majorHAnsi" w:cstheme="majorHAnsi"/>
-          <w:sz w:val="22"/>
-          <w:szCs w:val="22"/>
-        </w:rPr>
-        <w:t xml:space="preserve"> and maintenance</w:t>
-      </w:r>
-      <w:r>
-        <w:rPr>
-          <w:rFonts w:asciiTheme="majorHAnsi" w:hAnsiTheme="majorHAnsi" w:cstheme="majorHAnsi"/>
-          <w:sz w:val="22"/>
-          <w:szCs w:val="22"/>
-        </w:rPr>
-        <w:t xml:space="preserve"> of </w:t>
-      </w:r>
-      <w:proofErr w:type="spellStart"/>
-      <w:r>
-        <w:rPr>
-          <w:rFonts w:asciiTheme="majorHAnsi" w:hAnsiTheme="majorHAnsi" w:cstheme="majorHAnsi"/>
-          <w:sz w:val="22"/>
-          <w:szCs w:val="22"/>
-        </w:rPr>
-        <w:t>REST</w:t>
-      </w:r>
-      <w:r>
-        <w:rPr>
-          <w:rFonts w:asciiTheme="majorHAnsi" w:hAnsiTheme="majorHAnsi" w:cstheme="majorHAnsi"/>
-          <w:sz w:val="22"/>
-          <w:szCs w:val="22"/>
-        </w:rPr>
-        <w:t>fAF</w:t>
-      </w:r>
-      <w:r>
-        <w:rPr>
-          <w:rFonts w:asciiTheme="majorHAnsi" w:hAnsiTheme="majorHAnsi" w:cstheme="majorHAnsi"/>
-          <w:sz w:val="22"/>
-          <w:szCs w:val="22"/>
-        </w:rPr>
-        <w:t>ul</w:t>
-      </w:r>
-      <w:proofErr w:type="spellEnd"/>
-      <w:r>
-        <w:rPr>
-          <w:rFonts w:asciiTheme="majorHAnsi" w:hAnsiTheme="majorHAnsi" w:cstheme="majorHAnsi"/>
-          <w:sz w:val="22"/>
-          <w:szCs w:val="22"/>
-        </w:rPr>
-        <w:t xml:space="preserve"> APIs</w:t>
-      </w:r>
-      <w:r>
-        <w:rPr>
-          <w:rFonts w:asciiTheme="majorHAnsi" w:hAnsiTheme="majorHAnsi" w:cstheme="majorHAnsi"/>
-          <w:sz w:val="22"/>
-          <w:szCs w:val="22"/>
-        </w:rPr>
-        <w:t xml:space="preserve"> to integrate new access control changes.</w:t>
+        <w:t>Enhanced and maintained RESTful APIs to support evolving access control and authorization requirements.</w:t>
+      </w:r>
+      <w:r>
+        <w:rPr>
+          <w:rFonts w:asciiTheme="majorHAnsi" w:hAnsiTheme="majorHAnsi" w:cstheme="majorHAnsi"/>
+          <w:sz w:val="22"/>
+          <w:szCs w:val="22"/>
+        </w:rPr>
+        <w:t xml:space="preserve"> </w:t>
       </w:r>
     </w:p>
     <w:p>
@@ -917,6 +867,13 @@
       </w:r>
       <w:r>
         <w:rPr>
+          <w:rFonts w:asciiTheme="minorHAnsi" w:eastAsia="Calibri" w:hAnsiTheme="minorHAnsi" w:cstheme="minorHAnsi"/>
+          <w:bCs/>
+        </w:rPr>
+        <w:t xml:space="preserve"> – Full Stack</w:t>
+      </w:r>
+      <w:r>
+        <w:rPr>
           <w:rFonts w:asciiTheme="majorHAnsi" w:hAnsiTheme="majorHAnsi" w:cstheme="majorHAnsi"/>
           <w:b/>
         </w:rPr>
@@ -993,6 +950,30 @@
           <w:sz w:val="22"/>
           <w:szCs w:val="22"/>
         </w:rPr>
+        <w:t xml:space="preserve">Remote </w:t>
+      </w:r>
+      <w:r>
+        <w:rPr>
+          <w:rFonts w:asciiTheme="majorHAnsi" w:hAnsiTheme="majorHAnsi" w:cstheme="majorHAnsi"/>
+          <w:sz w:val="22"/>
+          <w:szCs w:val="22"/>
+        </w:rPr>
+        <w:t>|</w:t>
+      </w:r>
+      <w:r>
+        <w:rPr>
+          <w:rFonts w:asciiTheme="majorHAnsi" w:hAnsiTheme="majorHAnsi" w:cstheme="majorHAnsi"/>
+          <w:sz w:val="22"/>
+          <w:szCs w:val="22"/>
+        </w:rPr>
+        <w:t xml:space="preserve"> </w:t>
+      </w:r>
+      <w:r>
+        <w:rPr>
+          <w:rFonts w:asciiTheme="majorHAnsi" w:hAnsiTheme="majorHAnsi" w:cstheme="majorHAnsi"/>
+          <w:sz w:val="22"/>
+          <w:szCs w:val="22"/>
+        </w:rPr>
         <w:t>Milwaukee, WI</w:t>
       </w:r>
     </w:p>
@@ -1153,6 +1134,13 @@
           <w:bCs/>
         </w:rPr>
         <w:t>Senior Software Engineer</w:t>
+      </w:r>
+      <w:r>
+        <w:rPr>
+          <w:rFonts w:asciiTheme="minorHAnsi" w:eastAsia="Calibri" w:hAnsiTheme="minorHAnsi" w:cstheme="minorHAnsi"/>
+          <w:bCs/>
+        </w:rPr>
+        <w:t xml:space="preserve"> – Full Stack</w:t>
       </w:r>
       <w:r>
         <w:rPr>
@@ -1378,6 +1366,13 @@
       </w:r>
       <w:r>
         <w:rPr>
+          <w:rFonts w:asciiTheme="minorHAnsi" w:eastAsia="Calibri" w:hAnsiTheme="minorHAnsi" w:cstheme="minorHAnsi"/>
+          <w:bCs/>
+        </w:rPr>
+        <w:t xml:space="preserve"> – Full Stack</w:t>
+      </w:r>
+      <w:r>
+        <w:rPr>
           <w:rFonts w:asciiTheme="majorHAnsi" w:hAnsiTheme="majorHAnsi" w:cstheme="majorHAnsi"/>
           <w:b/>
         </w:rPr>
@@ -1600,15 +1595,15 @@
           <w:sz w:val="22"/>
           <w:szCs w:val="22"/>
         </w:rPr>
-        <w:t>Modernized legacy applications by replacing unsupported VB6 and Flash components with C# ASP.</w:t>
-      </w:r>
-      <w:r>
-        <w:rPr>
-          <w:rFonts w:asciiTheme="majorHAnsi" w:hAnsiTheme="majorHAnsi" w:cstheme="majorHAnsi"/>
-          <w:sz w:val="22"/>
-          <w:szCs w:val="22"/>
-        </w:rPr>
-        <w:t>Net</w:t>
+        <w:t xml:space="preserve">Modernized legacy applications by replacing unsupported VB6 and Flash components with C# </w:t>
+      </w:r>
+      <w:r>
+        <w:rPr>
+          <w:rFonts w:asciiTheme="majorHAnsi" w:hAnsiTheme="majorHAnsi" w:cstheme="majorHAnsi"/>
+          <w:sz w:val="22"/>
+          <w:szCs w:val="22"/>
+        </w:rPr>
+        <w:t>ASP.NET</w:t>
       </w:r>
       <w:r>
         <w:rPr>
@@ -1849,11 +1844,12 @@
           <w:sz w:val="22"/>
           <w:szCs w:val="22"/>
         </w:rPr>
-        <w:t>Worked cross team to introduce customer specific enhancements to the core product.</w:t>
-      </w:r>
-    </w:p>
-    <w:p>
-      <w:pPr>
+        <w:t>Collaborated across engineering teams to deliver customer-specific enhancements while maintaining core platform stability.</w:t>
+      </w:r>
+    </w:p>
+    <w:p>
+      <w:pPr>
+        <w:pStyle w:val="ListParagraph"/>
         <w:tabs>
           <w:tab w:val="left" w:pos="720"/>
           <w:tab w:val="left" w:pos="1440"/>
@@ -1889,6 +1885,13 @@
           <w:bCs/>
         </w:rPr>
         <w:t>Software Developer</w:t>
+      </w:r>
+      <w:r>
+        <w:rPr>
+          <w:rFonts w:asciiTheme="minorHAnsi" w:eastAsia="Calibri" w:hAnsiTheme="minorHAnsi" w:cstheme="minorHAnsi"/>
+          <w:bCs/>
+        </w:rPr>
+        <w:t xml:space="preserve"> – Full Stack</w:t>
       </w:r>
       <w:r>
         <w:rPr>
@@ -2010,7 +2013,15 @@
           <w:sz w:val="22"/>
           <w:szCs w:val="22"/>
         </w:rPr>
-        <w:t>Developed Entity Framework RESTful APIs to facilitate seamless integration ensuring data interoperability.</w:t>
+        <w:t>Developed RESTful APIs using Entity Framework to support system integrations and improve data interoperability.</w:t>
+      </w:r>
+      <w:r>
+        <w:rPr>
+          <w:rFonts w:asciiTheme="majorHAnsi" w:hAnsiTheme="majorHAnsi" w:cstheme="majorHAnsi"/>
+          <w:sz w:val="22"/>
+          <w:szCs w:val="22"/>
+        </w:rPr>
+        <w:t xml:space="preserve"> </w:t>
       </w:r>
     </w:p>
     <w:p>
@@ -2197,7 +2208,81 @@
           <w:sz w:val="22"/>
           <w:szCs w:val="22"/>
         </w:rPr>
-        <w:t>Milwaukee, WI</w:t>
+        <w:t xml:space="preserve">Milwaukee, </w:t>
+      </w:r>
+      <w:proofErr w:type="gramStart"/>
+      <w:r>
+        <w:rPr>
+          <w:rFonts w:asciiTheme="majorHAnsi" w:hAnsiTheme="majorHAnsi" w:cstheme="majorHAnsi"/>
+          <w:sz w:val="22"/>
+          <w:szCs w:val="22"/>
+        </w:rPr>
+        <w:t>WI</w:t>
+      </w:r>
+      <w:r>
+        <w:rPr>
+          <w:rFonts w:asciiTheme="majorHAnsi" w:hAnsiTheme="majorHAnsi" w:cstheme="majorHAnsi"/>
+          <w:sz w:val="22"/>
+          <w:szCs w:val="22"/>
+        </w:rPr>
+        <w:t xml:space="preserve"> </w:t>
+      </w:r>
+      <w:r>
+        <w:rPr>
+          <w:rFonts w:asciiTheme="majorHAnsi" w:hAnsiTheme="majorHAnsi" w:cstheme="majorHAnsi"/>
+          <w:sz w:val="22"/>
+          <w:szCs w:val="22"/>
+        </w:rPr>
+        <w:t xml:space="preserve"> </w:t>
+      </w:r>
+      <w:r>
+        <w:rPr>
+          <w:rFonts w:asciiTheme="majorHAnsi" w:hAnsiTheme="majorHAnsi" w:cstheme="majorHAnsi"/>
+          <w:sz w:val="22"/>
+          <w:szCs w:val="22"/>
+        </w:rPr>
+        <w:t>/</w:t>
+      </w:r>
+      <w:proofErr w:type="gramEnd"/>
+      <w:r>
+        <w:rPr>
+          <w:rFonts w:asciiTheme="majorHAnsi" w:hAnsiTheme="majorHAnsi" w:cstheme="majorHAnsi"/>
+          <w:sz w:val="22"/>
+          <w:szCs w:val="22"/>
+        </w:rPr>
+        <w:t xml:space="preserve"> </w:t>
+      </w:r>
+      <w:r>
+        <w:rPr>
+          <w:rFonts w:asciiTheme="majorHAnsi" w:hAnsiTheme="majorHAnsi" w:cstheme="majorHAnsi"/>
+          <w:sz w:val="22"/>
+          <w:szCs w:val="22"/>
+        </w:rPr>
+        <w:t xml:space="preserve"> </w:t>
+      </w:r>
+      <w:r>
+        <w:rPr>
+          <w:rFonts w:asciiTheme="majorHAnsi" w:hAnsiTheme="majorHAnsi" w:cstheme="majorHAnsi"/>
+          <w:sz w:val="22"/>
+          <w:szCs w:val="22"/>
+        </w:rPr>
+        <w:t xml:space="preserve">Remote </w:t>
+      </w:r>
+      <w:r>
+        <w:rPr>
+          <w:rFonts w:asciiTheme="majorHAnsi" w:hAnsiTheme="majorHAnsi" w:cstheme="majorHAnsi"/>
+          <w:sz w:val="22"/>
+          <w:szCs w:val="22"/>
+        </w:rPr>
+        <w:t>|</w:t>
+      </w:r>
+      <w:r>
+        <w:rPr>
+          <w:rFonts w:asciiTheme="majorHAnsi" w:hAnsiTheme="majorHAnsi" w:cstheme="majorHAnsi"/>
+          <w:sz w:val="22"/>
+          <w:szCs w:val="22"/>
+        </w:rPr>
+        <w:t>Denver, CO</w:t>
       </w:r>
     </w:p>
     <w:p>

--- a/documents/Michael Wester.docx
+++ b/documents/Michael Wester.docx
@@ -783,14 +783,6 @@
         </w:rPr>
         <w:t>Enhanced and maintained RESTful APIs to support evolving access control and authorization requirements.</w:t>
       </w:r>
-      <w:r>
-        <w:rPr>
-          <w:rFonts w:asciiTheme="majorHAnsi" w:hAnsiTheme="majorHAnsi" w:cstheme="majorHAnsi"/>
-          <w:sz w:val="22"/>
-          <w:szCs w:val="22"/>
-        </w:rPr>
-        <w:t xml:space="preserve"> </w:t>
-      </w:r>
     </w:p>
     <w:p>
       <w:pPr>
@@ -2015,14 +2007,6 @@
         </w:rPr>
         <w:t>Developed RESTful APIs using Entity Framework to support system integrations and improve data interoperability.</w:t>
       </w:r>
-      <w:r>
-        <w:rPr>
-          <w:rFonts w:asciiTheme="majorHAnsi" w:hAnsiTheme="majorHAnsi" w:cstheme="majorHAnsi"/>
-          <w:sz w:val="22"/>
-          <w:szCs w:val="22"/>
-        </w:rPr>
-        <w:t xml:space="preserve"> </w:t>
-      </w:r>
     </w:p>
     <w:p>
       <w:pPr>
@@ -2275,6 +2259,14 @@
           <w:szCs w:val="22"/>
         </w:rPr>
         <w:t>|</w:t>
+      </w:r>
+      <w:r>
+        <w:rPr>
+          <w:rFonts w:asciiTheme="majorHAnsi" w:hAnsiTheme="majorHAnsi" w:cstheme="majorHAnsi"/>
+          <w:sz w:val="22"/>
+          <w:szCs w:val="22"/>
+        </w:rPr>
+        <w:t xml:space="preserve"> </w:t>
       </w:r>
       <w:r>
         <w:rPr>
@@ -2509,7 +2501,23 @@
           <w:sz w:val="22"/>
           <w:szCs w:val="22"/>
         </w:rPr>
-        <w:t>2006-</w:t>
+        <w:t>200</w:t>
+      </w:r>
+      <w:r>
+        <w:rPr>
+          <w:rFonts w:asciiTheme="majorHAnsi" w:hAnsiTheme="majorHAnsi" w:cstheme="majorHAnsi"/>
+          <w:sz w:val="22"/>
+          <w:szCs w:val="22"/>
+        </w:rPr>
+        <w:t>5</w:t>
+      </w:r>
+      <w:r>
+        <w:rPr>
+          <w:rFonts w:asciiTheme="majorHAnsi" w:hAnsiTheme="majorHAnsi" w:cstheme="majorHAnsi"/>
+          <w:sz w:val="22"/>
+          <w:szCs w:val="22"/>
+        </w:rPr>
+        <w:t>-</w:t>
       </w:r>
       <w:r>
         <w:rPr>

--- a/documents/Michael Wester.docx
+++ b/documents/Michael Wester.docx
@@ -5,14 +5,14 @@
     <w:tbl>
       <w:tblPr>
         <w:tblStyle w:val="a"/>
-        <w:tblW w:w="10215" w:type="dxa"/>
+        <w:tblW w:w="10890" w:type="dxa"/>
         <w:tblLayout w:type="fixed"/>
         <w:tblLook w:val="0600" w:firstRow="0" w:lastRow="0" w:firstColumn="0" w:lastColumn="0" w:noHBand="1" w:noVBand="1"/>
       </w:tblPr>
       <w:tblGrid>
         <w:gridCol w:w="2730"/>
         <w:gridCol w:w="4005"/>
-        <w:gridCol w:w="3480"/>
+        <w:gridCol w:w="4155"/>
       </w:tblGrid>
       <w:tr>
         <w:trPr>
@@ -73,6 +73,28 @@
                 <w:t>mpwester@gmail.com</w:t>
               </w:r>
             </w:hyperlink>
+            <w:r>
+              <w:rPr>
+                <w:rStyle w:val="Hyperlink"/>
+                <w:rFonts w:asciiTheme="majorHAnsi" w:hAnsiTheme="majorHAnsi" w:cstheme="majorHAnsi"/>
+              </w:rPr>
+              <w:br/>
+            </w:r>
+            <w:hyperlink r:id="rId9" w:history="1">
+              <w:r>
+                <w:rPr>
+                  <w:rStyle w:val="Hyperlink"/>
+                </w:rPr>
+                <w:t>Mike-Wester.github.io/</w:t>
+              </w:r>
+            </w:hyperlink>
+            <w:r>
+              <w:rPr>
+                <w:rStyle w:val="Hyperlink"/>
+                <w:rFonts w:asciiTheme="majorHAnsi" w:hAnsiTheme="majorHAnsi" w:cstheme="majorHAnsi"/>
+              </w:rPr>
+              <w:br/>
+            </w:r>
           </w:p>
         </w:tc>
         <w:tc>
@@ -110,7 +132,7 @@
         </w:tc>
         <w:tc>
           <w:tcPr>
-            <w:tcW w:w="3480" w:type="dxa"/>
+            <w:tcW w:w="4155" w:type="dxa"/>
             <w:shd w:val="clear" w:color="auto" w:fill="auto"/>
             <w:tcMar>
               <w:top w:w="100" w:type="dxa"/>
@@ -131,13 +153,20 @@
                 <w:rFonts w:asciiTheme="majorHAnsi" w:hAnsiTheme="majorHAnsi" w:cstheme="majorHAnsi"/>
               </w:rPr>
             </w:pPr>
-            <w:hyperlink r:id="rId9" w:history="1">
+            <w:hyperlink r:id="rId10" w:history="1">
               <w:r>
                 <w:rPr>
                   <w:rStyle w:val="Hyperlink"/>
                   <w:rFonts w:asciiTheme="majorHAnsi" w:hAnsiTheme="majorHAnsi" w:cstheme="majorHAnsi"/>
                 </w:rPr>
-                <w:t>linkedin.com/in/wester-</w:t>
+                <w:t>L</w:t>
+              </w:r>
+              <w:r>
+                <w:rPr>
+                  <w:rStyle w:val="Hyperlink"/>
+                  <w:rFonts w:asciiTheme="majorHAnsi" w:hAnsiTheme="majorHAnsi" w:cstheme="majorHAnsi"/>
+                </w:rPr>
+                <w:t>inkedin.com/in/wester-</w:t>
               </w:r>
               <w:proofErr w:type="spellStart"/>
               <w:r>
@@ -162,27 +191,13 @@
               </w:rPr>
               <w:t xml:space="preserve"> </w:t>
             </w:r>
-            <w:hyperlink r:id="rId10" w:history="1">
+            <w:hyperlink r:id="rId11" w:history="1">
               <w:r>
                 <w:rPr>
                   <w:rStyle w:val="Hyperlink"/>
                   <w:rFonts w:asciiTheme="majorHAnsi" w:hAnsiTheme="majorHAnsi" w:cstheme="majorHAnsi"/>
                 </w:rPr>
-                <w:t>GitH</w:t>
-              </w:r>
-              <w:r>
-                <w:rPr>
-                  <w:rStyle w:val="Hyperlink"/>
-                  <w:rFonts w:asciiTheme="majorHAnsi" w:hAnsiTheme="majorHAnsi" w:cstheme="majorHAnsi"/>
-                </w:rPr>
-                <w:t>u</w:t>
-              </w:r>
-              <w:r>
-                <w:rPr>
-                  <w:rStyle w:val="Hyperlink"/>
-                  <w:rFonts w:asciiTheme="majorHAnsi" w:hAnsiTheme="majorHAnsi" w:cstheme="majorHAnsi"/>
-                </w:rPr>
-                <w:t>b</w:t>
+                <w:t>GitHub</w:t>
               </w:r>
               <w:r>
                 <w:rPr>
@@ -192,6 +207,29 @@
                 <w:t>.com/mike-wester</w:t>
               </w:r>
             </w:hyperlink>
+            <w:r>
+              <w:rPr>
+                <w:rStyle w:val="Hyperlink"/>
+                <w:rFonts w:asciiTheme="majorHAnsi" w:hAnsiTheme="majorHAnsi" w:cstheme="majorHAnsi"/>
+              </w:rPr>
+              <w:br/>
+            </w:r>
+            <w:hyperlink r:id="rId12" w:history="1">
+              <w:r>
+                <w:rPr>
+                  <w:rStyle w:val="Hyperlink"/>
+                </w:rPr>
+                <w:t>Codewars.com/users/</w:t>
+              </w:r>
+              <w:proofErr w:type="spellStart"/>
+              <w:r>
+                <w:rPr>
+                  <w:rStyle w:val="Hyperlink"/>
+                </w:rPr>
+                <w:t>mpwester</w:t>
+              </w:r>
+              <w:proofErr w:type="spellEnd"/>
+            </w:hyperlink>
           </w:p>
         </w:tc>
       </w:tr>
@@ -465,15 +503,7 @@
           <w:sz w:val="22"/>
           <w:szCs w:val="22"/>
         </w:rPr>
-        <w:t>Architecture: SPA/PWA, Microservices, CI/CD, API Design, Distributed Systems, Event-Driven Architecture</w:t>
-      </w:r>
-      <w:r>
-        <w:rPr>
-          <w:rFonts w:asciiTheme="minorHAnsi" w:hAnsiTheme="minorHAnsi"/>
-          <w:sz w:val="22"/>
-          <w:szCs w:val="22"/>
-        </w:rPr>
-        <w:t xml:space="preserve"> </w:t>
+        <w:t xml:space="preserve">Architecture: SPA/PWA, Microservices, CI/CD, API Design, Distributed Systems, Event-Driven Architecture </w:t>
       </w:r>
     </w:p>
     <w:p>
@@ -1307,6 +1337,7 @@
           <w:sz w:val="22"/>
           <w:szCs w:val="22"/>
         </w:rPr>
+        <w:lastRenderedPageBreak/>
         <w:t>Successfully launched the flagship Single Page Application (SPA) built with Angular</w:t>
       </w:r>
       <w:r>
@@ -2531,8 +2562,8 @@
       <w:bookmarkEnd w:id="0"/>
     </w:p>
     <w:sectPr>
-      <w:footerReference w:type="default" r:id="rId11"/>
-      <w:headerReference w:type="first" r:id="rId12"/>
+      <w:footerReference w:type="default" r:id="rId13"/>
+      <w:headerReference w:type="first" r:id="rId14"/>
       <w:pgSz w:w="12240" w:h="15840"/>
       <w:pgMar w:top="720" w:right="720" w:bottom="720" w:left="720" w:header="720" w:footer="0" w:gutter="0"/>
       <w:pgNumType w:start="2"/>
